--- a/template.docx
+++ b/template.docx
@@ -235,29 +235,13 @@
         <w:t xml:space="preserve">                       </w:t>
       </w:r>
       <w:r>
-        <w:t>{{pen</w:t>
-      </w:r>
-      <w:proofErr w:type="gramStart"/>
-      <w:r>
-        <w:t>}}</w:t>
-      </w:r>
-      <w:r>
-        <w:t xml:space="preserve">   </w:t>
-      </w:r>
-      <w:proofErr w:type="gramEnd"/>
-      <w:r>
-        <w:t xml:space="preserve">                                                                                                             </w:t>
-      </w:r>
-      <w:proofErr w:type="gramStart"/>
-      <w:r>
-        <w:t xml:space="preserve">   </w:t>
-      </w:r>
-      <w:r>
-        <w:t>{</w:t>
-      </w:r>
-      <w:proofErr w:type="gramEnd"/>
-      <w:r>
-        <w:t>{semester}}</w:t>
+        <w:t>{{pen}}</w:t>
+      </w:r>
+      <w:r>
+        <w:t xml:space="preserve">                                                                                                                   </w:t>
+      </w:r>
+      <w:r>
+        <w:t>{{semester}}</w:t>
       </w:r>
     </w:p>
     <w:p>
@@ -289,49 +273,41 @@
         <w:t xml:space="preserve">         </w:t>
       </w:r>
       <w:r>
-        <w:t>{{class</w:t>
-      </w:r>
-      <w:proofErr w:type="gramStart"/>
-      <w:r>
-        <w:t>}}</w:t>
+        <w:t>{{class}}</w:t>
+      </w:r>
+      <w:r>
+        <w:t xml:space="preserve">                                                                                                             </w:t>
+      </w:r>
+      <w:r>
+        <w:t xml:space="preserve">     </w:t>
+      </w:r>
+      <w:r>
+        <w:t xml:space="preserve">    </w:t>
+      </w:r>
+      <w:r>
+        <w:t xml:space="preserve"> </w:t>
+      </w:r>
+      <w:r>
+        <w:t xml:space="preserve">  </w:t>
       </w:r>
       <w:r>
         <w:t xml:space="preserve">   </w:t>
       </w:r>
-      <w:proofErr w:type="gramEnd"/>
-      <w:r>
-        <w:t xml:space="preserve">                                                                                                          </w:t>
-      </w:r>
-      <w:r>
-        <w:t xml:space="preserve">       </w:t>
-      </w:r>
-      <w:proofErr w:type="gramStart"/>
-      <w:r>
-        <w:t xml:space="preserve">  </w:t>
-      </w:r>
       <w:r>
         <w:t xml:space="preserve"> </w:t>
       </w:r>
       <w:r>
-        <w:t>{</w:t>
-      </w:r>
-      <w:proofErr w:type="gramEnd"/>
-      <w:r>
-        <w:t>{batch}}</w:t>
+        <w:t>{{batch}}</w:t>
       </w:r>
       <w:r>
         <w:tab/>
-        <w:t xml:space="preserve">                         </w:t>
-      </w:r>
-      <w:r>
-        <w:t xml:space="preserve"> </w:t>
       </w:r>
       <w:proofErr w:type="spellStart"/>
       <w:r>
         <w:rPr>
           <w:rFonts w:ascii="Malgun Gothic" w:eastAsia="Malgun Gothic" w:hAnsi="Malgun Gothic" w:cs="Malgun Gothic" w:hint="eastAsia"/>
         </w:rPr>
-        <w:t>ㅤㅤㅤㅤㅤㅤㅤㅤㅤㅤㅤㅤㅤㅤㅤㅤㅤ</w:t>
+        <w:t>ㅤㅤㅤㅤㅤㅤㅤㅤㅤㅤㅤㅤㅤㅤ</w:t>
       </w:r>
       <w:proofErr w:type="spellEnd"/>
       <w:r>

--- a/template.docx
+++ b/template.docx
@@ -238,7 +238,13 @@
         <w:t>{{pen}}</w:t>
       </w:r>
       <w:r>
-        <w:t xml:space="preserve">                                                                                                                   </w:t>
+        <w:t xml:space="preserve">                                                                                                                 </w:t>
+      </w:r>
+      <w:r>
+        <w:t xml:space="preserve">             </w:t>
+      </w:r>
+      <w:r>
+        <w:t xml:space="preserve">  </w:t>
       </w:r>
       <w:r>
         <w:t>{{semester}}</w:t>
@@ -307,7 +313,19 @@
         <w:rPr>
           <w:rFonts w:ascii="Malgun Gothic" w:eastAsia="Malgun Gothic" w:hAnsi="Malgun Gothic" w:cs="Malgun Gothic" w:hint="eastAsia"/>
         </w:rPr>
-        <w:t>ㅤㅤㅤㅤㅤㅤㅤㅤㅤㅤㅤㅤㅤㅤ</w:t>
+        <w:t>ㅤㅤㅤㅤㅤㅤㅤㅤㅤ</w:t>
+      </w:r>
+      <w:r>
+        <w:rPr>
+          <w:rFonts w:ascii="Malgun Gothic" w:eastAsia="Malgun Gothic" w:hAnsi="Malgun Gothic" w:cs="Malgun Gothic" w:hint="eastAsia"/>
+        </w:rPr>
+        <w:t>ㅤㅤㅤㅤ</w:t>
+      </w:r>
+      <w:r>
+        <w:rPr>
+          <w:rFonts w:ascii="Malgun Gothic" w:eastAsia="Malgun Gothic" w:hAnsi="Malgun Gothic" w:cs="Malgun Gothic" w:hint="eastAsia"/>
+        </w:rPr>
+        <w:t>ㅤㅤㅤㅤㅤ</w:t>
       </w:r>
       <w:proofErr w:type="spellEnd"/>
       <w:r>

--- a/template.docx
+++ b/template.docx
@@ -247,6 +247,9 @@
         <w:t xml:space="preserve">  </w:t>
       </w:r>
       <w:r>
+        <w:t xml:space="preserve">  </w:t>
+      </w:r>
+      <w:r>
         <w:t>{{semester}}</w:t>
       </w:r>
     </w:p>
@@ -255,7 +258,7 @@
         <w:tabs>
           <w:tab w:val="left" w:pos="1613"/>
         </w:tabs>
-        <w:spacing w:before="10" w:line="10" w:lineRule="atLeast"/>
+        <w:spacing w:before="10" w:after="120" w:line="10" w:lineRule="atLeast"/>
       </w:pPr>
       <w:r>
         <w:t xml:space="preserve">                                             </w:t>
@@ -269,7 +272,7 @@
         <w:tabs>
           <w:tab w:val="left" w:pos="1613"/>
         </w:tabs>
-        <w:spacing w:before="10" w:after="80" w:line="276" w:lineRule="auto"/>
+        <w:spacing w:before="10" w:after="120" w:line="360" w:lineRule="auto"/>
         <w:ind w:left="794" w:right="794"/>
         <w:rPr>
           <w:rFonts w:ascii="Malgun Gothic" w:eastAsia="Malgun Gothic" w:hAnsi="Malgun Gothic" w:cs="Malgun Gothic"/>
@@ -331,6 +334,14 @@
       <w:r>
         <w:t>{{titleffffffffffffffffffffffffffffffffffffffffffffffffffffffffffffffffffffffffffffffffffffffffffffffffffffffffffffffffffffffffffffffffffffffffffffffffffffffffffffffffffffffffffffffffffffffffff}}</w:t>
       </w:r>
+    </w:p>
+    <w:p>
+      <w:pPr>
+        <w:tabs>
+          <w:tab w:val="left" w:pos="1613"/>
+        </w:tabs>
+        <w:spacing w:before="10" w:after="80" w:line="696" w:lineRule="auto"/>
+      </w:pPr>
     </w:p>
     <w:p>
       <w:pPr>

--- a/template.docx
+++ b/template.docx
@@ -241,13 +241,7 @@
         <w:t xml:space="preserve">                                                                                                                 </w:t>
       </w:r>
       <w:r>
-        <w:t xml:space="preserve">             </w:t>
-      </w:r>
-      <w:r>
-        <w:t xml:space="preserve">  </w:t>
-      </w:r>
-      <w:r>
-        <w:t xml:space="preserve">  </w:t>
+        <w:t xml:space="preserve">           </w:t>
       </w:r>
       <w:r>
         <w:t>{{semester}}</w:t>
@@ -273,34 +267,40 @@
           <w:tab w:val="left" w:pos="1613"/>
         </w:tabs>
         <w:spacing w:before="10" w:after="120" w:line="360" w:lineRule="auto"/>
-        <w:ind w:left="794" w:right="794"/>
+        <w:ind w:left="737" w:right="737"/>
         <w:rPr>
           <w:rFonts w:ascii="Malgun Gothic" w:eastAsia="Malgun Gothic" w:hAnsi="Malgun Gothic" w:cs="Malgun Gothic"/>
         </w:rPr>
       </w:pPr>
       <w:r>
+        <w:t xml:space="preserve"> </w:t>
+      </w:r>
+      <w:r>
         <w:t xml:space="preserve">         </w:t>
       </w:r>
       <w:r>
         <w:t>{{class}}</w:t>
       </w:r>
       <w:r>
-        <w:t xml:space="preserve">                                                                                                             </w:t>
-      </w:r>
-      <w:r>
-        <w:t xml:space="preserve">     </w:t>
-      </w:r>
-      <w:r>
-        <w:t xml:space="preserve">    </w:t>
+        <w:t xml:space="preserve">                                                                                                          </w:t>
+      </w:r>
+      <w:r>
+        <w:t xml:space="preserve">  </w:t>
+      </w:r>
+      <w:r>
+        <w:t xml:space="preserve">   </w:t>
       </w:r>
       <w:r>
         <w:t xml:space="preserve"> </w:t>
       </w:r>
       <w:r>
-        <w:t xml:space="preserve">  </w:t>
-      </w:r>
-      <w:r>
-        <w:t xml:space="preserve">   </w:t>
+        <w:t xml:space="preserve"> </w:t>
+      </w:r>
+      <w:r>
+        <w:t xml:space="preserve"> </w:t>
+      </w:r>
+      <w:r>
+        <w:t xml:space="preserve"> </w:t>
       </w:r>
       <w:r>
         <w:t xml:space="preserve"> </w:t>
@@ -334,14 +334,6 @@
       <w:r>
         <w:t>{{titleffffffffffffffffffffffffffffffffffffffffffffffffffffffffffffffffffffffffffffffffffffffffffffffffffffffffffffffffffffffffffffffffffffffffffffffffffffffffffffffffffffffffffffffffffffffffff}}</w:t>
       </w:r>
-    </w:p>
-    <w:p>
-      <w:pPr>
-        <w:tabs>
-          <w:tab w:val="left" w:pos="1613"/>
-        </w:tabs>
-        <w:spacing w:before="10" w:after="80" w:line="696" w:lineRule="auto"/>
-      </w:pPr>
     </w:p>
     <w:p>
       <w:pPr>

--- a/template.docx
+++ b/template.docx
@@ -241,7 +241,13 @@
         <w:t xml:space="preserve">                                                                                                                 </w:t>
       </w:r>
       <w:r>
-        <w:t xml:space="preserve">           </w:t>
+        <w:t xml:space="preserve"> </w:t>
+      </w:r>
+      <w:r>
+        <w:t xml:space="preserve">     </w:t>
+      </w:r>
+      <w:r>
+        <w:t xml:space="preserve">          </w:t>
       </w:r>
       <w:r>
         <w:t>{{semester}}</w:t>
@@ -288,7 +294,10 @@
         <w:t xml:space="preserve">  </w:t>
       </w:r>
       <w:r>
-        <w:t xml:space="preserve">   </w:t>
+        <w:t xml:space="preserve">  </w:t>
+      </w:r>
+      <w:r>
+        <w:t xml:space="preserve">          </w:t>
       </w:r>
       <w:r>
         <w:t xml:space="preserve"> </w:t>
@@ -306,6 +315,9 @@
         <w:t xml:space="preserve"> </w:t>
       </w:r>
       <w:r>
+        <w:t xml:space="preserve"> </w:t>
+      </w:r>
+      <w:r>
         <w:t>{{batch}}</w:t>
       </w:r>
       <w:r>
@@ -322,7 +334,19 @@
         <w:rPr>
           <w:rFonts w:ascii="Malgun Gothic" w:eastAsia="Malgun Gothic" w:hAnsi="Malgun Gothic" w:cs="Malgun Gothic" w:hint="eastAsia"/>
         </w:rPr>
-        <w:t>ㅤㅤㅤㅤ</w:t>
+        <w:t>ㅤㅤ</w:t>
+      </w:r>
+      <w:r>
+        <w:rPr>
+          <w:rFonts w:ascii="Malgun Gothic" w:eastAsia="Malgun Gothic" w:hAnsi="Malgun Gothic" w:cs="Malgun Gothic" w:hint="eastAsia"/>
+        </w:rPr>
+        <w:t>ㅤㅤㅤㅤㅤㅤ</w:t>
+      </w:r>
+      <w:r>
+        <w:rPr>
+          <w:rFonts w:ascii="Malgun Gothic" w:eastAsia="Malgun Gothic" w:hAnsi="Malgun Gothic" w:cs="Malgun Gothic" w:hint="eastAsia"/>
+        </w:rPr>
+        <w:t>ㅤㅤ</w:t>
       </w:r>
       <w:r>
         <w:rPr>

--- a/template.docx
+++ b/template.docx
@@ -235,10 +235,18 @@
         <w:t xml:space="preserve">                       </w:t>
       </w:r>
       <w:r>
-        <w:t>{{pen}}</w:t>
-      </w:r>
-      <w:r>
-        <w:t xml:space="preserve">                                                                                                                 </w:t>
+        <w:t>{{pen</w:t>
+      </w:r>
+      <w:proofErr w:type="gramStart"/>
+      <w:r>
+        <w:t>}}</w:t>
+      </w:r>
+      <w:r>
+        <w:t xml:space="preserve">   </w:t>
+      </w:r>
+      <w:proofErr w:type="gramEnd"/>
+      <w:r>
+        <w:t xml:space="preserve">                                                                                                              </w:t>
       </w:r>
       <w:r>
         <w:t xml:space="preserve"> </w:t>
@@ -247,10 +255,21 @@
         <w:t xml:space="preserve">     </w:t>
       </w:r>
       <w:r>
-        <w:t xml:space="preserve">          </w:t>
-      </w:r>
-      <w:r>
-        <w:t>{{semester}}</w:t>
+        <w:t xml:space="preserve"> </w:t>
+      </w:r>
+      <w:r>
+        <w:t xml:space="preserve">       </w:t>
+      </w:r>
+      <w:proofErr w:type="gramStart"/>
+      <w:r>
+        <w:t xml:space="preserve">   </w:t>
+      </w:r>
+      <w:r>
+        <w:t>{</w:t>
+      </w:r>
+      <w:proofErr w:type="gramEnd"/>
+      <w:r>
+        <w:t>{semester}}</w:t>
       </w:r>
     </w:p>
     <w:p>
@@ -285,10 +304,18 @@
         <w:t xml:space="preserve">         </w:t>
       </w:r>
       <w:r>
-        <w:t>{{class}}</w:t>
-      </w:r>
-      <w:r>
-        <w:t xml:space="preserve">                                                                                                          </w:t>
+        <w:t>{{class</w:t>
+      </w:r>
+      <w:proofErr w:type="gramStart"/>
+      <w:r>
+        <w:t>}}</w:t>
+      </w:r>
+      <w:r>
+        <w:t xml:space="preserve">   </w:t>
+      </w:r>
+      <w:proofErr w:type="gramEnd"/>
+      <w:r>
+        <w:t xml:space="preserve">                                                                                                       </w:t>
       </w:r>
       <w:r>
         <w:t xml:space="preserve">  </w:t>
@@ -308,6 +335,7 @@
       <w:r>
         <w:t xml:space="preserve"> </w:t>
       </w:r>
+      <w:proofErr w:type="gramStart"/>
       <w:r>
         <w:t xml:space="preserve"> </w:t>
       </w:r>
@@ -318,7 +346,11 @@
         <w:t xml:space="preserve"> </w:t>
       </w:r>
       <w:r>
-        <w:t>{{batch}}</w:t>
+        <w:t>{</w:t>
+      </w:r>
+      <w:proofErr w:type="gramEnd"/>
+      <w:r>
+        <w:t>{batch}}</w:t>
       </w:r>
       <w:r>
         <w:tab/>
@@ -328,25 +360,13 @@
         <w:rPr>
           <w:rFonts w:ascii="Malgun Gothic" w:eastAsia="Malgun Gothic" w:hAnsi="Malgun Gothic" w:cs="Malgun Gothic" w:hint="eastAsia"/>
         </w:rPr>
-        <w:t>ㅤㅤㅤㅤㅤㅤㅤㅤㅤ</w:t>
+        <w:t>ㅤㅤㅤㅤㅤㅤㅤㅤ</w:t>
       </w:r>
       <w:r>
         <w:rPr>
           <w:rFonts w:ascii="Malgun Gothic" w:eastAsia="Malgun Gothic" w:hAnsi="Malgun Gothic" w:cs="Malgun Gothic" w:hint="eastAsia"/>
         </w:rPr>
-        <w:t>ㅤㅤ</w:t>
-      </w:r>
-      <w:r>
-        <w:rPr>
-          <w:rFonts w:ascii="Malgun Gothic" w:eastAsia="Malgun Gothic" w:hAnsi="Malgun Gothic" w:cs="Malgun Gothic" w:hint="eastAsia"/>
-        </w:rPr>
-        <w:t>ㅤㅤㅤㅤㅤㅤ</w:t>
-      </w:r>
-      <w:r>
-        <w:rPr>
-          <w:rFonts w:ascii="Malgun Gothic" w:eastAsia="Malgun Gothic" w:hAnsi="Malgun Gothic" w:cs="Malgun Gothic" w:hint="eastAsia"/>
-        </w:rPr>
-        <w:t>ㅤㅤ</w:t>
+        <w:t>ㅤ</w:t>
       </w:r>
       <w:r>
         <w:rPr>
@@ -372,7 +392,7 @@
         <w:tabs>
           <w:tab w:val="left" w:pos="7280"/>
         </w:tabs>
-        <w:spacing w:before="10" w:after="200" w:line="720" w:lineRule="auto"/>
+        <w:spacing w:before="480" w:after="720" w:line="720" w:lineRule="auto"/>
       </w:pPr>
       <w:r>
         <w:tab/>
@@ -404,7 +424,7 @@
         <w:tabs>
           <w:tab w:val="left" w:pos="7280"/>
         </w:tabs>
-        <w:spacing w:before="10" w:after="200" w:line="720" w:lineRule="auto"/>
+        <w:spacing w:before="480" w:after="720" w:line="720" w:lineRule="auto"/>
       </w:pPr>
       <w:r>
         <w:t xml:space="preserve">                                    </w:t>

--- a/template.docx
+++ b/template.docx
@@ -235,18 +235,10 @@
         <w:t xml:space="preserve">                       </w:t>
       </w:r>
       <w:r>
-        <w:t>{{pen</w:t>
-      </w:r>
-      <w:proofErr w:type="gramStart"/>
-      <w:r>
-        <w:t>}}</w:t>
-      </w:r>
-      <w:r>
-        <w:t xml:space="preserve">   </w:t>
-      </w:r>
-      <w:proofErr w:type="gramEnd"/>
-      <w:r>
-        <w:t xml:space="preserve">                                                                                                              </w:t>
+        <w:t>{{pen}}</w:t>
+      </w:r>
+      <w:r>
+        <w:t xml:space="preserve">                                                                                                                 </w:t>
       </w:r>
       <w:r>
         <w:t xml:space="preserve"> </w:t>
@@ -258,18 +250,10 @@
         <w:t xml:space="preserve"> </w:t>
       </w:r>
       <w:r>
-        <w:t xml:space="preserve">       </w:t>
-      </w:r>
-      <w:proofErr w:type="gramStart"/>
-      <w:r>
-        <w:t xml:space="preserve">   </w:t>
-      </w:r>
-      <w:r>
-        <w:t>{</w:t>
-      </w:r>
-      <w:proofErr w:type="gramEnd"/>
-      <w:r>
-        <w:t>{semester}}</w:t>
+        <w:t xml:space="preserve">          </w:t>
+      </w:r>
+      <w:r>
+        <w:t>{{semester}}</w:t>
       </w:r>
     </w:p>
     <w:p>
@@ -304,18 +288,10 @@
         <w:t xml:space="preserve">         </w:t>
       </w:r>
       <w:r>
-        <w:t>{{class</w:t>
-      </w:r>
-      <w:proofErr w:type="gramStart"/>
-      <w:r>
-        <w:t>}}</w:t>
-      </w:r>
-      <w:r>
-        <w:t xml:space="preserve">   </w:t>
-      </w:r>
-      <w:proofErr w:type="gramEnd"/>
-      <w:r>
-        <w:t xml:space="preserve">                                                                                                       </w:t>
+        <w:t>{{class}}</w:t>
+      </w:r>
+      <w:r>
+        <w:t xml:space="preserve">                                                                                                          </w:t>
       </w:r>
       <w:r>
         <w:t xml:space="preserve">  </w:t>
@@ -335,7 +311,6 @@
       <w:r>
         <w:t xml:space="preserve"> </w:t>
       </w:r>
-      <w:proofErr w:type="gramStart"/>
       <w:r>
         <w:t xml:space="preserve"> </w:t>
       </w:r>
@@ -346,11 +321,7 @@
         <w:t xml:space="preserve"> </w:t>
       </w:r>
       <w:r>
-        <w:t>{</w:t>
-      </w:r>
-      <w:proofErr w:type="gramEnd"/>
-      <w:r>
-        <w:t>{batch}}</w:t>
+        <w:t>{{batch}}</w:t>
       </w:r>
       <w:r>
         <w:tab/>
@@ -372,7 +343,19 @@
         <w:rPr>
           <w:rFonts w:ascii="Malgun Gothic" w:eastAsia="Malgun Gothic" w:hAnsi="Malgun Gothic" w:cs="Malgun Gothic" w:hint="eastAsia"/>
         </w:rPr>
-        <w:t>ㅤㅤㅤㅤㅤ</w:t>
+        <w:t>ㅤ</w:t>
+      </w:r>
+      <w:r>
+        <w:rPr>
+          <w:rFonts w:ascii="Malgun Gothic" w:eastAsia="Malgun Gothic" w:hAnsi="Malgun Gothic" w:cs="Malgun Gothic" w:hint="eastAsia"/>
+        </w:rPr>
+        <w:t>ㅤㅤㅤ</w:t>
+      </w:r>
+      <w:r>
+        <w:rPr>
+          <w:rFonts w:ascii="Malgun Gothic" w:eastAsia="Malgun Gothic" w:hAnsi="Malgun Gothic" w:cs="Malgun Gothic" w:hint="eastAsia"/>
+        </w:rPr>
+        <w:t>ㅤㅤㅤㅤ</w:t>
       </w:r>
       <w:proofErr w:type="spellEnd"/>
       <w:r>
@@ -392,7 +375,7 @@
         <w:tabs>
           <w:tab w:val="left" w:pos="7280"/>
         </w:tabs>
-        <w:spacing w:before="480" w:after="720" w:line="720" w:lineRule="auto"/>
+        <w:spacing w:before="360" w:after="720" w:line="720" w:lineRule="auto"/>
       </w:pPr>
       <w:r>
         <w:tab/>
@@ -411,9 +394,6 @@
       <w:proofErr w:type="spellEnd"/>
       <w:r>
         <w:t>}}</w:t>
-      </w:r>
-      <w:r>
-        <w:br/>
       </w:r>
       <w:r>
         <w:br/>

--- a/template.docx
+++ b/template.docx
@@ -235,10 +235,18 @@
         <w:t xml:space="preserve">                       </w:t>
       </w:r>
       <w:r>
-        <w:t>{{pen}}</w:t>
-      </w:r>
-      <w:r>
-        <w:t xml:space="preserve">                                                                                                                 </w:t>
+        <w:t>{{pen</w:t>
+      </w:r>
+      <w:proofErr w:type="gramStart"/>
+      <w:r>
+        <w:t>}}</w:t>
+      </w:r>
+      <w:r>
+        <w:t xml:space="preserve">   </w:t>
+      </w:r>
+      <w:proofErr w:type="gramEnd"/>
+      <w:r>
+        <w:t xml:space="preserve">                                                                                                              </w:t>
       </w:r>
       <w:r>
         <w:t xml:space="preserve"> </w:t>
@@ -250,10 +258,18 @@
         <w:t xml:space="preserve"> </w:t>
       </w:r>
       <w:r>
-        <w:t xml:space="preserve">          </w:t>
-      </w:r>
-      <w:r>
-        <w:t>{{semester}}</w:t>
+        <w:t xml:space="preserve">       </w:t>
+      </w:r>
+      <w:proofErr w:type="gramStart"/>
+      <w:r>
+        <w:t xml:space="preserve">   </w:t>
+      </w:r>
+      <w:r>
+        <w:t>{</w:t>
+      </w:r>
+      <w:proofErr w:type="gramEnd"/>
+      <w:r>
+        <w:t>{semester}}</w:t>
       </w:r>
     </w:p>
     <w:p>
@@ -288,10 +304,18 @@
         <w:t xml:space="preserve">         </w:t>
       </w:r>
       <w:r>
-        <w:t>{{class}}</w:t>
-      </w:r>
-      <w:r>
-        <w:t xml:space="preserve">                                                                                                          </w:t>
+        <w:t>{{class</w:t>
+      </w:r>
+      <w:proofErr w:type="gramStart"/>
+      <w:r>
+        <w:t>}}</w:t>
+      </w:r>
+      <w:r>
+        <w:t xml:space="preserve">   </w:t>
+      </w:r>
+      <w:proofErr w:type="gramEnd"/>
+      <w:r>
+        <w:t xml:space="preserve">                                                                                                       </w:t>
       </w:r>
       <w:r>
         <w:t xml:space="preserve">  </w:t>
@@ -311,6 +335,7 @@
       <w:r>
         <w:t xml:space="preserve"> </w:t>
       </w:r>
+      <w:proofErr w:type="gramStart"/>
       <w:r>
         <w:t xml:space="preserve"> </w:t>
       </w:r>
@@ -321,7 +346,11 @@
         <w:t xml:space="preserve"> </w:t>
       </w:r>
       <w:r>
-        <w:t>{{batch}}</w:t>
+        <w:t>{</w:t>
+      </w:r>
+      <w:proofErr w:type="gramEnd"/>
+      <w:r>
+        <w:t>{batch}}</w:t>
       </w:r>
       <w:r>
         <w:tab/>
@@ -355,7 +384,19 @@
         <w:rPr>
           <w:rFonts w:ascii="Malgun Gothic" w:eastAsia="Malgun Gothic" w:hAnsi="Malgun Gothic" w:cs="Malgun Gothic" w:hint="eastAsia"/>
         </w:rPr>
-        <w:t>ㅤㅤㅤㅤ</w:t>
+        <w:t>ㅤ</w:t>
+      </w:r>
+      <w:r>
+        <w:rPr>
+          <w:rFonts w:ascii="Malgun Gothic" w:eastAsia="Malgun Gothic" w:hAnsi="Malgun Gothic" w:cs="Malgun Gothic" w:hint="eastAsia"/>
+        </w:rPr>
+        <w:t>ㅤ</w:t>
+      </w:r>
+      <w:r>
+        <w:rPr>
+          <w:rFonts w:ascii="Malgun Gothic" w:eastAsia="Malgun Gothic" w:hAnsi="Malgun Gothic" w:cs="Malgun Gothic" w:hint="eastAsia"/>
+        </w:rPr>
+        <w:t>ㅤㅤㅤ</w:t>
       </w:r>
       <w:proofErr w:type="spellEnd"/>
       <w:r>
@@ -375,7 +416,7 @@
         <w:tabs>
           <w:tab w:val="left" w:pos="7280"/>
         </w:tabs>
-        <w:spacing w:before="360" w:after="720" w:line="720" w:lineRule="auto"/>
+        <w:spacing w:before="400" w:after="720" w:line="720" w:lineRule="auto"/>
       </w:pPr>
       <w:r>
         <w:tab/>
@@ -404,7 +445,7 @@
         <w:tabs>
           <w:tab w:val="left" w:pos="7280"/>
         </w:tabs>
-        <w:spacing w:before="480" w:after="720" w:line="720" w:lineRule="auto"/>
+        <w:spacing w:before="1200" w:after="720" w:line="720" w:lineRule="auto"/>
       </w:pPr>
       <w:r>
         <w:t xml:space="preserve">                                    </w:t>

--- a/template.docx
+++ b/template.docx
@@ -445,7 +445,7 @@
         <w:tabs>
           <w:tab w:val="left" w:pos="7280"/>
         </w:tabs>
-        <w:spacing w:before="1200" w:after="720" w:line="720" w:lineRule="auto"/>
+        <w:spacing w:before="1120" w:after="720" w:line="720" w:lineRule="auto"/>
       </w:pPr>
       <w:r>
         <w:t xml:space="preserve">                                    </w:t>

--- a/template.docx
+++ b/template.docx
@@ -445,7 +445,7 @@
         <w:tabs>
           <w:tab w:val="left" w:pos="7280"/>
         </w:tabs>
-        <w:spacing w:before="1120" w:after="720" w:line="720" w:lineRule="auto"/>
+        <w:spacing w:before="1040" w:after="720" w:line="720" w:lineRule="auto"/>
       </w:pPr>
       <w:r>
         <w:t xml:space="preserve">                                    </w:t>

--- a/template.docx
+++ b/template.docx
@@ -4,130 +4,1072 @@
   <w:body>
     <w:p>
       <w:pPr>
-        <w:spacing w:line="240" w:lineRule="auto"/>
-        <w:rPr>
-          <w:rFonts w:ascii="Times New Roman" w:hAnsi="Times New Roman" w:cs="Times New Roman"/>
-          <w:b/>
-          <w:bCs/>
-          <w:szCs w:val="28"/>
-        </w:rPr>
+        <w:spacing w:after="115"/>
+        <w:ind w:right="84"/>
+        <w:jc w:val="center"/>
       </w:pPr>
       <w:r>
         <w:rPr>
-          <w:noProof/>
-        </w:rPr>
-        <w:drawing>
-          <wp:anchor distT="0" distB="0" distL="114300" distR="114300" simplePos="0" relativeHeight="251658240" behindDoc="1" locked="0" layoutInCell="1" allowOverlap="1" wp14:anchorId="410285F1" wp14:editId="23E4D935">
-            <wp:simplePos x="0" y="0"/>
-            <wp:positionH relativeFrom="page">
-              <wp:align>left</wp:align>
-            </wp:positionH>
-            <wp:positionV relativeFrom="paragraph">
-              <wp:posOffset>-456175</wp:posOffset>
-            </wp:positionV>
-            <wp:extent cx="7534699" cy="10692342"/>
-            <wp:effectExtent l="0" t="0" r="9525" b="0"/>
-            <wp:wrapNone/>
-            <wp:docPr id="1509631269" name="Picture 11"/>
-            <wp:cNvGraphicFramePr>
-              <a:graphicFrameLocks xmlns:a="http://schemas.openxmlformats.org/drawingml/2006/main" noChangeAspect="1"/>
-            </wp:cNvGraphicFramePr>
-            <a:graphic xmlns:a="http://schemas.openxmlformats.org/drawingml/2006/main">
-              <a:graphicData uri="http://schemas.openxmlformats.org/drawingml/2006/picture">
-                <pic:pic xmlns:pic="http://schemas.openxmlformats.org/drawingml/2006/picture">
-                  <pic:nvPicPr>
-                    <pic:cNvPr id="1509631269" name="Picture 1509631269"/>
-                    <pic:cNvPicPr/>
-                  </pic:nvPicPr>
-                  <pic:blipFill>
-                    <a:blip r:embed="rId4">
-                      <a:extLst>
-                        <a:ext uri="{28A0092B-C50C-407E-A947-70E740481C1C}">
-                          <a14:useLocalDpi xmlns:a14="http://schemas.microsoft.com/office/drawing/2010/main" val="0"/>
-                        </a:ext>
-                      </a:extLst>
-                    </a:blip>
-                    <a:stretch>
-                      <a:fillRect/>
-                    </a:stretch>
-                  </pic:blipFill>
-                  <pic:spPr>
-                    <a:xfrm>
-                      <a:off x="0" y="0"/>
-                      <a:ext cx="7534699" cy="10692342"/>
-                    </a:xfrm>
-                    <a:prstGeom prst="rect">
-                      <a:avLst/>
-                    </a:prstGeom>
-                  </pic:spPr>
-                </pic:pic>
-              </a:graphicData>
-            </a:graphic>
-            <wp14:sizeRelH relativeFrom="page">
-              <wp14:pctWidth>0</wp14:pctWidth>
-            </wp14:sizeRelH>
-            <wp14:sizeRelV relativeFrom="page">
-              <wp14:pctHeight>0</wp14:pctHeight>
-            </wp14:sizeRelV>
-          </wp:anchor>
-        </w:drawing>
-      </w:r>
-      <w:r>
-        <w:rPr>
-          <w:noProof/>
-        </w:rPr>
-        <w:t xml:space="preserve">         </w:t>
-      </w:r>
-      <w:r>
-        <w:rPr>
-          <w:rFonts w:ascii="Times New Roman" w:hAnsi="Times New Roman" w:cs="Times New Roman"/>
-          <w:b/>
-          <w:bCs/>
-          <w:szCs w:val="28"/>
-        </w:rPr>
-        <w:t xml:space="preserve">                </w:t>
+          <w:rFonts w:ascii="Times New Roman" w:eastAsia="Times New Roman" w:hAnsi="Times New Roman" w:cs="Times New Roman"/>
+          <w:sz w:val="24"/>
+        </w:rPr>
+        <w:br/>
+      </w:r>
+      <w:r>
+        <w:rPr>
+          <w:rFonts w:ascii="Times New Roman" w:eastAsia="Times New Roman" w:hAnsi="Times New Roman" w:cs="Times New Roman"/>
+          <w:sz w:val="24"/>
+        </w:rPr>
+        <w:t>Sardar Vallabhbhai Education Society’s</w:t>
       </w:r>
     </w:p>
     <w:p>
       <w:pPr>
-        <w:spacing w:line="240" w:lineRule="auto"/>
-        <w:rPr>
-          <w:rFonts w:ascii="Times New Roman" w:hAnsi="Times New Roman" w:cs="Times New Roman"/>
+        <w:spacing w:after="0"/>
+        <w:ind w:right="103"/>
+        <w:jc w:val="center"/>
+      </w:pPr>
+      <w:r>
+        <w:rPr>
+          <w:rFonts w:ascii="Times New Roman" w:eastAsia="Times New Roman" w:hAnsi="Times New Roman" w:cs="Times New Roman"/>
           <w:b/>
-          <w:bCs/>
-          <w:szCs w:val="28"/>
-        </w:rPr>
-      </w:pPr>
+          <w:sz w:val="36"/>
+        </w:rPr>
+        <w:t xml:space="preserve">R. N. G. PATEL INSTITUTE OF TECHNOLOGY </w:t>
+      </w:r>
     </w:p>
     <w:p>
       <w:pPr>
-        <w:spacing w:line="240" w:lineRule="auto"/>
-        <w:rPr>
-          <w:rFonts w:ascii="Times New Roman" w:hAnsi="Times New Roman" w:cs="Times New Roman"/>
-          <w:b/>
-          <w:bCs/>
-          <w:szCs w:val="28"/>
-        </w:rPr>
+        <w:spacing w:after="0"/>
+        <w:ind w:right="80"/>
+        <w:jc w:val="center"/>
       </w:pPr>
+      <w:r>
+        <w:rPr>
+          <w:rFonts w:ascii="Times New Roman" w:eastAsia="Times New Roman" w:hAnsi="Times New Roman" w:cs="Times New Roman"/>
+          <w:sz w:val="24"/>
+        </w:rPr>
+        <w:t xml:space="preserve">ISROLI, BARDOLI – 394620 </w:t>
+      </w:r>
     </w:p>
     <w:p>
       <w:pPr>
-        <w:spacing w:line="240" w:lineRule="auto"/>
-        <w:rPr>
-          <w:rFonts w:ascii="Times New Roman" w:hAnsi="Times New Roman" w:cs="Times New Roman"/>
-          <w:b/>
-          <w:bCs/>
-          <w:szCs w:val="28"/>
-        </w:rPr>
+        <w:spacing w:after="187"/>
       </w:pPr>
+      <w:r>
+        <w:rPr>
+          <w:rFonts w:ascii="Times New Roman" w:eastAsia="Times New Roman" w:hAnsi="Times New Roman" w:cs="Times New Roman"/>
+          <w:sz w:val="26"/>
+        </w:rPr>
+        <w:t xml:space="preserve"> </w:t>
+      </w:r>
     </w:p>
     <w:p>
       <w:pPr>
-        <w:spacing w:line="240" w:lineRule="auto"/>
+        <w:spacing w:after="145"/>
+        <w:ind w:right="74"/>
+        <w:jc w:val="center"/>
+      </w:pPr>
+      <w:r>
+        <w:rPr>
+          <w:rFonts w:ascii="Times New Roman" w:eastAsia="Times New Roman" w:hAnsi="Times New Roman" w:cs="Times New Roman"/>
+          <w:b/>
+          <w:sz w:val="28"/>
+        </w:rPr>
+        <w:t xml:space="preserve">COMPUTER SCIENCE AND ENGINEERING DEPARTMENT </w:t>
+      </w:r>
+    </w:p>
+    <w:p>
+      <w:pPr>
+        <w:spacing w:after="0"/>
+        <w:ind w:right="89"/>
+        <w:jc w:val="center"/>
+      </w:pPr>
+      <w:r>
+        <w:rPr>
+          <w:rFonts w:ascii="Times New Roman" w:eastAsia="Times New Roman" w:hAnsi="Times New Roman" w:cs="Times New Roman"/>
+          <w:b/>
+          <w:sz w:val="32"/>
+        </w:rPr>
+        <w:t xml:space="preserve">PRACTICAL / TERM-WORK REPORT </w:t>
+      </w:r>
+      <w:r>
+        <w:rPr>
+          <w:rFonts w:ascii="Times New Roman" w:eastAsia="Times New Roman" w:hAnsi="Times New Roman" w:cs="Times New Roman"/>
+          <w:b/>
+          <w:sz w:val="32"/>
+        </w:rPr>
+        <w:br/>
+      </w:r>
+    </w:p>
+    <w:p>
+      <w:pPr>
+        <w:tabs>
+          <w:tab w:val="left" w:pos="8253"/>
+        </w:tabs>
+        <w:jc w:val="right"/>
         <w:rPr>
           <w:rFonts w:ascii="Times New Roman" w:hAnsi="Times New Roman" w:cs="Times New Roman"/>
           <w:b/>
           <w:bCs/>
+          <w:sz w:val="24"/>
+          <w:szCs w:val="28"/>
+        </w:rPr>
+      </w:pPr>
+      <w:r>
+        <w:rPr>
+          <w:rFonts w:ascii="Times New Roman" w:hAnsi="Times New Roman" w:cs="Times New Roman"/>
+          <w:b/>
+          <w:bCs/>
+          <w:sz w:val="24"/>
+          <w:szCs w:val="28"/>
+        </w:rPr>
+        <w:t>T</w:t>
+      </w:r>
+      <w:r>
+        <w:rPr>
+          <w:rFonts w:ascii="Times New Roman" w:hAnsi="Times New Roman" w:cs="Times New Roman"/>
+          <w:b/>
+          <w:bCs/>
+          <w:sz w:val="24"/>
+          <w:szCs w:val="28"/>
+        </w:rPr>
+        <w:t>ERM:</w:t>
+      </w:r>
+      <w:r>
+        <w:t xml:space="preserve"> </w:t>
+      </w:r>
+      <w:r>
+        <w:rPr>
+          <w:rFonts w:ascii="Times New Roman" w:hAnsi="Times New Roman" w:cs="Times New Roman"/>
+          <w:sz w:val="24"/>
+          <w:szCs w:val="28"/>
+        </w:rPr>
+        <w:t>{{term}}</w:t>
+      </w:r>
+    </w:p>
+    <w:p>
+      <w:pPr>
+        <w:tabs>
+          <w:tab w:val="left" w:pos="8253"/>
+        </w:tabs>
+        <w:rPr>
+          <w:rFonts w:ascii="Times New Roman" w:hAnsi="Times New Roman" w:cs="Times New Roman"/>
+          <w:sz w:val="24"/>
+          <w:szCs w:val="28"/>
+        </w:rPr>
+      </w:pPr>
+      <w:r>
+        <w:rPr>
+          <w:noProof/>
+        </w:rPr>
+        <mc:AlternateContent>
+          <mc:Choice Requires="wps">
+            <w:drawing>
+              <wp:anchor distT="0" distB="0" distL="114300" distR="114300" simplePos="0" relativeHeight="251695104" behindDoc="1" locked="0" layoutInCell="1" allowOverlap="1" wp14:anchorId="2C578D83" wp14:editId="739F3063">
+                <wp:simplePos x="0" y="0"/>
+                <wp:positionH relativeFrom="column">
+                  <wp:posOffset>483577</wp:posOffset>
+                </wp:positionH>
+                <wp:positionV relativeFrom="paragraph">
+                  <wp:posOffset>186494</wp:posOffset>
+                </wp:positionV>
+                <wp:extent cx="5231618" cy="0"/>
+                <wp:effectExtent l="0" t="0" r="0" b="0"/>
+                <wp:wrapNone/>
+                <wp:docPr id="695437774" name="Straight Connector 1"/>
+                <wp:cNvGraphicFramePr/>
+                <a:graphic xmlns:a="http://schemas.openxmlformats.org/drawingml/2006/main">
+                  <a:graphicData uri="http://schemas.microsoft.com/office/word/2010/wordprocessingShape">
+                    <wps:wsp>
+                      <wps:cNvCnPr/>
+                      <wps:spPr>
+                        <a:xfrm flipV="1">
+                          <a:off x="0" y="0"/>
+                          <a:ext cx="5231618" cy="0"/>
+                        </a:xfrm>
+                        <a:prstGeom prst="line">
+                          <a:avLst/>
+                        </a:prstGeom>
+                      </wps:spPr>
+                      <wps:style>
+                        <a:lnRef idx="1">
+                          <a:schemeClr val="dk1"/>
+                        </a:lnRef>
+                        <a:fillRef idx="0">
+                          <a:schemeClr val="dk1"/>
+                        </a:fillRef>
+                        <a:effectRef idx="0">
+                          <a:schemeClr val="dk1"/>
+                        </a:effectRef>
+                        <a:fontRef idx="minor">
+                          <a:schemeClr val="tx1"/>
+                        </a:fontRef>
+                      </wps:style>
+                      <wps:bodyPr/>
+                    </wps:wsp>
+                  </a:graphicData>
+                </a:graphic>
+                <wp14:sizeRelH relativeFrom="margin">
+                  <wp14:pctWidth>0</wp14:pctWidth>
+                </wp14:sizeRelH>
+                <wp14:sizeRelV relativeFrom="margin">
+                  <wp14:pctHeight>0</wp14:pctHeight>
+                </wp14:sizeRelV>
+              </wp:anchor>
+            </w:drawing>
+          </mc:Choice>
+          <mc:Fallback>
+            <w:pict>
+              <v:line w14:anchorId="5A34F177" id="Straight Connector 1" o:spid="_x0000_s1026" style="position:absolute;flip:y;z-index:-251621376;visibility:visible;mso-wrap-style:square;mso-width-percent:0;mso-height-percent:0;mso-wrap-distance-left:9pt;mso-wrap-distance-top:0;mso-wrap-distance-right:9pt;mso-wrap-distance-bottom:0;mso-position-horizontal:absolute;mso-position-horizontal-relative:text;mso-position-vertical:absolute;mso-position-vertical-relative:text;mso-width-percent:0;mso-height-percent:0;mso-width-relative:margin;mso-height-relative:margin" from="38.1pt,14.7pt" to="450.05pt,14.7pt" o:gfxdata="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" strokecolor="black [3200]" strokeweight=".5pt">
+                <v:stroke joinstyle="miter"/>
+              </v:line>
+            </w:pict>
+          </mc:Fallback>
+        </mc:AlternateContent>
+      </w:r>
+      <w:proofErr w:type="gramStart"/>
+      <w:r>
+        <w:rPr>
+          <w:rFonts w:ascii="Times New Roman" w:hAnsi="Times New Roman" w:cs="Times New Roman"/>
+          <w:sz w:val="24"/>
+          <w:szCs w:val="28"/>
+        </w:rPr>
+        <w:t>Subject</w:t>
+      </w:r>
+      <w:r>
+        <w:rPr>
+          <w:rFonts w:ascii="Times New Roman" w:hAnsi="Times New Roman" w:cs="Times New Roman"/>
+          <w:sz w:val="24"/>
+          <w:szCs w:val="28"/>
+        </w:rPr>
+        <w:t>:</w:t>
+      </w:r>
+      <w:r>
+        <w:rPr>
+          <w:rFonts w:ascii="Times New Roman" w:hAnsi="Times New Roman" w:cs="Times New Roman"/>
+          <w:sz w:val="24"/>
+          <w:szCs w:val="28"/>
+        </w:rPr>
+        <w:t>{</w:t>
+      </w:r>
+      <w:proofErr w:type="gramEnd"/>
+      <w:r>
+        <w:rPr>
+          <w:rFonts w:ascii="Times New Roman" w:hAnsi="Times New Roman" w:cs="Times New Roman"/>
+          <w:sz w:val="24"/>
+          <w:szCs w:val="28"/>
+        </w:rPr>
+        <w:t>{subject}}</w:t>
+      </w:r>
+    </w:p>
+    <w:p>
+      <w:pPr>
+        <w:tabs>
+          <w:tab w:val="left" w:pos="8253"/>
+        </w:tabs>
+        <w:rPr>
+          <w:rFonts w:ascii="Times New Roman" w:hAnsi="Times New Roman" w:cs="Times New Roman"/>
+          <w:sz w:val="24"/>
+          <w:szCs w:val="28"/>
+        </w:rPr>
+      </w:pPr>
+      <w:r>
+        <w:rPr>
+          <w:noProof/>
+        </w:rPr>
+        <mc:AlternateContent>
+          <mc:Choice Requires="wps">
+            <w:drawing>
+              <wp:anchor distT="0" distB="0" distL="114300" distR="114300" simplePos="0" relativeHeight="251697152" behindDoc="1" locked="0" layoutInCell="1" allowOverlap="1" wp14:anchorId="0F57659A" wp14:editId="7004938C">
+                <wp:simplePos x="0" y="0"/>
+                <wp:positionH relativeFrom="column">
+                  <wp:posOffset>4800600</wp:posOffset>
+                </wp:positionH>
+                <wp:positionV relativeFrom="page">
+                  <wp:posOffset>3652943</wp:posOffset>
+                </wp:positionV>
+                <wp:extent cx="896620" cy="0"/>
+                <wp:effectExtent l="0" t="0" r="0" b="0"/>
+                <wp:wrapNone/>
+                <wp:docPr id="87010757" name="Straight Connector 1"/>
+                <wp:cNvGraphicFramePr/>
+                <a:graphic xmlns:a="http://schemas.openxmlformats.org/drawingml/2006/main">
+                  <a:graphicData uri="http://schemas.microsoft.com/office/word/2010/wordprocessingShape">
+                    <wps:wsp>
+                      <wps:cNvCnPr/>
+                      <wps:spPr>
+                        <a:xfrm flipV="1">
+                          <a:off x="0" y="0"/>
+                          <a:ext cx="896620" cy="0"/>
+                        </a:xfrm>
+                        <a:prstGeom prst="line">
+                          <a:avLst/>
+                        </a:prstGeom>
+                      </wps:spPr>
+                      <wps:style>
+                        <a:lnRef idx="1">
+                          <a:schemeClr val="dk1"/>
+                        </a:lnRef>
+                        <a:fillRef idx="0">
+                          <a:schemeClr val="dk1"/>
+                        </a:fillRef>
+                        <a:effectRef idx="0">
+                          <a:schemeClr val="dk1"/>
+                        </a:effectRef>
+                        <a:fontRef idx="minor">
+                          <a:schemeClr val="tx1"/>
+                        </a:fontRef>
+                      </wps:style>
+                      <wps:bodyPr/>
+                    </wps:wsp>
+                  </a:graphicData>
+                </a:graphic>
+                <wp14:sizeRelH relativeFrom="margin">
+                  <wp14:pctWidth>0</wp14:pctWidth>
+                </wp14:sizeRelH>
+                <wp14:sizeRelV relativeFrom="margin">
+                  <wp14:pctHeight>0</wp14:pctHeight>
+                </wp14:sizeRelV>
+              </wp:anchor>
+            </w:drawing>
+          </mc:Choice>
+          <mc:Fallback>
+            <w:pict>
+              <v:line w14:anchorId="4DF523AD" id="Straight Connector 1" o:spid="_x0000_s1026" style="position:absolute;flip:y;z-index:-251619328;visibility:visible;mso-wrap-style:square;mso-width-percent:0;mso-height-percent:0;mso-wrap-distance-left:9pt;mso-wrap-distance-top:0;mso-wrap-distance-right:9pt;mso-wrap-distance-bottom:0;mso-position-horizontal:absolute;mso-position-horizontal-relative:text;mso-position-vertical:absolute;mso-position-vertical-relative:page;mso-width-percent:0;mso-height-percent:0;mso-width-relative:margin;mso-height-relative:margin" from="378pt,287.65pt" to="448.6pt,287.65pt" o:gfxdata="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" strokecolor="black [3200]" strokeweight=".5pt">
+                <v:stroke joinstyle="miter"/>
+                <w10:wrap anchory="page"/>
+              </v:line>
+            </w:pict>
+          </mc:Fallback>
+        </mc:AlternateContent>
+      </w:r>
+      <w:r>
+        <w:rPr>
+          <w:noProof/>
+        </w:rPr>
+        <mc:AlternateContent>
+          <mc:Choice Requires="wps">
+            <w:drawing>
+              <wp:anchor distT="0" distB="0" distL="114300" distR="114300" simplePos="0" relativeHeight="251661312" behindDoc="1" locked="0" layoutInCell="1" allowOverlap="1" wp14:anchorId="713C400C" wp14:editId="3A6DB3EF">
+                <wp:simplePos x="0" y="0"/>
+                <wp:positionH relativeFrom="column">
+                  <wp:posOffset>301625</wp:posOffset>
+                </wp:positionH>
+                <wp:positionV relativeFrom="paragraph">
+                  <wp:posOffset>185957</wp:posOffset>
+                </wp:positionV>
+                <wp:extent cx="3698631" cy="0"/>
+                <wp:effectExtent l="0" t="0" r="0" b="0"/>
+                <wp:wrapNone/>
+                <wp:docPr id="908201779" name="Straight Connector 1"/>
+                <wp:cNvGraphicFramePr/>
+                <a:graphic xmlns:a="http://schemas.openxmlformats.org/drawingml/2006/main">
+                  <a:graphicData uri="http://schemas.microsoft.com/office/word/2010/wordprocessingShape">
+                    <wps:wsp>
+                      <wps:cNvCnPr/>
+                      <wps:spPr>
+                        <a:xfrm flipV="1">
+                          <a:off x="0" y="0"/>
+                          <a:ext cx="3698631" cy="0"/>
+                        </a:xfrm>
+                        <a:prstGeom prst="line">
+                          <a:avLst/>
+                        </a:prstGeom>
+                      </wps:spPr>
+                      <wps:style>
+                        <a:lnRef idx="1">
+                          <a:schemeClr val="dk1"/>
+                        </a:lnRef>
+                        <a:fillRef idx="0">
+                          <a:schemeClr val="dk1"/>
+                        </a:fillRef>
+                        <a:effectRef idx="0">
+                          <a:schemeClr val="dk1"/>
+                        </a:effectRef>
+                        <a:fontRef idx="minor">
+                          <a:schemeClr val="tx1"/>
+                        </a:fontRef>
+                      </wps:style>
+                      <wps:bodyPr/>
+                    </wps:wsp>
+                  </a:graphicData>
+                </a:graphic>
+                <wp14:sizeRelH relativeFrom="margin">
+                  <wp14:pctWidth>0</wp14:pctWidth>
+                </wp14:sizeRelH>
+                <wp14:sizeRelV relativeFrom="margin">
+                  <wp14:pctHeight>0</wp14:pctHeight>
+                </wp14:sizeRelV>
+              </wp:anchor>
+            </w:drawing>
+          </mc:Choice>
+          <mc:Fallback>
+            <w:pict>
+              <v:line w14:anchorId="0A7EFC62" id="Straight Connector 1" o:spid="_x0000_s1026" style="position:absolute;flip:y;z-index:-251655168;visibility:visible;mso-wrap-style:square;mso-width-percent:0;mso-height-percent:0;mso-wrap-distance-left:9pt;mso-wrap-distance-top:0;mso-wrap-distance-right:9pt;mso-wrap-distance-bottom:0;mso-position-horizontal:absolute;mso-position-horizontal-relative:text;mso-position-vertical:absolute;mso-position-vertical-relative:text;mso-width-percent:0;mso-height-percent:0;mso-width-relative:margin;mso-height-relative:margin" from="23.75pt,14.65pt" to="315pt,14.65pt" o:gfxdata="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" strokecolor="black [3200]" strokeweight=".5pt">
+                <v:stroke joinstyle="miter"/>
+              </v:line>
+            </w:pict>
+          </mc:Fallback>
+        </mc:AlternateContent>
+      </w:r>
+      <w:proofErr w:type="gramStart"/>
+      <w:r>
+        <w:rPr>
+          <w:rFonts w:ascii="Times New Roman" w:hAnsi="Times New Roman" w:cs="Times New Roman"/>
+          <w:sz w:val="24"/>
+          <w:szCs w:val="28"/>
+        </w:rPr>
+        <w:t>PEN:</w:t>
+      </w:r>
+      <w:r>
+        <w:rPr>
+          <w:rFonts w:ascii="Times New Roman" w:hAnsi="Times New Roman" w:cs="Times New Roman"/>
+          <w:sz w:val="24"/>
+          <w:szCs w:val="28"/>
+        </w:rPr>
+        <w:t>{</w:t>
+      </w:r>
+      <w:proofErr w:type="gramEnd"/>
+      <w:r>
+        <w:rPr>
+          <w:rFonts w:ascii="Times New Roman" w:hAnsi="Times New Roman" w:cs="Times New Roman"/>
+          <w:sz w:val="24"/>
+          <w:szCs w:val="28"/>
+        </w:rPr>
+        <w:t>{pen</w:t>
+      </w:r>
+      <w:proofErr w:type="gramStart"/>
+      <w:r>
+        <w:rPr>
+          <w:rFonts w:ascii="Times New Roman" w:hAnsi="Times New Roman" w:cs="Times New Roman"/>
+          <w:sz w:val="24"/>
+          <w:szCs w:val="28"/>
+        </w:rPr>
+        <w:t>}}</w:t>
+      </w:r>
+      <w:r>
+        <w:rPr>
+          <w:rFonts w:ascii="Times New Roman" w:hAnsi="Times New Roman" w:cs="Times New Roman"/>
+          <w:sz w:val="24"/>
+          <w:szCs w:val="28"/>
+        </w:rPr>
+        <w:t xml:space="preserve">   </w:t>
+      </w:r>
+      <w:proofErr w:type="gramEnd"/>
+      <w:r>
+        <w:rPr>
+          <w:rFonts w:ascii="Times New Roman" w:hAnsi="Times New Roman" w:cs="Times New Roman"/>
+          <w:sz w:val="24"/>
+          <w:szCs w:val="28"/>
+        </w:rPr>
+        <w:t xml:space="preserve">                                                                          </w:t>
+      </w:r>
+      <w:r>
+        <w:rPr>
+          <w:rFonts w:ascii="Times New Roman" w:hAnsi="Times New Roman" w:cs="Times New Roman"/>
+          <w:sz w:val="24"/>
+          <w:szCs w:val="28"/>
+        </w:rPr>
+        <w:t>Semester:</w:t>
+      </w:r>
+      <w:r>
+        <w:t xml:space="preserve"> </w:t>
+      </w:r>
+      <w:r>
+        <w:rPr>
+          <w:rFonts w:ascii="Times New Roman" w:hAnsi="Times New Roman" w:cs="Times New Roman"/>
+        </w:rPr>
+        <w:t>{{semester}}</w:t>
+      </w:r>
+      <w:r>
+        <w:rPr>
+          <w:rFonts w:ascii="Times New Roman" w:hAnsi="Times New Roman" w:cs="Times New Roman"/>
+          <w:sz w:val="24"/>
+          <w:szCs w:val="28"/>
+        </w:rPr>
+        <w:t xml:space="preserve"> </w:t>
+      </w:r>
+      <w:r>
+        <w:t xml:space="preserve"> </w:t>
+      </w:r>
+    </w:p>
+    <w:p>
+      <w:pPr>
+        <w:tabs>
+          <w:tab w:val="left" w:pos="8253"/>
+        </w:tabs>
+        <w:rPr>
+          <w:rFonts w:ascii="Times New Roman" w:hAnsi="Times New Roman" w:cs="Times New Roman"/>
+          <w:sz w:val="24"/>
+          <w:szCs w:val="28"/>
+        </w:rPr>
+      </w:pPr>
+      <w:r>
+        <w:rPr>
+          <w:noProof/>
+        </w:rPr>
+        <mc:AlternateContent>
+          <mc:Choice Requires="wps">
+            <w:drawing>
+              <wp:anchor distT="0" distB="0" distL="114300" distR="114300" simplePos="0" relativeHeight="251667456" behindDoc="1" locked="0" layoutInCell="1" allowOverlap="1" wp14:anchorId="35958F7D" wp14:editId="1C5603DE">
+                <wp:simplePos x="0" y="0"/>
+                <wp:positionH relativeFrom="column">
+                  <wp:posOffset>1066800</wp:posOffset>
+                </wp:positionH>
+                <wp:positionV relativeFrom="page">
+                  <wp:posOffset>3938270</wp:posOffset>
+                </wp:positionV>
+                <wp:extent cx="4667250" cy="0"/>
+                <wp:effectExtent l="0" t="0" r="0" b="0"/>
+                <wp:wrapNone/>
+                <wp:docPr id="1570907114" name="Straight Connector 1"/>
+                <wp:cNvGraphicFramePr/>
+                <a:graphic xmlns:a="http://schemas.openxmlformats.org/drawingml/2006/main">
+                  <a:graphicData uri="http://schemas.microsoft.com/office/word/2010/wordprocessingShape">
+                    <wps:wsp>
+                      <wps:cNvCnPr/>
+                      <wps:spPr>
+                        <a:xfrm flipV="1">
+                          <a:off x="0" y="0"/>
+                          <a:ext cx="4667250" cy="0"/>
+                        </a:xfrm>
+                        <a:prstGeom prst="line">
+                          <a:avLst/>
+                        </a:prstGeom>
+                      </wps:spPr>
+                      <wps:style>
+                        <a:lnRef idx="1">
+                          <a:schemeClr val="dk1"/>
+                        </a:lnRef>
+                        <a:fillRef idx="0">
+                          <a:schemeClr val="dk1"/>
+                        </a:fillRef>
+                        <a:effectRef idx="0">
+                          <a:schemeClr val="dk1"/>
+                        </a:effectRef>
+                        <a:fontRef idx="minor">
+                          <a:schemeClr val="tx1"/>
+                        </a:fontRef>
+                      </wps:style>
+                      <wps:bodyPr/>
+                    </wps:wsp>
+                  </a:graphicData>
+                </a:graphic>
+                <wp14:sizeRelH relativeFrom="margin">
+                  <wp14:pctWidth>0</wp14:pctWidth>
+                </wp14:sizeRelH>
+                <wp14:sizeRelV relativeFrom="margin">
+                  <wp14:pctHeight>0</wp14:pctHeight>
+                </wp14:sizeRelV>
+              </wp:anchor>
+            </w:drawing>
+          </mc:Choice>
+          <mc:Fallback>
+            <w:pict>
+              <v:line w14:anchorId="6DD1D03A" id="Straight Connector 1" o:spid="_x0000_s1026" style="position:absolute;flip:y;z-index:-251649024;visibility:visible;mso-wrap-style:square;mso-width-percent:0;mso-height-percent:0;mso-wrap-distance-left:9pt;mso-wrap-distance-top:0;mso-wrap-distance-right:9pt;mso-wrap-distance-bottom:0;mso-position-horizontal:absolute;mso-position-horizontal-relative:text;mso-position-vertical:absolute;mso-position-vertical-relative:page;mso-width-percent:0;mso-height-percent:0;mso-width-relative:margin;mso-height-relative:margin" from="84pt,310.1pt" to="451.5pt,310.1pt" o:gfxdata="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" strokecolor="black [3200]" strokeweight=".5pt">
+                <v:stroke joinstyle="miter"/>
+                <w10:wrap anchory="page"/>
+              </v:line>
+            </w:pict>
+          </mc:Fallback>
+        </mc:AlternateContent>
+      </w:r>
+      <w:r>
+        <w:rPr>
+          <w:rFonts w:ascii="Times New Roman" w:hAnsi="Times New Roman" w:cs="Times New Roman"/>
+          <w:sz w:val="24"/>
+          <w:szCs w:val="28"/>
+        </w:rPr>
+        <w:t xml:space="preserve">Name of </w:t>
+      </w:r>
+      <w:proofErr w:type="gramStart"/>
+      <w:r>
+        <w:rPr>
+          <w:rFonts w:ascii="Times New Roman" w:hAnsi="Times New Roman" w:cs="Times New Roman"/>
+          <w:sz w:val="24"/>
+          <w:szCs w:val="28"/>
+        </w:rPr>
+        <w:t>Student:</w:t>
+      </w:r>
+      <w:r>
+        <w:rPr>
+          <w:rFonts w:ascii="Times New Roman" w:hAnsi="Times New Roman" w:cs="Times New Roman"/>
+          <w:sz w:val="24"/>
+          <w:szCs w:val="28"/>
+        </w:rPr>
+        <w:t>{</w:t>
+      </w:r>
+      <w:proofErr w:type="gramEnd"/>
+      <w:r>
+        <w:rPr>
+          <w:rFonts w:ascii="Times New Roman" w:hAnsi="Times New Roman" w:cs="Times New Roman"/>
+          <w:sz w:val="24"/>
+          <w:szCs w:val="28"/>
+        </w:rPr>
+        <w:t>{name}}</w:t>
+      </w:r>
+      <w:r>
+        <w:rPr>
+          <w:rFonts w:ascii="Times New Roman" w:hAnsi="Times New Roman" w:cs="Times New Roman"/>
+          <w:sz w:val="24"/>
+          <w:szCs w:val="28"/>
+        </w:rPr>
+        <w:t xml:space="preserve"> </w:t>
+      </w:r>
+    </w:p>
+    <w:p>
+      <w:pPr>
+        <w:tabs>
+          <w:tab w:val="left" w:pos="8253"/>
+        </w:tabs>
+      </w:pPr>
+      <w:r>
+        <w:rPr>
+          <w:noProof/>
+        </w:rPr>
+        <mc:AlternateContent>
+          <mc:Choice Requires="wps">
+            <w:drawing>
+              <wp:anchor distT="0" distB="0" distL="114300" distR="114300" simplePos="0" relativeHeight="251669504" behindDoc="1" locked="0" layoutInCell="1" allowOverlap="1" wp14:anchorId="1E2A1E51" wp14:editId="09F802E5">
+                <wp:simplePos x="0" y="0"/>
+                <wp:positionH relativeFrom="column">
+                  <wp:posOffset>4986020</wp:posOffset>
+                </wp:positionH>
+                <wp:positionV relativeFrom="page">
+                  <wp:posOffset>4227830</wp:posOffset>
+                </wp:positionV>
+                <wp:extent cx="736600" cy="0"/>
+                <wp:effectExtent l="0" t="0" r="0" b="0"/>
+                <wp:wrapNone/>
+                <wp:docPr id="1815646879" name="Straight Connector 1"/>
+                <wp:cNvGraphicFramePr/>
+                <a:graphic xmlns:a="http://schemas.openxmlformats.org/drawingml/2006/main">
+                  <a:graphicData uri="http://schemas.microsoft.com/office/word/2010/wordprocessingShape">
+                    <wps:wsp>
+                      <wps:cNvCnPr/>
+                      <wps:spPr>
+                        <a:xfrm flipV="1">
+                          <a:off x="0" y="0"/>
+                          <a:ext cx="736600" cy="0"/>
+                        </a:xfrm>
+                        <a:prstGeom prst="line">
+                          <a:avLst/>
+                        </a:prstGeom>
+                      </wps:spPr>
+                      <wps:style>
+                        <a:lnRef idx="1">
+                          <a:schemeClr val="dk1"/>
+                        </a:lnRef>
+                        <a:fillRef idx="0">
+                          <a:schemeClr val="dk1"/>
+                        </a:fillRef>
+                        <a:effectRef idx="0">
+                          <a:schemeClr val="dk1"/>
+                        </a:effectRef>
+                        <a:fontRef idx="minor">
+                          <a:schemeClr val="tx1"/>
+                        </a:fontRef>
+                      </wps:style>
+                      <wps:bodyPr/>
+                    </wps:wsp>
+                  </a:graphicData>
+                </a:graphic>
+                <wp14:sizeRelH relativeFrom="margin">
+                  <wp14:pctWidth>0</wp14:pctWidth>
+                </wp14:sizeRelH>
+                <wp14:sizeRelV relativeFrom="margin">
+                  <wp14:pctHeight>0</wp14:pctHeight>
+                </wp14:sizeRelV>
+              </wp:anchor>
+            </w:drawing>
+          </mc:Choice>
+          <mc:Fallback>
+            <w:pict>
+              <v:line w14:anchorId="43AAE1B3" id="Straight Connector 1" o:spid="_x0000_s1026" style="position:absolute;flip:y;z-index:-251646976;visibility:visible;mso-wrap-style:square;mso-width-percent:0;mso-height-percent:0;mso-wrap-distance-left:9pt;mso-wrap-distance-top:0;mso-wrap-distance-right:9pt;mso-wrap-distance-bottom:0;mso-position-horizontal:absolute;mso-position-horizontal-relative:text;mso-position-vertical:absolute;mso-position-vertical-relative:page;mso-width-percent:0;mso-height-percent:0;mso-width-relative:margin;mso-height-relative:margin" from="392.6pt,332.9pt" to="450.6pt,332.9pt" o:gfxdata="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" strokecolor="black [3200]" strokeweight=".5pt">
+                <v:stroke joinstyle="miter"/>
+                <w10:wrap anchory="page"/>
+              </v:line>
+            </w:pict>
+          </mc:Fallback>
+        </mc:AlternateContent>
+      </w:r>
+      <w:r>
+        <w:rPr>
+          <w:noProof/>
+        </w:rPr>
+        <mc:AlternateContent>
+          <mc:Choice Requires="wps">
+            <w:drawing>
+              <wp:anchor distT="0" distB="0" distL="114300" distR="114300" simplePos="0" relativeHeight="251665408" behindDoc="1" locked="0" layoutInCell="1" allowOverlap="1" wp14:anchorId="6EB06AE1" wp14:editId="155F7429">
+                <wp:simplePos x="0" y="0"/>
+                <wp:positionH relativeFrom="column">
+                  <wp:posOffset>342900</wp:posOffset>
+                </wp:positionH>
+                <wp:positionV relativeFrom="page">
+                  <wp:posOffset>4224338</wp:posOffset>
+                </wp:positionV>
+                <wp:extent cx="3657600" cy="4762"/>
+                <wp:effectExtent l="0" t="0" r="19050" b="33655"/>
+                <wp:wrapNone/>
+                <wp:docPr id="949312951" name="Straight Connector 1"/>
+                <wp:cNvGraphicFramePr/>
+                <a:graphic xmlns:a="http://schemas.openxmlformats.org/drawingml/2006/main">
+                  <a:graphicData uri="http://schemas.microsoft.com/office/word/2010/wordprocessingShape">
+                    <wps:wsp>
+                      <wps:cNvCnPr/>
+                      <wps:spPr>
+                        <a:xfrm flipV="1">
+                          <a:off x="0" y="0"/>
+                          <a:ext cx="3657600" cy="4762"/>
+                        </a:xfrm>
+                        <a:prstGeom prst="line">
+                          <a:avLst/>
+                        </a:prstGeom>
+                      </wps:spPr>
+                      <wps:style>
+                        <a:lnRef idx="1">
+                          <a:schemeClr val="dk1"/>
+                        </a:lnRef>
+                        <a:fillRef idx="0">
+                          <a:schemeClr val="dk1"/>
+                        </a:fillRef>
+                        <a:effectRef idx="0">
+                          <a:schemeClr val="dk1"/>
+                        </a:effectRef>
+                        <a:fontRef idx="minor">
+                          <a:schemeClr val="tx1"/>
+                        </a:fontRef>
+                      </wps:style>
+                      <wps:bodyPr/>
+                    </wps:wsp>
+                  </a:graphicData>
+                </a:graphic>
+                <wp14:sizeRelH relativeFrom="margin">
+                  <wp14:pctWidth>0</wp14:pctWidth>
+                </wp14:sizeRelH>
+                <wp14:sizeRelV relativeFrom="margin">
+                  <wp14:pctHeight>0</wp14:pctHeight>
+                </wp14:sizeRelV>
+              </wp:anchor>
+            </w:drawing>
+          </mc:Choice>
+          <mc:Fallback>
+            <w:pict>
+              <v:line w14:anchorId="471F6B62" id="Straight Connector 1" o:spid="_x0000_s1026" style="position:absolute;flip:y;z-index:-251651072;visibility:visible;mso-wrap-style:square;mso-width-percent:0;mso-height-percent:0;mso-wrap-distance-left:9pt;mso-wrap-distance-top:0;mso-wrap-distance-right:9pt;mso-wrap-distance-bottom:0;mso-position-horizontal:absolute;mso-position-horizontal-relative:text;mso-position-vertical:absolute;mso-position-vertical-relative:page;mso-width-percent:0;mso-height-percent:0;mso-width-relative:margin;mso-height-relative:margin" from="27pt,332.65pt" to="315pt,333pt" o:gfxdata="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" strokecolor="black [3200]" strokeweight=".5pt">
+                <v:stroke joinstyle="miter"/>
+                <w10:wrap anchory="page"/>
+              </v:line>
+            </w:pict>
+          </mc:Fallback>
+        </mc:AlternateContent>
+      </w:r>
+      <w:proofErr w:type="gramStart"/>
+      <w:r>
+        <w:rPr>
+          <w:rFonts w:ascii="Times New Roman" w:hAnsi="Times New Roman" w:cs="Times New Roman"/>
+          <w:sz w:val="24"/>
+          <w:szCs w:val="28"/>
+        </w:rPr>
+        <w:t>Class:</w:t>
+      </w:r>
+      <w:r>
+        <w:rPr>
+          <w:rFonts w:ascii="Times New Roman" w:hAnsi="Times New Roman" w:cs="Times New Roman"/>
+        </w:rPr>
+        <w:t>{</w:t>
+      </w:r>
+      <w:proofErr w:type="gramEnd"/>
+      <w:r>
+        <w:rPr>
+          <w:rFonts w:ascii="Times New Roman" w:hAnsi="Times New Roman" w:cs="Times New Roman"/>
+        </w:rPr>
+        <w:t>{class</w:t>
+      </w:r>
+      <w:proofErr w:type="gramStart"/>
+      <w:r>
+        <w:rPr>
+          <w:rFonts w:ascii="Times New Roman" w:hAnsi="Times New Roman" w:cs="Times New Roman"/>
+        </w:rPr>
+        <w:t>}}</w:t>
+      </w:r>
+      <w:r>
+        <w:t xml:space="preserve">   </w:t>
+      </w:r>
+      <w:proofErr w:type="gramEnd"/>
+      <w:r>
+        <w:t xml:space="preserve">                           </w:t>
+      </w:r>
+      <w:r>
+        <w:t xml:space="preserve">  </w:t>
+      </w:r>
+      <w:r>
+        <w:t xml:space="preserve">                                  </w:t>
+      </w:r>
+      <w:r>
+        <w:t xml:space="preserve">  </w:t>
+      </w:r>
+      <w:r>
+        <w:t xml:space="preserve">                                 </w:t>
+      </w:r>
+      <w:r>
+        <w:t xml:space="preserve"> </w:t>
+      </w:r>
+      <w:r>
+        <w:t xml:space="preserve">              </w:t>
+      </w:r>
+      <w:r>
+        <w:t xml:space="preserve">   </w:t>
+      </w:r>
+      <w:r>
+        <w:t xml:space="preserve"> </w:t>
+      </w:r>
+      <w:r>
+        <w:rPr>
+          <w:rFonts w:ascii="Times New Roman" w:hAnsi="Times New Roman" w:cs="Times New Roman"/>
+          <w:sz w:val="24"/>
+          <w:szCs w:val="28"/>
+        </w:rPr>
+        <w:t>Batch:</w:t>
+      </w:r>
+      <w:r>
+        <w:t xml:space="preserve"> </w:t>
+      </w:r>
+      <w:r>
+        <w:rPr>
+          <w:rFonts w:ascii="Times New Roman" w:hAnsi="Times New Roman" w:cs="Times New Roman"/>
+        </w:rPr>
+        <w:t>{{batch}}</w:t>
+      </w:r>
+    </w:p>
+    <w:p>
+      <w:pPr>
+        <w:tabs>
+          <w:tab w:val="left" w:pos="8253"/>
+        </w:tabs>
+        <w:ind w:right="2495"/>
+        <w:mirrorIndents/>
+        <w:rPr>
+          <w:rFonts w:ascii="Times New Roman" w:hAnsi="Times New Roman" w:cs="Times New Roman"/>
+          <w:sz w:val="24"/>
+          <w:szCs w:val="28"/>
+        </w:rPr>
+      </w:pPr>
+      <w:r>
+        <w:rPr>
+          <w:noProof/>
+        </w:rPr>
+        <mc:AlternateContent>
+          <mc:Choice Requires="wps">
+            <w:drawing>
+              <wp:anchor distT="0" distB="0" distL="114300" distR="114300" simplePos="0" relativeHeight="251671552" behindDoc="1" locked="0" layoutInCell="1" allowOverlap="1" wp14:anchorId="512CCD0F" wp14:editId="4589B1EB">
+                <wp:simplePos x="0" y="0"/>
+                <wp:positionH relativeFrom="column">
+                  <wp:posOffset>2604770</wp:posOffset>
+                </wp:positionH>
+                <wp:positionV relativeFrom="page">
+                  <wp:posOffset>4516437</wp:posOffset>
+                </wp:positionV>
+                <wp:extent cx="3094038" cy="0"/>
+                <wp:effectExtent l="0" t="0" r="0" b="0"/>
+                <wp:wrapNone/>
+                <wp:docPr id="582859989" name="Straight Connector 1"/>
+                <wp:cNvGraphicFramePr/>
+                <a:graphic xmlns:a="http://schemas.openxmlformats.org/drawingml/2006/main">
+                  <a:graphicData uri="http://schemas.microsoft.com/office/word/2010/wordprocessingShape">
+                    <wps:wsp>
+                      <wps:cNvCnPr/>
+                      <wps:spPr>
+                        <a:xfrm flipV="1">
+                          <a:off x="0" y="0"/>
+                          <a:ext cx="3094038" cy="0"/>
+                        </a:xfrm>
+                        <a:prstGeom prst="line">
+                          <a:avLst/>
+                        </a:prstGeom>
+                      </wps:spPr>
+                      <wps:style>
+                        <a:lnRef idx="1">
+                          <a:schemeClr val="dk1"/>
+                        </a:lnRef>
+                        <a:fillRef idx="0">
+                          <a:schemeClr val="dk1"/>
+                        </a:fillRef>
+                        <a:effectRef idx="0">
+                          <a:schemeClr val="dk1"/>
+                        </a:effectRef>
+                        <a:fontRef idx="minor">
+                          <a:schemeClr val="tx1"/>
+                        </a:fontRef>
+                      </wps:style>
+                      <wps:bodyPr/>
+                    </wps:wsp>
+                  </a:graphicData>
+                </a:graphic>
+                <wp14:sizeRelH relativeFrom="margin">
+                  <wp14:pctWidth>0</wp14:pctWidth>
+                </wp14:sizeRelH>
+                <wp14:sizeRelV relativeFrom="margin">
+                  <wp14:pctHeight>0</wp14:pctHeight>
+                </wp14:sizeRelV>
+              </wp:anchor>
+            </w:drawing>
+          </mc:Choice>
+          <mc:Fallback>
+            <w:pict>
+              <v:line w14:anchorId="659DC3A8" id="Straight Connector 1" o:spid="_x0000_s1026" style="position:absolute;flip:y;z-index:-251644928;visibility:visible;mso-wrap-style:square;mso-width-percent:0;mso-height-percent:0;mso-wrap-distance-left:9pt;mso-wrap-distance-top:0;mso-wrap-distance-right:9pt;mso-wrap-distance-bottom:0;mso-position-horizontal:absolute;mso-position-horizontal-relative:text;mso-position-vertical:absolute;mso-position-vertical-relative:page;mso-width-percent:0;mso-height-percent:0;mso-width-relative:margin;mso-height-relative:margin" from="205.1pt,355.6pt" to="448.75pt,355.6pt" o:gfxdata="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" strokecolor="black [3200]" strokeweight=".5pt">
+                <v:stroke joinstyle="miter"/>
+                <w10:wrap anchory="page"/>
+              </v:line>
+            </w:pict>
+          </mc:Fallback>
+        </mc:AlternateContent>
+      </w:r>
+      <w:r>
+        <w:rPr>
+          <w:rFonts w:ascii="Times New Roman" w:hAnsi="Times New Roman" w:cs="Times New Roman"/>
+          <w:sz w:val="24"/>
+          <w:szCs w:val="28"/>
+        </w:rPr>
+        <w:t xml:space="preserve">Name of Experiment / Title of Term </w:t>
+      </w:r>
+      <w:proofErr w:type="gramStart"/>
+      <w:r>
+        <w:rPr>
+          <w:rFonts w:ascii="Times New Roman" w:hAnsi="Times New Roman" w:cs="Times New Roman"/>
+          <w:sz w:val="24"/>
+          <w:szCs w:val="28"/>
+        </w:rPr>
+        <w:t>Work:</w:t>
+      </w:r>
+      <w:r>
+        <w:rPr>
+          <w:rFonts w:ascii="Times New Roman" w:hAnsi="Times New Roman" w:cs="Times New Roman"/>
+        </w:rPr>
+        <w:t>{</w:t>
+      </w:r>
+      <w:proofErr w:type="gramEnd"/>
+      <w:r>
+        <w:rPr>
+          <w:rFonts w:ascii="Times New Roman" w:hAnsi="Times New Roman" w:cs="Times New Roman"/>
+        </w:rPr>
+        <w:t>{title}}</w:t>
+      </w:r>
+      <w:r>
+        <w:rPr>
+          <w:rFonts w:ascii="Times New Roman" w:hAnsi="Times New Roman" w:cs="Times New Roman"/>
+          <w:noProof/>
+        </w:rPr>
+        <w:t xml:space="preserve"> </w:t>
+      </w:r>
+    </w:p>
+    <w:p>
+      <w:pPr>
+        <w:tabs>
+          <w:tab w:val="left" w:pos="8253"/>
+        </w:tabs>
+        <w:ind w:leftChars="100" w:left="220" w:right="2495"/>
+        <w:rPr>
+          <w:rFonts w:ascii="Times New Roman" w:hAnsi="Times New Roman" w:cs="Times New Roman"/>
+          <w:sz w:val="24"/>
+          <w:szCs w:val="28"/>
+        </w:rPr>
+      </w:pPr>
+      <w:r>
+        <w:rPr>
+          <w:noProof/>
+        </w:rPr>
+        <mc:AlternateContent>
+          <mc:Choice Requires="wps">
+            <w:drawing>
+              <wp:anchor distT="0" distB="0" distL="114300" distR="114300" simplePos="0" relativeHeight="251673600" behindDoc="1" locked="0" layoutInCell="1" allowOverlap="1" wp14:anchorId="6C9D6F46" wp14:editId="0073901E">
+                <wp:simplePos x="0" y="0"/>
+                <wp:positionH relativeFrom="column">
+                  <wp:posOffset>0</wp:posOffset>
+                </wp:positionH>
+                <wp:positionV relativeFrom="page">
+                  <wp:posOffset>4805363</wp:posOffset>
+                </wp:positionV>
+                <wp:extent cx="5734368" cy="0"/>
+                <wp:effectExtent l="0" t="0" r="0" b="0"/>
+                <wp:wrapNone/>
+                <wp:docPr id="169549380" name="Straight Connector 1"/>
+                <wp:cNvGraphicFramePr/>
+                <a:graphic xmlns:a="http://schemas.openxmlformats.org/drawingml/2006/main">
+                  <a:graphicData uri="http://schemas.microsoft.com/office/word/2010/wordprocessingShape">
+                    <wps:wsp>
+                      <wps:cNvCnPr/>
+                      <wps:spPr>
+                        <a:xfrm flipV="1">
+                          <a:off x="0" y="0"/>
+                          <a:ext cx="5734368" cy="0"/>
+                        </a:xfrm>
+                        <a:prstGeom prst="line">
+                          <a:avLst/>
+                        </a:prstGeom>
+                      </wps:spPr>
+                      <wps:style>
+                        <a:lnRef idx="1">
+                          <a:schemeClr val="dk1"/>
+                        </a:lnRef>
+                        <a:fillRef idx="0">
+                          <a:schemeClr val="dk1"/>
+                        </a:fillRef>
+                        <a:effectRef idx="0">
+                          <a:schemeClr val="dk1"/>
+                        </a:effectRef>
+                        <a:fontRef idx="minor">
+                          <a:schemeClr val="tx1"/>
+                        </a:fontRef>
+                      </wps:style>
+                      <wps:bodyPr/>
+                    </wps:wsp>
+                  </a:graphicData>
+                </a:graphic>
+                <wp14:sizeRelH relativeFrom="margin">
+                  <wp14:pctWidth>0</wp14:pctWidth>
+                </wp14:sizeRelH>
+                <wp14:sizeRelV relativeFrom="margin">
+                  <wp14:pctHeight>0</wp14:pctHeight>
+                </wp14:sizeRelV>
+              </wp:anchor>
+            </w:drawing>
+          </mc:Choice>
+          <mc:Fallback>
+            <w:pict>
+              <v:line w14:anchorId="79F0497D" id="Straight Connector 1" o:spid="_x0000_s1026" style="position:absolute;flip:y;z-index:-251642880;visibility:visible;mso-wrap-style:square;mso-width-percent:0;mso-height-percent:0;mso-wrap-distance-left:9pt;mso-wrap-distance-top:0;mso-wrap-distance-right:9pt;mso-wrap-distance-bottom:0;mso-position-horizontal:absolute;mso-position-horizontal-relative:text;mso-position-vertical:absolute;mso-position-vertical-relative:page;mso-width-percent:0;mso-height-percent:0;mso-width-relative:margin;mso-height-relative:margin" from="0,378.4pt" to="451.55pt,378.4pt" o:gfxdata="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" strokecolor="black [3200]" strokeweight=".5pt">
+                <v:stroke joinstyle="miter"/>
+                <w10:wrap anchory="page"/>
+              </v:line>
+            </w:pict>
+          </mc:Fallback>
+        </mc:AlternateContent>
+      </w:r>
+      <w:r>
+        <w:rPr>
+          <w:rFonts w:ascii="Times New Roman" w:hAnsi="Times New Roman" w:cs="Times New Roman"/>
+          <w:sz w:val="24"/>
+          <w:szCs w:val="28"/>
+        </w:rPr>
+        <w:t xml:space="preserve">         </w:t>
+      </w:r>
+      <w:r>
+        <w:rPr>
+          <w:rFonts w:ascii="Times New Roman" w:hAnsi="Times New Roman" w:cs="Times New Roman"/>
+          <w:sz w:val="24"/>
+          <w:szCs w:val="28"/>
+        </w:rPr>
+        <w:t xml:space="preserve">                                                                                                                                                                                                                </w:t>
+      </w:r>
+    </w:p>
+    <w:p>
+      <w:pPr>
+        <w:tabs>
+          <w:tab w:val="left" w:pos="8253"/>
+        </w:tabs>
+        <w:rPr>
+          <w:rFonts w:ascii="Times New Roman" w:hAnsi="Times New Roman" w:cs="Times New Roman"/>
+          <w:sz w:val="24"/>
           <w:szCs w:val="28"/>
         </w:rPr>
       </w:pPr>
@@ -135,342 +1077,1466 @@
     <w:p>
       <w:pPr>
         <w:tabs>
-          <w:tab w:val="left" w:pos="8467"/>
+          <w:tab w:val="left" w:pos="8253"/>
         </w:tabs>
-        <w:spacing w:line="240" w:lineRule="auto"/>
-        <w:rPr>
-          <w:rFonts w:ascii="Times New Roman" w:hAnsi="Times New Roman" w:cs="Times New Roman"/>
-          <w:b/>
-          <w:bCs/>
+        <w:rPr>
+          <w:rFonts w:ascii="Times New Roman" w:hAnsi="Times New Roman" w:cs="Times New Roman"/>
+          <w:sz w:val="24"/>
           <w:szCs w:val="28"/>
         </w:rPr>
       </w:pPr>
       <w:r>
         <w:rPr>
-          <w:rFonts w:ascii="Times New Roman" w:hAnsi="Times New Roman" w:cs="Times New Roman"/>
-          <w:b/>
-          <w:bCs/>
-          <w:szCs w:val="28"/>
-        </w:rPr>
-        <w:tab/>
+          <w:noProof/>
+        </w:rPr>
+        <mc:AlternateContent>
+          <mc:Choice Requires="wps">
+            <w:drawing>
+              <wp:anchor distT="0" distB="0" distL="114300" distR="114300" simplePos="0" relativeHeight="251675648" behindDoc="1" locked="0" layoutInCell="1" allowOverlap="1" wp14:anchorId="07106BD8" wp14:editId="02A10742">
+                <wp:simplePos x="0" y="0"/>
+                <wp:positionH relativeFrom="column">
+                  <wp:posOffset>4547870</wp:posOffset>
+                </wp:positionH>
+                <wp:positionV relativeFrom="page">
+                  <wp:posOffset>5390833</wp:posOffset>
+                </wp:positionV>
+                <wp:extent cx="1155452" cy="0"/>
+                <wp:effectExtent l="0" t="0" r="0" b="0"/>
+                <wp:wrapNone/>
+                <wp:docPr id="598539091" name="Straight Connector 1"/>
+                <wp:cNvGraphicFramePr/>
+                <a:graphic xmlns:a="http://schemas.openxmlformats.org/drawingml/2006/main">
+                  <a:graphicData uri="http://schemas.microsoft.com/office/word/2010/wordprocessingShape">
+                    <wps:wsp>
+                      <wps:cNvCnPr/>
+                      <wps:spPr>
+                        <a:xfrm flipV="1">
+                          <a:off x="0" y="0"/>
+                          <a:ext cx="1155452" cy="0"/>
+                        </a:xfrm>
+                        <a:prstGeom prst="line">
+                          <a:avLst/>
+                        </a:prstGeom>
+                      </wps:spPr>
+                      <wps:style>
+                        <a:lnRef idx="1">
+                          <a:schemeClr val="dk1"/>
+                        </a:lnRef>
+                        <a:fillRef idx="0">
+                          <a:schemeClr val="dk1"/>
+                        </a:fillRef>
+                        <a:effectRef idx="0">
+                          <a:schemeClr val="dk1"/>
+                        </a:effectRef>
+                        <a:fontRef idx="minor">
+                          <a:schemeClr val="tx1"/>
+                        </a:fontRef>
+                      </wps:style>
+                      <wps:bodyPr/>
+                    </wps:wsp>
+                  </a:graphicData>
+                </a:graphic>
+                <wp14:sizeRelH relativeFrom="margin">
+                  <wp14:pctWidth>0</wp14:pctWidth>
+                </wp14:sizeRelH>
+                <wp14:sizeRelV relativeFrom="margin">
+                  <wp14:pctHeight>0</wp14:pctHeight>
+                </wp14:sizeRelV>
+              </wp:anchor>
+            </w:drawing>
+          </mc:Choice>
+          <mc:Fallback>
+            <w:pict>
+              <v:line w14:anchorId="68737DEC" id="Straight Connector 1" o:spid="_x0000_s1026" style="position:absolute;flip:y;z-index:-251640832;visibility:visible;mso-wrap-style:square;mso-width-percent:0;mso-height-percent:0;mso-wrap-distance-left:9pt;mso-wrap-distance-top:0;mso-wrap-distance-right:9pt;mso-wrap-distance-bottom:0;mso-position-horizontal:absolute;mso-position-horizontal-relative:text;mso-position-vertical:absolute;mso-position-vertical-relative:page;mso-width-percent:0;mso-height-percent:0;mso-width-relative:margin;mso-height-relative:margin" from="358.1pt,424.5pt" to="449.1pt,424.5pt" o:gfxdata="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" strokecolor="black [3200]" strokeweight=".5pt">
+                <v:stroke joinstyle="miter"/>
+                <w10:wrap anchory="page"/>
+              </v:line>
+            </w:pict>
+          </mc:Fallback>
+        </mc:AlternateContent>
+      </w:r>
+      <w:r>
+        <w:rPr>
+          <w:rFonts w:ascii="Times New Roman" w:hAnsi="Times New Roman" w:cs="Times New Roman"/>
+          <w:sz w:val="24"/>
+          <w:szCs w:val="28"/>
+        </w:rPr>
+        <w:t xml:space="preserve">                                                                             </w:t>
+      </w:r>
+      <w:r>
+        <w:t xml:space="preserve"> </w:t>
+      </w:r>
+      <w:r>
+        <w:rPr>
+          <w:rFonts w:ascii="Times New Roman" w:hAnsi="Times New Roman" w:cs="Times New Roman"/>
+          <w:sz w:val="24"/>
+          <w:szCs w:val="28"/>
+        </w:rPr>
+        <w:t>Practical/ Term Work No.:</w:t>
+      </w:r>
+      <w:r>
+        <w:rPr>
+          <w:noProof/>
+        </w:rPr>
+        <w:t xml:space="preserve"> </w:t>
+      </w:r>
+      <w:r>
+        <w:rPr>
+          <w:noProof/>
+        </w:rPr>
+        <w:t>{{practical_no}}</w:t>
       </w:r>
     </w:p>
     <w:p>
       <w:pPr>
         <w:tabs>
-          <w:tab w:val="left" w:pos="8827"/>
+          <w:tab w:val="left" w:pos="8253"/>
         </w:tabs>
-        <w:spacing w:before="48" w:after="48" w:line="240" w:lineRule="auto"/>
-        <w:rPr>
-          <w:rFonts w:ascii="Times New Roman" w:hAnsi="Times New Roman" w:cs="Times New Roman"/>
+        <w:rPr>
+          <w:rFonts w:ascii="Times New Roman" w:hAnsi="Times New Roman" w:cs="Times New Roman"/>
+          <w:sz w:val="24"/>
           <w:szCs w:val="28"/>
         </w:rPr>
       </w:pPr>
       <w:r>
         <w:rPr>
           <w:rFonts w:ascii="Times New Roman" w:hAnsi="Times New Roman" w:cs="Times New Roman"/>
+          <w:noProof/>
+          <w:sz w:val="24"/>
+          <w:szCs w:val="28"/>
+        </w:rPr>
+        <mc:AlternateContent>
+          <mc:Choice Requires="wps">
+            <w:drawing>
+              <wp:anchor distT="0" distB="0" distL="114300" distR="114300" simplePos="0" relativeHeight="251688960" behindDoc="0" locked="0" layoutInCell="1" allowOverlap="1" wp14:anchorId="37AB256B" wp14:editId="28AF4BF7">
+                <wp:simplePos x="0" y="0"/>
+                <wp:positionH relativeFrom="column">
+                  <wp:posOffset>5362257</wp:posOffset>
+                </wp:positionH>
+                <wp:positionV relativeFrom="paragraph">
+                  <wp:posOffset>160655</wp:posOffset>
+                </wp:positionV>
+                <wp:extent cx="342265" cy="0"/>
+                <wp:effectExtent l="0" t="0" r="0" b="0"/>
+                <wp:wrapNone/>
+                <wp:docPr id="2006618986" name="Straight Connector 16"/>
+                <wp:cNvGraphicFramePr/>
+                <a:graphic xmlns:a="http://schemas.openxmlformats.org/drawingml/2006/main">
+                  <a:graphicData uri="http://schemas.microsoft.com/office/word/2010/wordprocessingShape">
+                    <wps:wsp>
+                      <wps:cNvCnPr/>
+                      <wps:spPr>
+                        <a:xfrm>
+                          <a:off x="0" y="0"/>
+                          <a:ext cx="342265" cy="0"/>
+                        </a:xfrm>
+                        <a:prstGeom prst="line">
+                          <a:avLst/>
+                        </a:prstGeom>
+                        <a:ln w="9525">
+                          <a:solidFill>
+                            <a:schemeClr val="tx1"/>
+                          </a:solidFill>
+                        </a:ln>
+                      </wps:spPr>
+                      <wps:style>
+                        <a:lnRef idx="1">
+                          <a:schemeClr val="dk1"/>
+                        </a:lnRef>
+                        <a:fillRef idx="0">
+                          <a:schemeClr val="dk1"/>
+                        </a:fillRef>
+                        <a:effectRef idx="0">
+                          <a:schemeClr val="dk1"/>
+                        </a:effectRef>
+                        <a:fontRef idx="minor">
+                          <a:schemeClr val="tx1"/>
+                        </a:fontRef>
+                      </wps:style>
+                      <wps:bodyPr/>
+                    </wps:wsp>
+                  </a:graphicData>
+                </a:graphic>
+              </wp:anchor>
+            </w:drawing>
+          </mc:Choice>
+          <mc:Fallback>
+            <w:pict>
+              <v:line w14:anchorId="1E977835" id="Straight Connector 16" o:spid="_x0000_s1026" style="position:absolute;z-index:251688960;visibility:visible;mso-wrap-style:square;mso-wrap-distance-left:9pt;mso-wrap-distance-top:0;mso-wrap-distance-right:9pt;mso-wrap-distance-bottom:0;mso-position-horizontal:absolute;mso-position-horizontal-relative:text;mso-position-vertical:absolute;mso-position-vertical-relative:text" from="422.2pt,12.65pt" to="449.15pt,12.65pt" o:gfxdata="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" strokecolor="black [3213]">
+                <v:stroke joinstyle="miter"/>
+              </v:line>
+            </w:pict>
+          </mc:Fallback>
+        </mc:AlternateContent>
+      </w:r>
+      <w:r>
+        <w:rPr>
+          <w:rFonts w:ascii="Times New Roman" w:hAnsi="Times New Roman" w:cs="Times New Roman"/>
+          <w:sz w:val="24"/>
+          <w:szCs w:val="28"/>
+        </w:rPr>
+        <w:t xml:space="preserve">                                                                                                </w:t>
+      </w:r>
+      <w:r>
+        <w:rPr>
+          <w:rFonts w:ascii="Times New Roman" w:hAnsi="Times New Roman" w:cs="Times New Roman"/>
+          <w:sz w:val="24"/>
+          <w:szCs w:val="28"/>
+        </w:rPr>
+        <w:t>Conducted On:</w:t>
+      </w:r>
+      <w:r>
+        <w:rPr>
+          <w:rFonts w:ascii="Times New Roman" w:eastAsia="Times New Roman" w:hAnsi="Times New Roman" w:cs="Times New Roman"/>
+          <w:sz w:val="24"/>
+          <w:u w:val="single" w:color="000000"/>
+        </w:rPr>
+        <w:t xml:space="preserve">         </w:t>
+      </w:r>
+      <w:r>
+        <w:rPr>
+          <w:rFonts w:ascii="Times New Roman" w:eastAsia="Times New Roman" w:hAnsi="Times New Roman" w:cs="Times New Roman"/>
           <w:b/>
+          <w:i/>
+          <w:sz w:val="24"/>
+        </w:rPr>
+        <w:t>/</w:t>
+      </w:r>
+      <w:r>
+        <w:rPr>
+          <w:rFonts w:ascii="Times New Roman" w:eastAsia="Times New Roman" w:hAnsi="Times New Roman" w:cs="Times New Roman"/>
           <w:bCs/>
-          <w:szCs w:val="28"/>
-        </w:rPr>
-        <w:t xml:space="preserve">                            </w:t>
-      </w:r>
-      <w:r>
-        <w:rPr>
-          <w:rFonts w:ascii="Times New Roman" w:hAnsi="Times New Roman" w:cs="Times New Roman"/>
+          <w:i/>
+          <w:sz w:val="24"/>
+          <w:u w:val="single"/>
+        </w:rPr>
+        <w:t xml:space="preserve">        </w:t>
+      </w:r>
+      <w:r>
+        <w:rPr>
+          <w:rFonts w:ascii="Times New Roman" w:eastAsia="Times New Roman" w:hAnsi="Times New Roman" w:cs="Times New Roman"/>
           <w:b/>
+          <w:i/>
+          <w:sz w:val="24"/>
+          <w:u w:val="single"/>
+        </w:rPr>
+        <w:t xml:space="preserve"> </w:t>
+      </w:r>
+      <w:r>
+        <w:rPr>
+          <w:rFonts w:ascii="Times New Roman" w:eastAsia="Times New Roman" w:hAnsi="Times New Roman" w:cs="Times New Roman"/>
+          <w:b/>
+          <w:i/>
+          <w:sz w:val="24"/>
+        </w:rPr>
+        <w:t>/</w:t>
+      </w:r>
+      <w:r>
+        <w:rPr>
+          <w:rFonts w:ascii="Times New Roman" w:eastAsia="Times New Roman" w:hAnsi="Times New Roman" w:cs="Times New Roman"/>
           <w:bCs/>
-          <w:szCs w:val="28"/>
-        </w:rPr>
-        <w:br/>
+          <w:i/>
+          <w:sz w:val="24"/>
+          <w:u w:val="single" w:color="000000"/>
+        </w:rPr>
+        <w:t xml:space="preserve">       </w:t>
+      </w:r>
+      <w:r>
+        <w:rPr>
+          <w:rFonts w:ascii="Times New Roman" w:eastAsia="Times New Roman" w:hAnsi="Times New Roman" w:cs="Times New Roman"/>
+          <w:bCs/>
+          <w:sz w:val="24"/>
+          <w:u w:val="single" w:color="000000"/>
+        </w:rPr>
+        <w:t xml:space="preserve">  </w:t>
+      </w:r>
+      <w:r>
+        <w:rPr>
+          <w:rFonts w:ascii="Times New Roman" w:hAnsi="Times New Roman" w:cs="Times New Roman"/>
+          <w:sz w:val="24"/>
+          <w:szCs w:val="28"/>
+        </w:rPr>
+        <w:t xml:space="preserve"> </w:t>
       </w:r>
     </w:p>
     <w:p>
       <w:pPr>
         <w:tabs>
-          <w:tab w:val="left" w:pos="1613"/>
+          <w:tab w:val="left" w:pos="8253"/>
         </w:tabs>
-        <w:spacing w:line="240" w:lineRule="auto"/>
+        <w:rPr>
+          <w:rFonts w:ascii="Times New Roman" w:hAnsi="Times New Roman" w:cs="Times New Roman"/>
+          <w:sz w:val="24"/>
+          <w:szCs w:val="28"/>
+        </w:rPr>
       </w:pPr>
       <w:r>
-        <w:t xml:space="preserve">                           </w:t>
+        <w:rPr>
+          <w:rFonts w:ascii="Times New Roman" w:hAnsi="Times New Roman" w:cs="Times New Roman"/>
+          <w:noProof/>
+          <w:sz w:val="24"/>
+          <w:szCs w:val="28"/>
+        </w:rPr>
+        <mc:AlternateContent>
+          <mc:Choice Requires="wps">
+            <w:drawing>
+              <wp:anchor distT="0" distB="0" distL="114300" distR="114300" simplePos="0" relativeHeight="251691008" behindDoc="0" locked="0" layoutInCell="1" allowOverlap="1" wp14:anchorId="1652C30D" wp14:editId="75EB23E2">
+                <wp:simplePos x="0" y="0"/>
+                <wp:positionH relativeFrom="column">
+                  <wp:posOffset>5366385</wp:posOffset>
+                </wp:positionH>
+                <wp:positionV relativeFrom="paragraph">
+                  <wp:posOffset>157162</wp:posOffset>
+                </wp:positionV>
+                <wp:extent cx="342265" cy="0"/>
+                <wp:effectExtent l="0" t="0" r="0" b="0"/>
+                <wp:wrapNone/>
+                <wp:docPr id="557045228" name="Straight Connector 16"/>
+                <wp:cNvGraphicFramePr/>
+                <a:graphic xmlns:a="http://schemas.openxmlformats.org/drawingml/2006/main">
+                  <a:graphicData uri="http://schemas.microsoft.com/office/word/2010/wordprocessingShape">
+                    <wps:wsp>
+                      <wps:cNvCnPr/>
+                      <wps:spPr>
+                        <a:xfrm>
+                          <a:off x="0" y="0"/>
+                          <a:ext cx="342265" cy="0"/>
+                        </a:xfrm>
+                        <a:prstGeom prst="line">
+                          <a:avLst/>
+                        </a:prstGeom>
+                        <a:ln w="9525">
+                          <a:solidFill>
+                            <a:schemeClr val="tx1"/>
+                          </a:solidFill>
+                        </a:ln>
+                      </wps:spPr>
+                      <wps:style>
+                        <a:lnRef idx="1">
+                          <a:schemeClr val="dk1"/>
+                        </a:lnRef>
+                        <a:fillRef idx="0">
+                          <a:schemeClr val="dk1"/>
+                        </a:fillRef>
+                        <a:effectRef idx="0">
+                          <a:schemeClr val="dk1"/>
+                        </a:effectRef>
+                        <a:fontRef idx="minor">
+                          <a:schemeClr val="tx1"/>
+                        </a:fontRef>
+                      </wps:style>
+                      <wps:bodyPr/>
+                    </wps:wsp>
+                  </a:graphicData>
+                </a:graphic>
+              </wp:anchor>
+            </w:drawing>
+          </mc:Choice>
+          <mc:Fallback>
+            <w:pict>
+              <v:line w14:anchorId="22E32324" id="Straight Connector 16" o:spid="_x0000_s1026" style="position:absolute;z-index:251691008;visibility:visible;mso-wrap-style:square;mso-wrap-distance-left:9pt;mso-wrap-distance-top:0;mso-wrap-distance-right:9pt;mso-wrap-distance-bottom:0;mso-position-horizontal:absolute;mso-position-horizontal-relative:text;mso-position-vertical:absolute;mso-position-vertical-relative:text" from="422.55pt,12.35pt" to="449.5pt,12.35pt" o:gfxdata="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" strokecolor="black [3213]">
+                <v:stroke joinstyle="miter"/>
+              </v:line>
+            </w:pict>
+          </mc:Fallback>
+        </mc:AlternateContent>
+      </w:r>
+      <w:r>
+        <w:rPr>
+          <w:rFonts w:ascii="Times New Roman" w:hAnsi="Times New Roman" w:cs="Times New Roman"/>
+          <w:sz w:val="24"/>
+          <w:szCs w:val="28"/>
+        </w:rPr>
+        <w:t xml:space="preserve">                                                                                        </w:t>
+      </w:r>
+      <w:r>
+        <w:rPr>
+          <w:rFonts w:ascii="Times New Roman" w:hAnsi="Times New Roman" w:cs="Times New Roman"/>
+          <w:sz w:val="24"/>
+          <w:szCs w:val="28"/>
+        </w:rPr>
+        <w:t>Date of Submission:</w:t>
+      </w:r>
+      <w:r>
+        <w:rPr>
+          <w:rFonts w:ascii="Times New Roman" w:eastAsia="Times New Roman" w:hAnsi="Times New Roman" w:cs="Times New Roman"/>
+          <w:sz w:val="24"/>
+          <w:u w:val="single" w:color="000000"/>
+        </w:rPr>
+        <w:t xml:space="preserve">         </w:t>
+      </w:r>
+      <w:r>
+        <w:rPr>
+          <w:rFonts w:ascii="Times New Roman" w:eastAsia="Times New Roman" w:hAnsi="Times New Roman" w:cs="Times New Roman"/>
+          <w:b/>
+          <w:i/>
+          <w:sz w:val="24"/>
+        </w:rPr>
+        <w:t>/</w:t>
+      </w:r>
+      <w:r>
+        <w:rPr>
+          <w:rFonts w:ascii="Times New Roman" w:eastAsia="Times New Roman" w:hAnsi="Times New Roman" w:cs="Times New Roman"/>
+          <w:bCs/>
+          <w:i/>
+          <w:sz w:val="24"/>
+          <w:u w:val="single"/>
+        </w:rPr>
+        <w:t xml:space="preserve">        </w:t>
+      </w:r>
+      <w:r>
+        <w:rPr>
+          <w:rFonts w:ascii="Times New Roman" w:eastAsia="Times New Roman" w:hAnsi="Times New Roman" w:cs="Times New Roman"/>
+          <w:b/>
+          <w:i/>
+          <w:sz w:val="24"/>
+          <w:u w:val="single"/>
+        </w:rPr>
+        <w:t xml:space="preserve"> </w:t>
+      </w:r>
+      <w:r>
+        <w:rPr>
+          <w:rFonts w:ascii="Times New Roman" w:eastAsia="Times New Roman" w:hAnsi="Times New Roman" w:cs="Times New Roman"/>
+          <w:b/>
+          <w:i/>
+          <w:sz w:val="24"/>
+        </w:rPr>
+        <w:t>/</w:t>
+      </w:r>
+      <w:r>
+        <w:rPr>
+          <w:rFonts w:ascii="Times New Roman" w:eastAsia="Times New Roman" w:hAnsi="Times New Roman" w:cs="Times New Roman"/>
+          <w:bCs/>
+          <w:i/>
+          <w:sz w:val="24"/>
+          <w:u w:val="single" w:color="000000"/>
+        </w:rPr>
+        <w:t xml:space="preserve">       </w:t>
+      </w:r>
+      <w:r>
+        <w:rPr>
+          <w:rFonts w:ascii="Times New Roman" w:eastAsia="Times New Roman" w:hAnsi="Times New Roman" w:cs="Times New Roman"/>
+          <w:bCs/>
+          <w:sz w:val="24"/>
+          <w:u w:val="single" w:color="000000"/>
+        </w:rPr>
+        <w:t xml:space="preserve">  </w:t>
+      </w:r>
+      <w:r>
+        <w:rPr>
+          <w:rFonts w:ascii="Times New Roman" w:eastAsia="Times New Roman" w:hAnsi="Times New Roman" w:cs="Times New Roman"/>
+          <w:sz w:val="24"/>
+          <w:u w:val="single" w:color="000000"/>
+        </w:rPr>
+        <w:t xml:space="preserve"> </w:t>
       </w:r>
     </w:p>
     <w:p>
       <w:pPr>
         <w:tabs>
-          <w:tab w:val="left" w:pos="1613"/>
+          <w:tab w:val="left" w:pos="8253"/>
         </w:tabs>
-        <w:spacing w:line="276" w:lineRule="auto"/>
+        <w:rPr>
+          <w:rFonts w:ascii="Times New Roman" w:hAnsi="Times New Roman" w:cs="Times New Roman"/>
+          <w:sz w:val="24"/>
+          <w:szCs w:val="28"/>
+        </w:rPr>
       </w:pPr>
       <w:r>
-        <w:t xml:space="preserve">                                                                                                                                                                          </w:t>
-      </w:r>
-      <w:r>
-        <w:t>{{term}}</w:t>
+        <w:rPr>
+          <w:rFonts w:ascii="Times New Roman" w:hAnsi="Times New Roman" w:cs="Times New Roman"/>
+          <w:noProof/>
+          <w:sz w:val="24"/>
+          <w:szCs w:val="28"/>
+        </w:rPr>
+        <mc:AlternateContent>
+          <mc:Choice Requires="wps">
+            <w:drawing>
+              <wp:anchor distT="0" distB="0" distL="114300" distR="114300" simplePos="0" relativeHeight="251693056" behindDoc="0" locked="0" layoutInCell="1" allowOverlap="1" wp14:anchorId="58871351" wp14:editId="29F8335F">
+                <wp:simplePos x="0" y="0"/>
+                <wp:positionH relativeFrom="column">
+                  <wp:posOffset>5371465</wp:posOffset>
+                </wp:positionH>
+                <wp:positionV relativeFrom="paragraph">
+                  <wp:posOffset>159703</wp:posOffset>
+                </wp:positionV>
+                <wp:extent cx="342265" cy="0"/>
+                <wp:effectExtent l="0" t="0" r="0" b="0"/>
+                <wp:wrapNone/>
+                <wp:docPr id="339146380" name="Straight Connector 16"/>
+                <wp:cNvGraphicFramePr/>
+                <a:graphic xmlns:a="http://schemas.openxmlformats.org/drawingml/2006/main">
+                  <a:graphicData uri="http://schemas.microsoft.com/office/word/2010/wordprocessingShape">
+                    <wps:wsp>
+                      <wps:cNvCnPr/>
+                      <wps:spPr>
+                        <a:xfrm>
+                          <a:off x="0" y="0"/>
+                          <a:ext cx="342265" cy="0"/>
+                        </a:xfrm>
+                        <a:prstGeom prst="line">
+                          <a:avLst/>
+                        </a:prstGeom>
+                        <a:ln w="9525">
+                          <a:solidFill>
+                            <a:schemeClr val="tx1"/>
+                          </a:solidFill>
+                        </a:ln>
+                      </wps:spPr>
+                      <wps:style>
+                        <a:lnRef idx="1">
+                          <a:schemeClr val="dk1"/>
+                        </a:lnRef>
+                        <a:fillRef idx="0">
+                          <a:schemeClr val="dk1"/>
+                        </a:fillRef>
+                        <a:effectRef idx="0">
+                          <a:schemeClr val="dk1"/>
+                        </a:effectRef>
+                        <a:fontRef idx="minor">
+                          <a:schemeClr val="tx1"/>
+                        </a:fontRef>
+                      </wps:style>
+                      <wps:bodyPr/>
+                    </wps:wsp>
+                  </a:graphicData>
+                </a:graphic>
+              </wp:anchor>
+            </w:drawing>
+          </mc:Choice>
+          <mc:Fallback>
+            <w:pict>
+              <v:line w14:anchorId="618B06D0" id="Straight Connector 16" o:spid="_x0000_s1026" style="position:absolute;z-index:251693056;visibility:visible;mso-wrap-style:square;mso-wrap-distance-left:9pt;mso-wrap-distance-top:0;mso-wrap-distance-right:9pt;mso-wrap-distance-bottom:0;mso-position-horizontal:absolute;mso-position-horizontal-relative:text;mso-position-vertical:absolute;mso-position-vertical-relative:text" from="422.95pt,12.6pt" to="449.9pt,12.6pt" o:gfxdata="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" strokecolor="black [3213]">
+                <v:stroke joinstyle="miter"/>
+              </v:line>
+            </w:pict>
+          </mc:Fallback>
+        </mc:AlternateContent>
+      </w:r>
+      <w:r>
+        <w:t xml:space="preserve"> </w:t>
+      </w:r>
+      <w:r>
+        <w:t xml:space="preserve">                                                                                           </w:t>
+      </w:r>
+      <w:r>
+        <w:rPr>
+          <w:rFonts w:ascii="Times New Roman" w:hAnsi="Times New Roman" w:cs="Times New Roman"/>
+          <w:sz w:val="24"/>
+          <w:szCs w:val="28"/>
+        </w:rPr>
+        <w:t>Actual Date of Submission:</w:t>
+      </w:r>
+      <w:r>
+        <w:rPr>
+          <w:rFonts w:ascii="Times New Roman" w:eastAsia="Times New Roman" w:hAnsi="Times New Roman" w:cs="Times New Roman"/>
+          <w:sz w:val="24"/>
+          <w:u w:val="single" w:color="000000"/>
+        </w:rPr>
+        <w:t xml:space="preserve">         </w:t>
+      </w:r>
+      <w:r>
+        <w:rPr>
+          <w:rFonts w:ascii="Times New Roman" w:eastAsia="Times New Roman" w:hAnsi="Times New Roman" w:cs="Times New Roman"/>
+          <w:b/>
+          <w:i/>
+          <w:sz w:val="24"/>
+        </w:rPr>
+        <w:t>/</w:t>
+      </w:r>
+      <w:r>
+        <w:rPr>
+          <w:rFonts w:ascii="Times New Roman" w:eastAsia="Times New Roman" w:hAnsi="Times New Roman" w:cs="Times New Roman"/>
+          <w:bCs/>
+          <w:i/>
+          <w:sz w:val="24"/>
+          <w:u w:val="single"/>
+        </w:rPr>
+        <w:t xml:space="preserve">        </w:t>
+      </w:r>
+      <w:r>
+        <w:rPr>
+          <w:rFonts w:ascii="Times New Roman" w:eastAsia="Times New Roman" w:hAnsi="Times New Roman" w:cs="Times New Roman"/>
+          <w:b/>
+          <w:i/>
+          <w:sz w:val="24"/>
+          <w:u w:val="single"/>
+        </w:rPr>
+        <w:t xml:space="preserve"> </w:t>
+      </w:r>
+      <w:r>
+        <w:rPr>
+          <w:rFonts w:ascii="Times New Roman" w:eastAsia="Times New Roman" w:hAnsi="Times New Roman" w:cs="Times New Roman"/>
+          <w:b/>
+          <w:i/>
+          <w:sz w:val="24"/>
+        </w:rPr>
+        <w:t>/</w:t>
+      </w:r>
+      <w:r>
+        <w:rPr>
+          <w:rFonts w:ascii="Times New Roman" w:eastAsia="Times New Roman" w:hAnsi="Times New Roman" w:cs="Times New Roman"/>
+          <w:bCs/>
+          <w:i/>
+          <w:sz w:val="24"/>
+          <w:u w:val="single" w:color="000000"/>
+        </w:rPr>
+        <w:t xml:space="preserve">       </w:t>
+      </w:r>
+      <w:r>
+        <w:rPr>
+          <w:rFonts w:ascii="Times New Roman" w:eastAsia="Times New Roman" w:hAnsi="Times New Roman" w:cs="Times New Roman"/>
+          <w:bCs/>
+          <w:sz w:val="24"/>
+          <w:u w:val="single" w:color="000000"/>
+        </w:rPr>
+        <w:t xml:space="preserve">  </w:t>
+      </w:r>
+      <w:r>
+        <w:rPr>
+          <w:rFonts w:ascii="Times New Roman" w:eastAsia="Times New Roman" w:hAnsi="Times New Roman" w:cs="Times New Roman"/>
+          <w:sz w:val="24"/>
+          <w:u w:val="single" w:color="000000"/>
+        </w:rPr>
+        <w:t xml:space="preserve"> </w:t>
       </w:r>
     </w:p>
     <w:p>
       <w:pPr>
         <w:tabs>
-          <w:tab w:val="left" w:pos="1613"/>
+          <w:tab w:val="left" w:pos="8253"/>
         </w:tabs>
-        <w:spacing w:line="276" w:lineRule="auto"/>
-      </w:pPr>
-      <w:r>
-        <w:t xml:space="preserve">                            </w:t>
-      </w:r>
-      <w:r>
-        <w:t>{{subject}}</w:t>
-      </w:r>
-    </w:p>
-    <w:p>
-      <w:pPr>
-        <w:tabs>
-          <w:tab w:val="left" w:pos="1613"/>
-        </w:tabs>
-        <w:spacing w:line="240" w:lineRule="auto"/>
-      </w:pPr>
-      <w:r>
-        <w:t xml:space="preserve">                       </w:t>
-      </w:r>
-      <w:r>
-        <w:t>{{pen</w:t>
-      </w:r>
-      <w:proofErr w:type="gramStart"/>
-      <w:r>
-        <w:t>}}</w:t>
-      </w:r>
-      <w:r>
-        <w:t xml:space="preserve">   </w:t>
-      </w:r>
-      <w:proofErr w:type="gramEnd"/>
-      <w:r>
-        <w:t xml:space="preserve">                                                                                                              </w:t>
-      </w:r>
-      <w:r>
-        <w:t xml:space="preserve"> </w:t>
-      </w:r>
-      <w:r>
-        <w:t xml:space="preserve">     </w:t>
-      </w:r>
-      <w:r>
-        <w:t xml:space="preserve"> </w:t>
-      </w:r>
-      <w:r>
-        <w:t xml:space="preserve">       </w:t>
-      </w:r>
-      <w:proofErr w:type="gramStart"/>
-      <w:r>
-        <w:t xml:space="preserve">   </w:t>
-      </w:r>
-      <w:r>
-        <w:t>{</w:t>
-      </w:r>
-      <w:proofErr w:type="gramEnd"/>
-      <w:r>
-        <w:t>{semester}}</w:t>
-      </w:r>
-    </w:p>
-    <w:p>
-      <w:pPr>
-        <w:tabs>
-          <w:tab w:val="left" w:pos="1613"/>
-        </w:tabs>
-        <w:spacing w:before="10" w:after="120" w:line="10" w:lineRule="atLeast"/>
-      </w:pPr>
-      <w:r>
-        <w:t xml:space="preserve">                                             </w:t>
-      </w:r>
-      <w:r>
-        <w:t>{{name}}</w:t>
-      </w:r>
-    </w:p>
-    <w:p>
-      <w:pPr>
-        <w:tabs>
-          <w:tab w:val="left" w:pos="1613"/>
-        </w:tabs>
-        <w:spacing w:before="10" w:after="120" w:line="360" w:lineRule="auto"/>
-        <w:ind w:left="737" w:right="737"/>
-        <w:rPr>
-          <w:rFonts w:ascii="Malgun Gothic" w:eastAsia="Malgun Gothic" w:hAnsi="Malgun Gothic" w:cs="Malgun Gothic"/>
-        </w:rPr>
-      </w:pPr>
-      <w:r>
-        <w:t xml:space="preserve"> </w:t>
-      </w:r>
-      <w:r>
-        <w:t xml:space="preserve">         </w:t>
-      </w:r>
-      <w:r>
-        <w:t>{{class</w:t>
-      </w:r>
-      <w:proofErr w:type="gramStart"/>
-      <w:r>
-        <w:t>}}</w:t>
-      </w:r>
-      <w:r>
-        <w:t xml:space="preserve">   </w:t>
-      </w:r>
-      <w:proofErr w:type="gramEnd"/>
-      <w:r>
-        <w:t xml:space="preserve">                                                                                                       </w:t>
-      </w:r>
-      <w:r>
-        <w:t xml:space="preserve">  </w:t>
-      </w:r>
-      <w:r>
-        <w:t xml:space="preserve">  </w:t>
-      </w:r>
-      <w:r>
-        <w:t xml:space="preserve">          </w:t>
-      </w:r>
-      <w:r>
-        <w:t xml:space="preserve"> </w:t>
-      </w:r>
-      <w:r>
-        <w:t xml:space="preserve"> </w:t>
-      </w:r>
-      <w:r>
-        <w:t xml:space="preserve"> </w:t>
-      </w:r>
-      <w:proofErr w:type="gramStart"/>
-      <w:r>
-        <w:t xml:space="preserve"> </w:t>
-      </w:r>
-      <w:r>
-        <w:t xml:space="preserve"> </w:t>
-      </w:r>
-      <w:r>
-        <w:t xml:space="preserve"> </w:t>
-      </w:r>
-      <w:r>
-        <w:t>{</w:t>
-      </w:r>
-      <w:proofErr w:type="gramEnd"/>
-      <w:r>
-        <w:t>{batch}}</w:t>
-      </w:r>
-      <w:r>
-        <w:tab/>
-      </w:r>
-      <w:proofErr w:type="spellStart"/>
-      <w:r>
-        <w:rPr>
-          <w:rFonts w:ascii="Malgun Gothic" w:eastAsia="Malgun Gothic" w:hAnsi="Malgun Gothic" w:cs="Malgun Gothic" w:hint="eastAsia"/>
-        </w:rPr>
-        <w:t>ㅤㅤㅤㅤㅤㅤㅤㅤ</w:t>
-      </w:r>
-      <w:r>
-        <w:rPr>
-          <w:rFonts w:ascii="Malgun Gothic" w:eastAsia="Malgun Gothic" w:hAnsi="Malgun Gothic" w:cs="Malgun Gothic" w:hint="eastAsia"/>
-        </w:rPr>
-        <w:t>ㅤ</w:t>
-      </w:r>
-      <w:r>
-        <w:rPr>
-          <w:rFonts w:ascii="Malgun Gothic" w:eastAsia="Malgun Gothic" w:hAnsi="Malgun Gothic" w:cs="Malgun Gothic" w:hint="eastAsia"/>
-        </w:rPr>
-        <w:t>ㅤ</w:t>
-      </w:r>
-      <w:r>
-        <w:rPr>
-          <w:rFonts w:ascii="Malgun Gothic" w:eastAsia="Malgun Gothic" w:hAnsi="Malgun Gothic" w:cs="Malgun Gothic" w:hint="eastAsia"/>
-        </w:rPr>
-        <w:t>ㅤㅤㅤ</w:t>
-      </w:r>
-      <w:r>
-        <w:rPr>
-          <w:rFonts w:ascii="Malgun Gothic" w:eastAsia="Malgun Gothic" w:hAnsi="Malgun Gothic" w:cs="Malgun Gothic" w:hint="eastAsia"/>
-        </w:rPr>
-        <w:t>ㅤ</w:t>
-      </w:r>
-      <w:r>
-        <w:rPr>
-          <w:rFonts w:ascii="Malgun Gothic" w:eastAsia="Malgun Gothic" w:hAnsi="Malgun Gothic" w:cs="Malgun Gothic" w:hint="eastAsia"/>
-        </w:rPr>
-        <w:t>ㅤ</w:t>
-      </w:r>
-      <w:r>
-        <w:rPr>
-          <w:rFonts w:ascii="Malgun Gothic" w:eastAsia="Malgun Gothic" w:hAnsi="Malgun Gothic" w:cs="Malgun Gothic" w:hint="eastAsia"/>
-        </w:rPr>
-        <w:t>ㅤㅤㅤ</w:t>
-      </w:r>
-      <w:proofErr w:type="spellEnd"/>
-      <w:r>
-        <w:t>{{titleffffffffffffffffffffffffffffffffffffffffffffffffffffffffffffffffffffffffffffffffffffffffffffffffffffffffffffffffffffffffffffffffffffffffffffffffffffffffffffffffffffffffffffffffffffffffff}}</w:t>
-      </w:r>
-    </w:p>
-    <w:p>
-      <w:pPr>
-        <w:tabs>
-          <w:tab w:val="left" w:pos="1613"/>
-        </w:tabs>
-        <w:spacing w:before="10" w:after="80" w:line="696" w:lineRule="auto"/>
+        <w:rPr>
+          <w:rFonts w:ascii="Times New Roman" w:hAnsi="Times New Roman" w:cs="Times New Roman"/>
+          <w:sz w:val="24"/>
+          <w:szCs w:val="28"/>
+        </w:rPr>
       </w:pPr>
     </w:p>
     <w:p>
       <w:pPr>
         <w:tabs>
-          <w:tab w:val="left" w:pos="7280"/>
+          <w:tab w:val="left" w:pos="8253"/>
         </w:tabs>
-        <w:spacing w:before="400" w:after="720" w:line="720" w:lineRule="auto"/>
+        <w:rPr>
+          <w:rFonts w:ascii="Times New Roman" w:hAnsi="Times New Roman" w:cs="Times New Roman"/>
+          <w:sz w:val="24"/>
+          <w:szCs w:val="28"/>
+        </w:rPr>
       </w:pPr>
-      <w:r>
-        <w:tab/>
-        <w:t xml:space="preserve">  </w:t>
-      </w:r>
-      <w:r>
-        <w:t xml:space="preserve"> </w:t>
-      </w:r>
-      <w:r>
-        <w:t>{{</w:t>
-      </w:r>
-      <w:proofErr w:type="spellStart"/>
-      <w:r>
-        <w:t>practical_no</w:t>
-      </w:r>
-      <w:proofErr w:type="spellEnd"/>
-      <w:r>
-        <w:t>}}</w:t>
-      </w:r>
-      <w:r>
-        <w:br/>
-      </w:r>
     </w:p>
     <w:p>
       <w:pPr>
         <w:tabs>
-          <w:tab w:val="left" w:pos="7280"/>
+          <w:tab w:val="left" w:pos="5798"/>
         </w:tabs>
-        <w:spacing w:before="1040" w:after="720" w:line="720" w:lineRule="auto"/>
+        <w:rPr>
+          <w:rFonts w:ascii="Times New Roman" w:hAnsi="Times New Roman" w:cs="Times New Roman"/>
+          <w:sz w:val="24"/>
+          <w:szCs w:val="28"/>
+        </w:rPr>
       </w:pPr>
       <w:r>
-        <w:t xml:space="preserve">                                    </w:t>
-      </w:r>
-      <w:r>
-        <w:t>{{</w:t>
+        <w:rPr>
+          <w:noProof/>
+        </w:rPr>
+        <mc:AlternateContent>
+          <mc:Choice Requires="wps">
+            <w:drawing>
+              <wp:anchor distT="0" distB="0" distL="114300" distR="114300" simplePos="0" relativeHeight="251677696" behindDoc="1" locked="0" layoutInCell="1" allowOverlap="1" wp14:anchorId="4785913C" wp14:editId="5ED87DA2">
+                <wp:simplePos x="0" y="0"/>
+                <wp:positionH relativeFrom="column">
+                  <wp:posOffset>759460</wp:posOffset>
+                </wp:positionH>
+                <wp:positionV relativeFrom="page">
+                  <wp:posOffset>7154862</wp:posOffset>
+                </wp:positionV>
+                <wp:extent cx="4965746" cy="306"/>
+                <wp:effectExtent l="0" t="0" r="0" b="0"/>
+                <wp:wrapNone/>
+                <wp:docPr id="1938185207" name="Straight Connector 1"/>
+                <wp:cNvGraphicFramePr/>
+                <a:graphic xmlns:a="http://schemas.openxmlformats.org/drawingml/2006/main">
+                  <a:graphicData uri="http://schemas.microsoft.com/office/word/2010/wordprocessingShape">
+                    <wps:wsp>
+                      <wps:cNvCnPr/>
+                      <wps:spPr>
+                        <a:xfrm>
+                          <a:off x="0" y="0"/>
+                          <a:ext cx="4965746" cy="306"/>
+                        </a:xfrm>
+                        <a:prstGeom prst="line">
+                          <a:avLst/>
+                        </a:prstGeom>
+                      </wps:spPr>
+                      <wps:style>
+                        <a:lnRef idx="1">
+                          <a:schemeClr val="dk1"/>
+                        </a:lnRef>
+                        <a:fillRef idx="0">
+                          <a:schemeClr val="dk1"/>
+                        </a:fillRef>
+                        <a:effectRef idx="0">
+                          <a:schemeClr val="dk1"/>
+                        </a:effectRef>
+                        <a:fontRef idx="minor">
+                          <a:schemeClr val="tx1"/>
+                        </a:fontRef>
+                      </wps:style>
+                      <wps:bodyPr/>
+                    </wps:wsp>
+                  </a:graphicData>
+                </a:graphic>
+                <wp14:sizeRelH relativeFrom="margin">
+                  <wp14:pctWidth>0</wp14:pctWidth>
+                </wp14:sizeRelH>
+                <wp14:sizeRelV relativeFrom="margin">
+                  <wp14:pctHeight>0</wp14:pctHeight>
+                </wp14:sizeRelV>
+              </wp:anchor>
+            </w:drawing>
+          </mc:Choice>
+          <mc:Fallback>
+            <w:pict>
+              <v:line w14:anchorId="2686832E" id="Straight Connector 1" o:spid="_x0000_s1026" style="position:absolute;z-index:-251638784;visibility:visible;mso-wrap-style:square;mso-width-percent:0;mso-height-percent:0;mso-wrap-distance-left:9pt;mso-wrap-distance-top:0;mso-wrap-distance-right:9pt;mso-wrap-distance-bottom:0;mso-position-horizontal:absolute;mso-position-horizontal-relative:text;mso-position-vertical:absolute;mso-position-vertical-relative:page;mso-width-percent:0;mso-height-percent:0;mso-width-relative:margin;mso-height-relative:margin" from="59.8pt,563.35pt" to="450.8pt,563.35pt" o:gfxdata="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" strokecolor="black [3200]" strokeweight=".5pt">
+                <v:stroke joinstyle="miter"/>
+                <w10:wrap anchory="page"/>
+              </v:line>
+            </w:pict>
+          </mc:Fallback>
+        </mc:AlternateContent>
+      </w:r>
+      <w:r>
+        <w:rPr>
+          <w:rFonts w:ascii="Times New Roman" w:hAnsi="Times New Roman" w:cs="Times New Roman"/>
+          <w:sz w:val="24"/>
+          <w:szCs w:val="28"/>
+        </w:rPr>
+        <w:t xml:space="preserve">Checked </w:t>
+      </w:r>
+      <w:proofErr w:type="gramStart"/>
+      <w:r>
+        <w:rPr>
+          <w:rFonts w:ascii="Times New Roman" w:hAnsi="Times New Roman" w:cs="Times New Roman"/>
+          <w:sz w:val="24"/>
+          <w:szCs w:val="28"/>
+        </w:rPr>
+        <w:t>By:</w:t>
+      </w:r>
+      <w:r>
+        <w:rPr>
+          <w:rFonts w:ascii="Times New Roman" w:hAnsi="Times New Roman" w:cs="Times New Roman"/>
+          <w:sz w:val="24"/>
+          <w:szCs w:val="28"/>
+        </w:rPr>
+        <w:t>{</w:t>
+      </w:r>
+      <w:proofErr w:type="gramEnd"/>
+      <w:r>
+        <w:rPr>
+          <w:rFonts w:ascii="Times New Roman" w:hAnsi="Times New Roman" w:cs="Times New Roman"/>
+          <w:sz w:val="24"/>
+          <w:szCs w:val="28"/>
+        </w:rPr>
+        <w:t>{</w:t>
       </w:r>
       <w:proofErr w:type="spellStart"/>
       <w:r>
+        <w:rPr>
+          <w:rFonts w:ascii="Times New Roman" w:hAnsi="Times New Roman" w:cs="Times New Roman"/>
+          <w:sz w:val="24"/>
+          <w:szCs w:val="28"/>
+        </w:rPr>
         <w:t>checked_by</w:t>
       </w:r>
       <w:proofErr w:type="spellEnd"/>
       <w:r>
+        <w:rPr>
+          <w:rFonts w:ascii="Times New Roman" w:hAnsi="Times New Roman" w:cs="Times New Roman"/>
+          <w:sz w:val="24"/>
+          <w:szCs w:val="28"/>
+        </w:rPr>
         <w:t>}}</w:t>
       </w:r>
       <w:r>
+        <w:rPr>
+          <w:rFonts w:ascii="Times New Roman" w:hAnsi="Times New Roman" w:cs="Times New Roman"/>
+          <w:sz w:val="24"/>
+          <w:szCs w:val="28"/>
+        </w:rPr>
+        <w:tab/>
+      </w:r>
+    </w:p>
+    <w:p>
+      <w:pPr>
+        <w:tabs>
+          <w:tab w:val="left" w:pos="8253"/>
+        </w:tabs>
+        <w:rPr>
+          <w:rFonts w:ascii="Times New Roman" w:hAnsi="Times New Roman" w:cs="Times New Roman"/>
+          <w:sz w:val="24"/>
+          <w:szCs w:val="28"/>
+        </w:rPr>
+      </w:pPr>
+      <w:r>
+        <w:rPr>
+          <w:noProof/>
+        </w:rPr>
+        <mc:AlternateContent>
+          <mc:Choice Requires="wps">
+            <w:drawing>
+              <wp:anchor distT="0" distB="0" distL="114300" distR="114300" simplePos="0" relativeHeight="251679744" behindDoc="0" locked="0" layoutInCell="1" allowOverlap="1" wp14:anchorId="2C4E14DF" wp14:editId="053B3DEE">
+                <wp:simplePos x="0" y="0"/>
+                <wp:positionH relativeFrom="column">
+                  <wp:posOffset>571500</wp:posOffset>
+                </wp:positionH>
+                <wp:positionV relativeFrom="paragraph">
+                  <wp:posOffset>165356</wp:posOffset>
+                </wp:positionV>
+                <wp:extent cx="5143457" cy="0"/>
+                <wp:effectExtent l="0" t="0" r="0" b="0"/>
+                <wp:wrapNone/>
+                <wp:docPr id="425501268" name="Straight Connector 1"/>
+                <wp:cNvGraphicFramePr/>
+                <a:graphic xmlns:a="http://schemas.openxmlformats.org/drawingml/2006/main">
+                  <a:graphicData uri="http://schemas.microsoft.com/office/word/2010/wordprocessingShape">
+                    <wps:wsp>
+                      <wps:cNvCnPr/>
+                      <wps:spPr>
+                        <a:xfrm flipV="1">
+                          <a:off x="0" y="0"/>
+                          <a:ext cx="5143457" cy="0"/>
+                        </a:xfrm>
+                        <a:prstGeom prst="line">
+                          <a:avLst/>
+                        </a:prstGeom>
+                      </wps:spPr>
+                      <wps:style>
+                        <a:lnRef idx="1">
+                          <a:schemeClr val="dk1"/>
+                        </a:lnRef>
+                        <a:fillRef idx="0">
+                          <a:schemeClr val="dk1"/>
+                        </a:fillRef>
+                        <a:effectRef idx="0">
+                          <a:schemeClr val="dk1"/>
+                        </a:effectRef>
+                        <a:fontRef idx="minor">
+                          <a:schemeClr val="tx1"/>
+                        </a:fontRef>
+                      </wps:style>
+                      <wps:bodyPr/>
+                    </wps:wsp>
+                  </a:graphicData>
+                </a:graphic>
+                <wp14:sizeRelH relativeFrom="margin">
+                  <wp14:pctWidth>0</wp14:pctWidth>
+                </wp14:sizeRelH>
+                <wp14:sizeRelV relativeFrom="margin">
+                  <wp14:pctHeight>0</wp14:pctHeight>
+                </wp14:sizeRelV>
+              </wp:anchor>
+            </w:drawing>
+          </mc:Choice>
+          <mc:Fallback>
+            <w:pict>
+              <v:line w14:anchorId="62ADD351" id="Straight Connector 1" o:spid="_x0000_s1026" style="position:absolute;flip:y;z-index:251679744;visibility:visible;mso-wrap-style:square;mso-width-percent:0;mso-height-percent:0;mso-wrap-distance-left:9pt;mso-wrap-distance-top:0;mso-wrap-distance-right:9pt;mso-wrap-distance-bottom:0;mso-position-horizontal:absolute;mso-position-horizontal-relative:text;mso-position-vertical:absolute;mso-position-vertical-relative:text;mso-width-percent:0;mso-height-percent:0;mso-width-relative:margin;mso-height-relative:margin" from="45pt,13pt" to="450pt,13pt" o:gfxdata="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" strokecolor="black [3200]" strokeweight=".5pt">
+                <v:stroke joinstyle="miter"/>
+              </v:line>
+            </w:pict>
+          </mc:Fallback>
+        </mc:AlternateContent>
+      </w:r>
+      <w:r>
+        <w:rPr>
+          <w:rFonts w:ascii="Times New Roman" w:hAnsi="Times New Roman" w:cs="Times New Roman"/>
+          <w:sz w:val="24"/>
+          <w:szCs w:val="28"/>
+        </w:rPr>
+        <w:t>Remarks:</w:t>
+      </w:r>
+      <w:r>
+        <w:rPr>
+          <w:noProof/>
+        </w:rPr>
         <w:t xml:space="preserve"> </w:t>
       </w:r>
-      <w:r>
+    </w:p>
+    <w:p>
+      <w:pPr>
+        <w:tabs>
+          <w:tab w:val="left" w:pos="8253"/>
+        </w:tabs>
+        <w:rPr>
+          <w:rFonts w:ascii="Times New Roman" w:hAnsi="Times New Roman" w:cs="Times New Roman"/>
+          <w:sz w:val="24"/>
+          <w:szCs w:val="28"/>
+        </w:rPr>
+      </w:pPr>
+      <w:r>
+        <w:rPr>
+          <w:noProof/>
+        </w:rPr>
+        <mc:AlternateContent>
+          <mc:Choice Requires="wps">
+            <w:drawing>
+              <wp:anchor distT="0" distB="0" distL="114300" distR="114300" simplePos="0" relativeHeight="251681792" behindDoc="0" locked="0" layoutInCell="1" allowOverlap="1" wp14:anchorId="7AC15BC1" wp14:editId="26C15ED1">
+                <wp:simplePos x="0" y="0"/>
+                <wp:positionH relativeFrom="column">
+                  <wp:posOffset>0</wp:posOffset>
+                </wp:positionH>
+                <wp:positionV relativeFrom="paragraph">
+                  <wp:posOffset>159703</wp:posOffset>
+                </wp:positionV>
+                <wp:extent cx="5734685" cy="0"/>
+                <wp:effectExtent l="0" t="0" r="0" b="0"/>
+                <wp:wrapNone/>
+                <wp:docPr id="716276423" name="Straight Connector 1"/>
+                <wp:cNvGraphicFramePr/>
+                <a:graphic xmlns:a="http://schemas.openxmlformats.org/drawingml/2006/main">
+                  <a:graphicData uri="http://schemas.microsoft.com/office/word/2010/wordprocessingShape">
+                    <wps:wsp>
+                      <wps:cNvCnPr/>
+                      <wps:spPr>
+                        <a:xfrm flipV="1">
+                          <a:off x="0" y="0"/>
+                          <a:ext cx="5734685" cy="0"/>
+                        </a:xfrm>
+                        <a:prstGeom prst="line">
+                          <a:avLst/>
+                        </a:prstGeom>
+                      </wps:spPr>
+                      <wps:style>
+                        <a:lnRef idx="1">
+                          <a:schemeClr val="dk1"/>
+                        </a:lnRef>
+                        <a:fillRef idx="0">
+                          <a:schemeClr val="dk1"/>
+                        </a:fillRef>
+                        <a:effectRef idx="0">
+                          <a:schemeClr val="dk1"/>
+                        </a:effectRef>
+                        <a:fontRef idx="minor">
+                          <a:schemeClr val="tx1"/>
+                        </a:fontRef>
+                      </wps:style>
+                      <wps:bodyPr/>
+                    </wps:wsp>
+                  </a:graphicData>
+                </a:graphic>
+                <wp14:sizeRelH relativeFrom="margin">
+                  <wp14:pctWidth>0</wp14:pctWidth>
+                </wp14:sizeRelH>
+                <wp14:sizeRelV relativeFrom="margin">
+                  <wp14:pctHeight>0</wp14:pctHeight>
+                </wp14:sizeRelV>
+              </wp:anchor>
+            </w:drawing>
+          </mc:Choice>
+          <mc:Fallback>
+            <w:pict>
+              <v:line w14:anchorId="0DDE73C1" id="Straight Connector 1" o:spid="_x0000_s1026" style="position:absolute;flip:y;z-index:251681792;visibility:visible;mso-wrap-style:square;mso-width-percent:0;mso-height-percent:0;mso-wrap-distance-left:9pt;mso-wrap-distance-top:0;mso-wrap-distance-right:9pt;mso-wrap-distance-bottom:0;mso-position-horizontal:absolute;mso-position-horizontal-relative:text;mso-position-vertical:absolute;mso-position-vertical-relative:text;mso-width-percent:0;mso-height-percent:0;mso-width-relative:margin;mso-height-relative:margin" from="0,12.6pt" to="451.55pt,12.6pt" o:gfxdata="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" strokecolor="black [3200]" strokeweight=".5pt">
+                <v:stroke joinstyle="miter"/>
+              </v:line>
+            </w:pict>
+          </mc:Fallback>
+        </mc:AlternateContent>
+      </w:r>
+      <w:r>
+        <w:rPr>
+          <w:rFonts w:ascii="Times New Roman" w:hAnsi="Times New Roman" w:cs="Times New Roman"/>
+          <w:sz w:val="24"/>
+          <w:szCs w:val="28"/>
+        </w:rPr>
+        <w:t xml:space="preserve"> </w:t>
+      </w:r>
+    </w:p>
+    <w:p>
+      <w:pPr>
+        <w:tabs>
+          <w:tab w:val="left" w:pos="8253"/>
+        </w:tabs>
+        <w:rPr>
+          <w:rFonts w:ascii="Times New Roman" w:hAnsi="Times New Roman" w:cs="Times New Roman"/>
+          <w:sz w:val="24"/>
+          <w:szCs w:val="28"/>
+        </w:rPr>
+      </w:pPr>
+      <w:r>
+        <w:rPr>
+          <w:noProof/>
+        </w:rPr>
+        <mc:AlternateContent>
+          <mc:Choice Requires="wps">
+            <w:drawing>
+              <wp:anchor distT="0" distB="0" distL="114300" distR="114300" simplePos="0" relativeHeight="251683840" behindDoc="0" locked="0" layoutInCell="1" allowOverlap="1" wp14:anchorId="448F7115" wp14:editId="5D54507C">
+                <wp:simplePos x="0" y="0"/>
+                <wp:positionH relativeFrom="column">
+                  <wp:posOffset>19150</wp:posOffset>
+                </wp:positionH>
+                <wp:positionV relativeFrom="paragraph">
+                  <wp:posOffset>159116</wp:posOffset>
+                </wp:positionV>
+                <wp:extent cx="5695305" cy="0"/>
+                <wp:effectExtent l="0" t="0" r="0" b="0"/>
+                <wp:wrapNone/>
+                <wp:docPr id="1261355117" name="Straight Connector 1"/>
+                <wp:cNvGraphicFramePr/>
+                <a:graphic xmlns:a="http://schemas.openxmlformats.org/drawingml/2006/main">
+                  <a:graphicData uri="http://schemas.microsoft.com/office/word/2010/wordprocessingShape">
+                    <wps:wsp>
+                      <wps:cNvCnPr/>
+                      <wps:spPr>
+                        <a:xfrm>
+                          <a:off x="0" y="0"/>
+                          <a:ext cx="5695305" cy="0"/>
+                        </a:xfrm>
+                        <a:prstGeom prst="line">
+                          <a:avLst/>
+                        </a:prstGeom>
+                      </wps:spPr>
+                      <wps:style>
+                        <a:lnRef idx="1">
+                          <a:schemeClr val="dk1"/>
+                        </a:lnRef>
+                        <a:fillRef idx="0">
+                          <a:schemeClr val="dk1"/>
+                        </a:fillRef>
+                        <a:effectRef idx="0">
+                          <a:schemeClr val="dk1"/>
+                        </a:effectRef>
+                        <a:fontRef idx="minor">
+                          <a:schemeClr val="tx1"/>
+                        </a:fontRef>
+                      </wps:style>
+                      <wps:bodyPr/>
+                    </wps:wsp>
+                  </a:graphicData>
+                </a:graphic>
+                <wp14:sizeRelH relativeFrom="margin">
+                  <wp14:pctWidth>0</wp14:pctWidth>
+                </wp14:sizeRelH>
+                <wp14:sizeRelV relativeFrom="margin">
+                  <wp14:pctHeight>0</wp14:pctHeight>
+                </wp14:sizeRelV>
+              </wp:anchor>
+            </w:drawing>
+          </mc:Choice>
+          <mc:Fallback>
+            <w:pict>
+              <v:line w14:anchorId="513EB6FA" id="Straight Connector 1" o:spid="_x0000_s1026" style="position:absolute;z-index:251683840;visibility:visible;mso-wrap-style:square;mso-width-percent:0;mso-height-percent:0;mso-wrap-distance-left:9pt;mso-wrap-distance-top:0;mso-wrap-distance-right:9pt;mso-wrap-distance-bottom:0;mso-position-horizontal:absolute;mso-position-horizontal-relative:text;mso-position-vertical:absolute;mso-position-vertical-relative:text;mso-width-percent:0;mso-height-percent:0;mso-width-relative:margin;mso-height-relative:margin" from="1.5pt,12.55pt" to="449.95pt,12.55pt" o:gfxdata="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" strokecolor="black [3200]" strokeweight=".5pt">
+                <v:stroke joinstyle="miter"/>
+              </v:line>
+            </w:pict>
+          </mc:Fallback>
+        </mc:AlternateContent>
+      </w:r>
+    </w:p>
+    <w:p>
+      <w:pPr>
+        <w:tabs>
+          <w:tab w:val="left" w:pos="8253"/>
+        </w:tabs>
+        <w:rPr>
+          <w:rFonts w:ascii="Times New Roman" w:hAnsi="Times New Roman" w:cs="Times New Roman"/>
+          <w:sz w:val="24"/>
+          <w:szCs w:val="28"/>
+        </w:rPr>
+      </w:pPr>
+    </w:p>
+    <w:p>
+      <w:pPr>
+        <w:tabs>
+          <w:tab w:val="left" w:pos="8253"/>
+        </w:tabs>
+        <w:rPr>
+          <w:rFonts w:ascii="Times New Roman" w:hAnsi="Times New Roman" w:cs="Times New Roman"/>
+          <w:sz w:val="24"/>
+          <w:szCs w:val="28"/>
+        </w:rPr>
+      </w:pPr>
+    </w:p>
+    <w:p>
+      <w:pPr>
+        <w:tabs>
+          <w:tab w:val="left" w:pos="8253"/>
+        </w:tabs>
+        <w:rPr>
+          <w:rFonts w:ascii="Times New Roman" w:hAnsi="Times New Roman" w:cs="Times New Roman"/>
+          <w:sz w:val="24"/>
+          <w:szCs w:val="28"/>
+        </w:rPr>
+      </w:pPr>
+    </w:p>
+    <w:p>
+      <w:pPr>
+        <w:tabs>
+          <w:tab w:val="left" w:pos="8253"/>
+        </w:tabs>
+        <w:rPr>
+          <w:rFonts w:ascii="Times New Roman" w:hAnsi="Times New Roman" w:cs="Times New Roman"/>
+          <w:sz w:val="24"/>
+          <w:szCs w:val="28"/>
+        </w:rPr>
+      </w:pPr>
+    </w:p>
+    <w:p>
+      <w:pPr>
+        <w:tabs>
+          <w:tab w:val="left" w:pos="8253"/>
+        </w:tabs>
+        <w:rPr>
+          <w:rFonts w:ascii="Times New Roman" w:hAnsi="Times New Roman" w:cs="Times New Roman"/>
+          <w:sz w:val="24"/>
+          <w:szCs w:val="28"/>
+          <w:u w:val="single"/>
+        </w:rPr>
+      </w:pPr>
+      <w:r>
+        <w:rPr>
+          <w:noProof/>
+        </w:rPr>
+        <mc:AlternateContent>
+          <mc:Choice Requires="wps">
+            <w:drawing>
+              <wp:anchor distT="0" distB="0" distL="114300" distR="114300" simplePos="0" relativeHeight="251687936" behindDoc="0" locked="0" layoutInCell="1" allowOverlap="1" wp14:anchorId="475F0438" wp14:editId="5D189466">
+                <wp:simplePos x="0" y="0"/>
+                <wp:positionH relativeFrom="margin">
+                  <wp:posOffset>4914900</wp:posOffset>
+                </wp:positionH>
+                <wp:positionV relativeFrom="paragraph">
+                  <wp:posOffset>156496</wp:posOffset>
+                </wp:positionV>
+                <wp:extent cx="799854" cy="5899"/>
+                <wp:effectExtent l="0" t="0" r="19685" b="32385"/>
+                <wp:wrapNone/>
+                <wp:docPr id="1927300412" name="Straight Connector 1"/>
+                <wp:cNvGraphicFramePr/>
+                <a:graphic xmlns:a="http://schemas.openxmlformats.org/drawingml/2006/main">
+                  <a:graphicData uri="http://schemas.microsoft.com/office/word/2010/wordprocessingShape">
+                    <wps:wsp>
+                      <wps:cNvCnPr/>
+                      <wps:spPr>
+                        <a:xfrm flipV="1">
+                          <a:off x="0" y="0"/>
+                          <a:ext cx="799854" cy="5899"/>
+                        </a:xfrm>
+                        <a:prstGeom prst="line">
+                          <a:avLst/>
+                        </a:prstGeom>
+                      </wps:spPr>
+                      <wps:style>
+                        <a:lnRef idx="1">
+                          <a:schemeClr val="dk1"/>
+                        </a:lnRef>
+                        <a:fillRef idx="0">
+                          <a:schemeClr val="dk1"/>
+                        </a:fillRef>
+                        <a:effectRef idx="0">
+                          <a:schemeClr val="dk1"/>
+                        </a:effectRef>
+                        <a:fontRef idx="minor">
+                          <a:schemeClr val="tx1"/>
+                        </a:fontRef>
+                      </wps:style>
+                      <wps:bodyPr/>
+                    </wps:wsp>
+                  </a:graphicData>
+                </a:graphic>
+                <wp14:sizeRelH relativeFrom="margin">
+                  <wp14:pctWidth>0</wp14:pctWidth>
+                </wp14:sizeRelH>
+                <wp14:sizeRelV relativeFrom="margin">
+                  <wp14:pctHeight>0</wp14:pctHeight>
+                </wp14:sizeRelV>
+              </wp:anchor>
+            </w:drawing>
+          </mc:Choice>
+          <mc:Fallback>
+            <w:pict>
+              <v:line w14:anchorId="3E8920CE" id="Straight Connector 1" o:spid="_x0000_s1026" style="position:absolute;flip:y;z-index:251687936;visibility:visible;mso-wrap-style:square;mso-width-percent:0;mso-height-percent:0;mso-wrap-distance-left:9pt;mso-wrap-distance-top:0;mso-wrap-distance-right:9pt;mso-wrap-distance-bottom:0;mso-position-horizontal:absolute;mso-position-horizontal-relative:margin;mso-position-vertical:absolute;mso-position-vertical-relative:text;mso-width-percent:0;mso-height-percent:0;mso-width-relative:margin;mso-height-relative:margin" from="387pt,12.3pt" to="450pt,12.75pt" o:gfxdata="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" strokecolor="black [3200]" strokeweight=".5pt">
+                <v:stroke joinstyle="miter"/>
+                <w10:wrap anchorx="margin"/>
+              </v:line>
+            </w:pict>
+          </mc:Fallback>
+        </mc:AlternateContent>
+      </w:r>
+      <w:r>
+        <w:rPr>
+          <w:noProof/>
+        </w:rPr>
+        <mc:AlternateContent>
+          <mc:Choice Requires="wps">
+            <w:drawing>
+              <wp:anchor distT="0" distB="0" distL="114300" distR="114300" simplePos="0" relativeHeight="251685888" behindDoc="0" locked="0" layoutInCell="1" allowOverlap="1" wp14:anchorId="0BD50CFB" wp14:editId="040A1DE6">
+                <wp:simplePos x="0" y="0"/>
+                <wp:positionH relativeFrom="margin">
+                  <wp:posOffset>649378</wp:posOffset>
+                </wp:positionH>
+                <wp:positionV relativeFrom="paragraph">
+                  <wp:posOffset>163195</wp:posOffset>
+                </wp:positionV>
+                <wp:extent cx="1295400" cy="0"/>
+                <wp:effectExtent l="0" t="0" r="0" b="0"/>
+                <wp:wrapNone/>
+                <wp:docPr id="520461277" name="Straight Connector 1"/>
+                <wp:cNvGraphicFramePr/>
+                <a:graphic xmlns:a="http://schemas.openxmlformats.org/drawingml/2006/main">
+                  <a:graphicData uri="http://schemas.microsoft.com/office/word/2010/wordprocessingShape">
+                    <wps:wsp>
+                      <wps:cNvCnPr/>
+                      <wps:spPr>
+                        <a:xfrm flipV="1">
+                          <a:off x="0" y="0"/>
+                          <a:ext cx="1295400" cy="0"/>
+                        </a:xfrm>
+                        <a:prstGeom prst="line">
+                          <a:avLst/>
+                        </a:prstGeom>
+                      </wps:spPr>
+                      <wps:style>
+                        <a:lnRef idx="1">
+                          <a:schemeClr val="dk1"/>
+                        </a:lnRef>
+                        <a:fillRef idx="0">
+                          <a:schemeClr val="dk1"/>
+                        </a:fillRef>
+                        <a:effectRef idx="0">
+                          <a:schemeClr val="dk1"/>
+                        </a:effectRef>
+                        <a:fontRef idx="minor">
+                          <a:schemeClr val="tx1"/>
+                        </a:fontRef>
+                      </wps:style>
+                      <wps:bodyPr/>
+                    </wps:wsp>
+                  </a:graphicData>
+                </a:graphic>
+                <wp14:sizeRelH relativeFrom="margin">
+                  <wp14:pctWidth>0</wp14:pctWidth>
+                </wp14:sizeRelH>
+                <wp14:sizeRelV relativeFrom="margin">
+                  <wp14:pctHeight>0</wp14:pctHeight>
+                </wp14:sizeRelV>
+              </wp:anchor>
+            </w:drawing>
+          </mc:Choice>
+          <mc:Fallback>
+            <w:pict>
+              <v:line w14:anchorId="48C7F45C" id="Straight Connector 1" o:spid="_x0000_s1026" style="position:absolute;flip:y;z-index:251685888;visibility:visible;mso-wrap-style:square;mso-width-percent:0;mso-height-percent:0;mso-wrap-distance-left:9pt;mso-wrap-distance-top:0;mso-wrap-distance-right:9pt;mso-wrap-distance-bottom:0;mso-position-horizontal:absolute;mso-position-horizontal-relative:margin;mso-position-vertical:absolute;mso-position-vertical-relative:text;mso-width-percent:0;mso-height-percent:0;mso-width-relative:margin;mso-height-relative:margin" from="51.15pt,12.85pt" to="153.15pt,12.85pt" o:gfxdata="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" strokecolor="black [3200]" strokeweight=".5pt">
+                <v:stroke joinstyle="miter"/>
+                <w10:wrap anchorx="margin"/>
+              </v:line>
+            </w:pict>
+          </mc:Fallback>
+        </mc:AlternateContent>
+      </w:r>
+      <w:r>
+        <w:rPr>
+          <w:rFonts w:ascii="Times New Roman" w:hAnsi="Times New Roman" w:cs="Times New Roman"/>
+          <w:sz w:val="24"/>
+          <w:szCs w:val="28"/>
+        </w:rPr>
+        <w:t>Signature:</w:t>
+      </w:r>
+      <w:r>
+        <w:rPr>
+          <w:rFonts w:ascii="Times New Roman" w:hAnsi="Times New Roman" w:cs="Times New Roman"/>
+          <w:sz w:val="24"/>
+          <w:szCs w:val="28"/>
+        </w:rPr>
+        <w:t xml:space="preserve">                                             </w:t>
+      </w:r>
+      <w:r>
+        <w:rPr>
+          <w:rFonts w:ascii="Times New Roman" w:hAnsi="Times New Roman" w:cs="Times New Roman"/>
+          <w:sz w:val="24"/>
+          <w:szCs w:val="28"/>
+        </w:rPr>
+        <w:t>Date:</w:t>
+      </w:r>
+      <w:r>
+        <w:rPr>
+          <w:rFonts w:ascii="Times New Roman" w:eastAsia="Times New Roman" w:hAnsi="Times New Roman" w:cs="Times New Roman"/>
+          <w:sz w:val="24"/>
+          <w:u w:val="single" w:color="000000"/>
+        </w:rPr>
+        <w:t xml:space="preserve">         </w:t>
+      </w:r>
+      <w:r>
+        <w:rPr>
+          <w:rFonts w:ascii="Times New Roman" w:eastAsia="Times New Roman" w:hAnsi="Times New Roman" w:cs="Times New Roman"/>
+          <w:b/>
+          <w:i/>
+          <w:sz w:val="24"/>
+        </w:rPr>
+        <w:t>/</w:t>
+      </w:r>
+      <w:r>
+        <w:rPr>
+          <w:rFonts w:ascii="Times New Roman" w:eastAsia="Times New Roman" w:hAnsi="Times New Roman" w:cs="Times New Roman"/>
+          <w:bCs/>
+          <w:i/>
+          <w:sz w:val="24"/>
+          <w:u w:val="single"/>
+        </w:rPr>
+        <w:t xml:space="preserve">        </w:t>
+      </w:r>
+      <w:r>
+        <w:rPr>
+          <w:rFonts w:ascii="Times New Roman" w:eastAsia="Times New Roman" w:hAnsi="Times New Roman" w:cs="Times New Roman"/>
+          <w:b/>
+          <w:i/>
+          <w:sz w:val="24"/>
+          <w:u w:val="single"/>
+        </w:rPr>
+        <w:t xml:space="preserve"> </w:t>
+      </w:r>
+      <w:r>
+        <w:rPr>
+          <w:rFonts w:ascii="Times New Roman" w:eastAsia="Times New Roman" w:hAnsi="Times New Roman" w:cs="Times New Roman"/>
+          <w:b/>
+          <w:i/>
+          <w:sz w:val="24"/>
+        </w:rPr>
+        <w:t>/</w:t>
+      </w:r>
+      <w:r>
+        <w:rPr>
+          <w:rFonts w:ascii="Times New Roman" w:eastAsia="Times New Roman" w:hAnsi="Times New Roman" w:cs="Times New Roman"/>
+          <w:bCs/>
+          <w:i/>
+          <w:sz w:val="24"/>
+          <w:u w:val="single" w:color="000000"/>
+        </w:rPr>
+        <w:t xml:space="preserve">       </w:t>
+      </w:r>
+      <w:r>
+        <w:rPr>
+          <w:rFonts w:ascii="Times New Roman" w:eastAsia="Times New Roman" w:hAnsi="Times New Roman" w:cs="Times New Roman"/>
+          <w:bCs/>
+          <w:sz w:val="24"/>
+          <w:u w:val="single" w:color="000000"/>
+        </w:rPr>
+        <w:t xml:space="preserve">  </w:t>
+      </w:r>
+      <w:r>
+        <w:rPr>
+          <w:bCs/>
+        </w:rPr>
+        <w:t xml:space="preserve"> </w:t>
+      </w:r>
+      <w:r>
+        <w:t xml:space="preserve">                     </w:t>
+      </w:r>
+      <w:r>
+        <w:rPr>
+          <w:rFonts w:ascii="Times New Roman" w:hAnsi="Times New Roman" w:cs="Times New Roman"/>
+          <w:sz w:val="24"/>
+          <w:szCs w:val="28"/>
+        </w:rPr>
+        <w:t>Marks:</w:t>
+      </w:r>
+      <w:r>
+        <w:rPr>
+          <w:rFonts w:ascii="Times New Roman" w:hAnsi="Times New Roman" w:cs="Times New Roman"/>
+          <w:sz w:val="24"/>
+          <w:szCs w:val="28"/>
+          <w:u w:val="single"/>
+        </w:rPr>
+        <w:t xml:space="preserve">      </w:t>
+      </w:r>
+      <w:r>
+        <w:rPr>
+          <w:rFonts w:ascii="Times New Roman" w:hAnsi="Times New Roman" w:cs="Times New Roman"/>
+          <w:sz w:val="24"/>
+          <w:szCs w:val="28"/>
+          <w:u w:val="single"/>
+        </w:rPr>
+        <w:t xml:space="preserve"> </w:t>
+      </w:r>
+      <w:r>
+        <w:rPr>
+          <w:rFonts w:ascii="Times New Roman" w:hAnsi="Times New Roman" w:cs="Times New Roman"/>
+          <w:sz w:val="24"/>
+          <w:szCs w:val="28"/>
+        </w:rPr>
+        <w:t xml:space="preserve"> </w:t>
+      </w:r>
+      <w:r>
+        <w:rPr>
+          <w:rFonts w:ascii="Times New Roman" w:hAnsi="Times New Roman" w:cs="Times New Roman"/>
+          <w:sz w:val="24"/>
+          <w:szCs w:val="28"/>
+          <w:u w:val="single"/>
+        </w:rPr>
+        <w:t xml:space="preserve"> </w:t>
+      </w:r>
+      <w:r>
+        <w:rPr>
+          <w:rFonts w:ascii="Times New Roman" w:hAnsi="Times New Roman" w:cs="Times New Roman"/>
+          <w:sz w:val="24"/>
+          <w:szCs w:val="28"/>
+          <w:u w:val="single"/>
+        </w:rPr>
+        <w:t xml:space="preserve"> </w:t>
+      </w:r>
+      <w:r>
+        <w:rPr>
+          <w:rFonts w:ascii="Times New Roman" w:hAnsi="Times New Roman" w:cs="Times New Roman"/>
+          <w:sz w:val="24"/>
+          <w:szCs w:val="28"/>
+          <w:u w:val="single"/>
+        </w:rPr>
+        <w:t xml:space="preserve">                                                   </w:t>
+      </w:r>
+      <w:r>
+        <w:rPr>
+          <w:rFonts w:ascii="Times New Roman" w:hAnsi="Times New Roman" w:cs="Times New Roman"/>
+          <w:sz w:val="24"/>
+          <w:szCs w:val="28"/>
+          <w:u w:val="single"/>
+        </w:rPr>
+        <w:t xml:space="preserve">                                                                                </w:t>
+      </w:r>
+      <w:r>
+        <w:rPr>
+          <w:rFonts w:ascii="Times New Roman" w:hAnsi="Times New Roman" w:cs="Times New Roman"/>
+          <w:sz w:val="24"/>
+          <w:szCs w:val="28"/>
+          <w:u w:val="single"/>
+        </w:rPr>
+        <w:t xml:space="preserve">               </w:t>
+      </w:r>
+      <w:r>
+        <w:rPr>
+          <w:rFonts w:ascii="Times New Roman" w:hAnsi="Times New Roman" w:cs="Times New Roman"/>
+          <w:sz w:val="24"/>
+          <w:szCs w:val="28"/>
+          <w:u w:val="single"/>
+        </w:rPr>
+        <w:t xml:space="preserve">       </w:t>
+      </w:r>
+      <w:r>
+        <w:rPr>
+          <w:rFonts w:ascii="Times New Roman" w:hAnsi="Times New Roman" w:cs="Times New Roman"/>
+          <w:b/>
+          <w:bCs/>
+          <w:u w:val="single"/>
+        </w:rPr>
         <w:br/>
       </w:r>
     </w:p>
     <w:sectPr>
       <w:pgSz w:w="11906" w:h="16838"/>
-      <w:pgMar w:top="720" w:right="720" w:bottom="720" w:left="720" w:header="708" w:footer="708" w:gutter="0"/>
+      <w:pgMar w:top="1440" w:right="1440" w:bottom="1440" w:left="1440" w:header="708" w:footer="708" w:gutter="0"/>
+      <w:pgBorders w:offsetFrom="page">
+        <w:top w:val="thickThinSmallGap" w:sz="24" w:space="24" w:color="auto"/>
+        <w:left w:val="thickThinSmallGap" w:sz="24" w:space="24" w:color="auto"/>
+        <w:bottom w:val="thinThickSmallGap" w:sz="24" w:space="24" w:color="auto"/>
+        <w:right w:val="thinThickSmallGap" w:sz="24" w:space="24" w:color="auto"/>
+      </w:pgBorders>
       <w:cols w:space="708"/>
       <w:docGrid w:linePitch="360"/>
     </w:sectPr>
@@ -878,7 +2944,16 @@
   <w:style w:type="paragraph" w:default="1" w:styleId="Normal">
     <w:name w:val="Normal"/>
     <w:qFormat/>
-    <w:rsid w:val="004724DB"/>
+    <w:rsid w:val="006D6F6D"/>
+    <w:pPr>
+      <w:spacing w:line="259" w:lineRule="auto"/>
+    </w:pPr>
+    <w:rPr>
+      <w:rFonts w:ascii="Calibri" w:eastAsia="Calibri" w:hAnsi="Calibri" w:cs="Calibri"/>
+      <w:color w:val="000000"/>
+      <w:sz w:val="22"/>
+      <w:lang w:eastAsia="en-IN"/>
+    </w:rPr>
   </w:style>
   <w:style w:type="paragraph" w:styleId="Heading1">
     <w:name w:val="heading 1"/>
@@ -887,11 +2962,11 @@
     <w:link w:val="Heading1Char"/>
     <w:uiPriority w:val="9"/>
     <w:qFormat/>
-    <w:rsid w:val="00B17CE7"/>
+    <w:rsid w:val="006D6F6D"/>
     <w:pPr>
       <w:keepNext/>
       <w:keepLines/>
-      <w:spacing w:before="360" w:after="80"/>
+      <w:spacing w:before="360" w:after="80" w:line="278" w:lineRule="auto"/>
       <w:outlineLvl w:val="0"/>
     </w:pPr>
     <w:rPr>
@@ -899,6 +2974,7 @@
       <w:color w:val="2F5496" w:themeColor="accent1" w:themeShade="BF"/>
       <w:sz w:val="40"/>
       <w:szCs w:val="40"/>
+      <w:lang w:eastAsia="en-US"/>
     </w:rPr>
   </w:style>
   <w:style w:type="paragraph" w:styleId="Heading2">
@@ -910,11 +2986,11 @@
     <w:semiHidden/>
     <w:unhideWhenUsed/>
     <w:qFormat/>
-    <w:rsid w:val="00B17CE7"/>
+    <w:rsid w:val="006D6F6D"/>
     <w:pPr>
       <w:keepNext/>
       <w:keepLines/>
-      <w:spacing w:before="160" w:after="80"/>
+      <w:spacing w:before="160" w:after="80" w:line="278" w:lineRule="auto"/>
       <w:outlineLvl w:val="1"/>
     </w:pPr>
     <w:rPr>
@@ -922,6 +2998,7 @@
       <w:color w:val="2F5496" w:themeColor="accent1" w:themeShade="BF"/>
       <w:sz w:val="32"/>
       <w:szCs w:val="32"/>
+      <w:lang w:eastAsia="en-US"/>
     </w:rPr>
   </w:style>
   <w:style w:type="paragraph" w:styleId="Heading3">
@@ -933,18 +3010,19 @@
     <w:semiHidden/>
     <w:unhideWhenUsed/>
     <w:qFormat/>
-    <w:rsid w:val="00B17CE7"/>
+    <w:rsid w:val="006D6F6D"/>
     <w:pPr>
       <w:keepNext/>
       <w:keepLines/>
-      <w:spacing w:before="160" w:after="80"/>
+      <w:spacing w:before="160" w:after="80" w:line="278" w:lineRule="auto"/>
       <w:outlineLvl w:val="2"/>
     </w:pPr>
     <w:rPr>
-      <w:rFonts w:eastAsiaTheme="majorEastAsia" w:cstheme="majorBidi"/>
+      <w:rFonts w:asciiTheme="minorHAnsi" w:eastAsiaTheme="majorEastAsia" w:hAnsiTheme="minorHAnsi" w:cstheme="majorBidi"/>
       <w:color w:val="2F5496" w:themeColor="accent1" w:themeShade="BF"/>
       <w:sz w:val="28"/>
       <w:szCs w:val="28"/>
+      <w:lang w:eastAsia="en-US"/>
     </w:rPr>
   </w:style>
   <w:style w:type="paragraph" w:styleId="Heading4">
@@ -956,18 +3034,20 @@
     <w:semiHidden/>
     <w:unhideWhenUsed/>
     <w:qFormat/>
-    <w:rsid w:val="00B17CE7"/>
+    <w:rsid w:val="006D6F6D"/>
     <w:pPr>
       <w:keepNext/>
       <w:keepLines/>
-      <w:spacing w:before="80" w:after="40"/>
+      <w:spacing w:before="80" w:after="40" w:line="278" w:lineRule="auto"/>
       <w:outlineLvl w:val="3"/>
     </w:pPr>
     <w:rPr>
-      <w:rFonts w:eastAsiaTheme="majorEastAsia" w:cstheme="majorBidi"/>
+      <w:rFonts w:asciiTheme="minorHAnsi" w:eastAsiaTheme="majorEastAsia" w:hAnsiTheme="minorHAnsi" w:cstheme="majorBidi"/>
       <w:i/>
       <w:iCs/>
       <w:color w:val="2F5496" w:themeColor="accent1" w:themeShade="BF"/>
+      <w:sz w:val="24"/>
+      <w:lang w:eastAsia="en-US"/>
     </w:rPr>
   </w:style>
   <w:style w:type="paragraph" w:styleId="Heading5">
@@ -979,16 +3059,18 @@
     <w:semiHidden/>
     <w:unhideWhenUsed/>
     <w:qFormat/>
-    <w:rsid w:val="00B17CE7"/>
+    <w:rsid w:val="006D6F6D"/>
     <w:pPr>
       <w:keepNext/>
       <w:keepLines/>
-      <w:spacing w:before="80" w:after="40"/>
+      <w:spacing w:before="80" w:after="40" w:line="278" w:lineRule="auto"/>
       <w:outlineLvl w:val="4"/>
     </w:pPr>
     <w:rPr>
-      <w:rFonts w:eastAsiaTheme="majorEastAsia" w:cstheme="majorBidi"/>
+      <w:rFonts w:asciiTheme="minorHAnsi" w:eastAsiaTheme="majorEastAsia" w:hAnsiTheme="minorHAnsi" w:cstheme="majorBidi"/>
       <w:color w:val="2F5496" w:themeColor="accent1" w:themeShade="BF"/>
+      <w:sz w:val="24"/>
+      <w:lang w:eastAsia="en-US"/>
     </w:rPr>
   </w:style>
   <w:style w:type="paragraph" w:styleId="Heading6">
@@ -1000,18 +3082,20 @@
     <w:semiHidden/>
     <w:unhideWhenUsed/>
     <w:qFormat/>
-    <w:rsid w:val="00B17CE7"/>
+    <w:rsid w:val="006D6F6D"/>
     <w:pPr>
       <w:keepNext/>
       <w:keepLines/>
-      <w:spacing w:before="40" w:after="0"/>
+      <w:spacing w:before="40" w:after="0" w:line="278" w:lineRule="auto"/>
       <w:outlineLvl w:val="5"/>
     </w:pPr>
     <w:rPr>
-      <w:rFonts w:eastAsiaTheme="majorEastAsia" w:cstheme="majorBidi"/>
+      <w:rFonts w:asciiTheme="minorHAnsi" w:eastAsiaTheme="majorEastAsia" w:hAnsiTheme="minorHAnsi" w:cstheme="majorBidi"/>
       <w:i/>
       <w:iCs/>
       <w:color w:val="595959" w:themeColor="text1" w:themeTint="A6"/>
+      <w:sz w:val="24"/>
+      <w:lang w:eastAsia="en-US"/>
     </w:rPr>
   </w:style>
   <w:style w:type="paragraph" w:styleId="Heading7">
@@ -1023,16 +3107,18 @@
     <w:semiHidden/>
     <w:unhideWhenUsed/>
     <w:qFormat/>
-    <w:rsid w:val="00B17CE7"/>
+    <w:rsid w:val="006D6F6D"/>
     <w:pPr>
       <w:keepNext/>
       <w:keepLines/>
-      <w:spacing w:before="40" w:after="0"/>
+      <w:spacing w:before="40" w:after="0" w:line="278" w:lineRule="auto"/>
       <w:outlineLvl w:val="6"/>
     </w:pPr>
     <w:rPr>
-      <w:rFonts w:eastAsiaTheme="majorEastAsia" w:cstheme="majorBidi"/>
+      <w:rFonts w:asciiTheme="minorHAnsi" w:eastAsiaTheme="majorEastAsia" w:hAnsiTheme="minorHAnsi" w:cstheme="majorBidi"/>
       <w:color w:val="595959" w:themeColor="text1" w:themeTint="A6"/>
+      <w:sz w:val="24"/>
+      <w:lang w:eastAsia="en-US"/>
     </w:rPr>
   </w:style>
   <w:style w:type="paragraph" w:styleId="Heading8">
@@ -1044,18 +3130,20 @@
     <w:semiHidden/>
     <w:unhideWhenUsed/>
     <w:qFormat/>
-    <w:rsid w:val="00B17CE7"/>
+    <w:rsid w:val="006D6F6D"/>
     <w:pPr>
       <w:keepNext/>
       <w:keepLines/>
-      <w:spacing w:after="0"/>
+      <w:spacing w:after="0" w:line="278" w:lineRule="auto"/>
       <w:outlineLvl w:val="7"/>
     </w:pPr>
     <w:rPr>
-      <w:rFonts w:eastAsiaTheme="majorEastAsia" w:cstheme="majorBidi"/>
+      <w:rFonts w:asciiTheme="minorHAnsi" w:eastAsiaTheme="majorEastAsia" w:hAnsiTheme="minorHAnsi" w:cstheme="majorBidi"/>
       <w:i/>
       <w:iCs/>
       <w:color w:val="272727" w:themeColor="text1" w:themeTint="D8"/>
+      <w:sz w:val="24"/>
+      <w:lang w:eastAsia="en-US"/>
     </w:rPr>
   </w:style>
   <w:style w:type="paragraph" w:styleId="Heading9">
@@ -1067,22 +3155,23 @@
     <w:semiHidden/>
     <w:unhideWhenUsed/>
     <w:qFormat/>
-    <w:rsid w:val="00B17CE7"/>
+    <w:rsid w:val="006D6F6D"/>
     <w:pPr>
       <w:keepNext/>
       <w:keepLines/>
-      <w:spacing w:after="0"/>
+      <w:spacing w:after="0" w:line="278" w:lineRule="auto"/>
       <w:outlineLvl w:val="8"/>
     </w:pPr>
     <w:rPr>
-      <w:rFonts w:eastAsiaTheme="majorEastAsia" w:cstheme="majorBidi"/>
+      <w:rFonts w:asciiTheme="minorHAnsi" w:eastAsiaTheme="majorEastAsia" w:hAnsiTheme="minorHAnsi" w:cstheme="majorBidi"/>
       <w:color w:val="272727" w:themeColor="text1" w:themeTint="D8"/>
+      <w:sz w:val="24"/>
+      <w:lang w:eastAsia="en-US"/>
     </w:rPr>
   </w:style>
   <w:style w:type="character" w:default="1" w:styleId="DefaultParagraphFont">
     <w:name w:val="Default Paragraph Font"/>
     <w:uiPriority w:val="1"/>
-    <w:semiHidden/>
     <w:unhideWhenUsed/>
   </w:style>
   <w:style w:type="table" w:default="1" w:styleId="TableNormal">
@@ -1111,7 +3200,7 @@
     <w:basedOn w:val="DefaultParagraphFont"/>
     <w:link w:val="Heading1"/>
     <w:uiPriority w:val="9"/>
-    <w:rsid w:val="00B17CE7"/>
+    <w:rsid w:val="006D6F6D"/>
     <w:rPr>
       <w:rFonts w:asciiTheme="majorHAnsi" w:eastAsiaTheme="majorEastAsia" w:hAnsiTheme="majorHAnsi" w:cstheme="majorBidi"/>
       <w:color w:val="2F5496" w:themeColor="accent1" w:themeShade="BF"/>
@@ -1125,7 +3214,7 @@
     <w:link w:val="Heading2"/>
     <w:uiPriority w:val="9"/>
     <w:semiHidden/>
-    <w:rsid w:val="00B17CE7"/>
+    <w:rsid w:val="006D6F6D"/>
     <w:rPr>
       <w:rFonts w:asciiTheme="majorHAnsi" w:eastAsiaTheme="majorEastAsia" w:hAnsiTheme="majorHAnsi" w:cstheme="majorBidi"/>
       <w:color w:val="2F5496" w:themeColor="accent1" w:themeShade="BF"/>
@@ -1139,7 +3228,7 @@
     <w:link w:val="Heading3"/>
     <w:uiPriority w:val="9"/>
     <w:semiHidden/>
-    <w:rsid w:val="00B17CE7"/>
+    <w:rsid w:val="006D6F6D"/>
     <w:rPr>
       <w:rFonts w:eastAsiaTheme="majorEastAsia" w:cstheme="majorBidi"/>
       <w:color w:val="2F5496" w:themeColor="accent1" w:themeShade="BF"/>
@@ -1153,7 +3242,7 @@
     <w:link w:val="Heading4"/>
     <w:uiPriority w:val="9"/>
     <w:semiHidden/>
-    <w:rsid w:val="00B17CE7"/>
+    <w:rsid w:val="006D6F6D"/>
     <w:rPr>
       <w:rFonts w:eastAsiaTheme="majorEastAsia" w:cstheme="majorBidi"/>
       <w:i/>
@@ -1167,7 +3256,7 @@
     <w:link w:val="Heading5"/>
     <w:uiPriority w:val="9"/>
     <w:semiHidden/>
-    <w:rsid w:val="00B17CE7"/>
+    <w:rsid w:val="006D6F6D"/>
     <w:rPr>
       <w:rFonts w:eastAsiaTheme="majorEastAsia" w:cstheme="majorBidi"/>
       <w:color w:val="2F5496" w:themeColor="accent1" w:themeShade="BF"/>
@@ -1179,7 +3268,7 @@
     <w:link w:val="Heading6"/>
     <w:uiPriority w:val="9"/>
     <w:semiHidden/>
-    <w:rsid w:val="00B17CE7"/>
+    <w:rsid w:val="006D6F6D"/>
     <w:rPr>
       <w:rFonts w:eastAsiaTheme="majorEastAsia" w:cstheme="majorBidi"/>
       <w:i/>
@@ -1193,7 +3282,7 @@
     <w:link w:val="Heading7"/>
     <w:uiPriority w:val="9"/>
     <w:semiHidden/>
-    <w:rsid w:val="00B17CE7"/>
+    <w:rsid w:val="006D6F6D"/>
     <w:rPr>
       <w:rFonts w:eastAsiaTheme="majorEastAsia" w:cstheme="majorBidi"/>
       <w:color w:val="595959" w:themeColor="text1" w:themeTint="A6"/>
@@ -1205,7 +3294,7 @@
     <w:link w:val="Heading8"/>
     <w:uiPriority w:val="9"/>
     <w:semiHidden/>
-    <w:rsid w:val="00B17CE7"/>
+    <w:rsid w:val="006D6F6D"/>
     <w:rPr>
       <w:rFonts w:eastAsiaTheme="majorEastAsia" w:cstheme="majorBidi"/>
       <w:i/>
@@ -1219,7 +3308,7 @@
     <w:link w:val="Heading9"/>
     <w:uiPriority w:val="9"/>
     <w:semiHidden/>
-    <w:rsid w:val="00B17CE7"/>
+    <w:rsid w:val="006D6F6D"/>
     <w:rPr>
       <w:rFonts w:eastAsiaTheme="majorEastAsia" w:cstheme="majorBidi"/>
       <w:color w:val="272727" w:themeColor="text1" w:themeTint="D8"/>
@@ -1232,17 +3321,19 @@
     <w:link w:val="TitleChar"/>
     <w:uiPriority w:val="10"/>
     <w:qFormat/>
-    <w:rsid w:val="00B17CE7"/>
+    <w:rsid w:val="006D6F6D"/>
     <w:pPr>
       <w:spacing w:after="80" w:line="240" w:lineRule="auto"/>
       <w:contextualSpacing/>
     </w:pPr>
     <w:rPr>
       <w:rFonts w:asciiTheme="majorHAnsi" w:eastAsiaTheme="majorEastAsia" w:hAnsiTheme="majorHAnsi" w:cstheme="majorBidi"/>
+      <w:color w:val="auto"/>
       <w:spacing w:val="-10"/>
       <w:kern w:val="28"/>
       <w:sz w:val="56"/>
       <w:szCs w:val="56"/>
+      <w:lang w:eastAsia="en-US"/>
     </w:rPr>
   </w:style>
   <w:style w:type="character" w:customStyle="1" w:styleId="TitleChar">
@@ -1250,7 +3341,7 @@
     <w:basedOn w:val="DefaultParagraphFont"/>
     <w:link w:val="Title"/>
     <w:uiPriority w:val="10"/>
-    <w:rsid w:val="00B17CE7"/>
+    <w:rsid w:val="006D6F6D"/>
     <w:rPr>
       <w:rFonts w:asciiTheme="majorHAnsi" w:eastAsiaTheme="majorEastAsia" w:hAnsiTheme="majorHAnsi" w:cstheme="majorBidi"/>
       <w:spacing w:val="-10"/>
@@ -1266,18 +3357,20 @@
     <w:link w:val="SubtitleChar"/>
     <w:uiPriority w:val="11"/>
     <w:qFormat/>
-    <w:rsid w:val="00B17CE7"/>
+    <w:rsid w:val="006D6F6D"/>
     <w:pPr>
       <w:numPr>
         <w:ilvl w:val="1"/>
       </w:numPr>
+      <w:spacing w:line="278" w:lineRule="auto"/>
     </w:pPr>
     <w:rPr>
-      <w:rFonts w:eastAsiaTheme="majorEastAsia" w:cstheme="majorBidi"/>
+      <w:rFonts w:asciiTheme="minorHAnsi" w:eastAsiaTheme="majorEastAsia" w:hAnsiTheme="minorHAnsi" w:cstheme="majorBidi"/>
       <w:color w:val="595959" w:themeColor="text1" w:themeTint="A6"/>
       <w:spacing w:val="15"/>
       <w:sz w:val="28"/>
       <w:szCs w:val="28"/>
+      <w:lang w:eastAsia="en-US"/>
     </w:rPr>
   </w:style>
   <w:style w:type="character" w:customStyle="1" w:styleId="SubtitleChar">
@@ -1285,7 +3378,7 @@
     <w:basedOn w:val="DefaultParagraphFont"/>
     <w:link w:val="Subtitle"/>
     <w:uiPriority w:val="11"/>
-    <w:rsid w:val="00B17CE7"/>
+    <w:rsid w:val="006D6F6D"/>
     <w:rPr>
       <w:rFonts w:eastAsiaTheme="majorEastAsia" w:cstheme="majorBidi"/>
       <w:color w:val="595959" w:themeColor="text1" w:themeTint="A6"/>
@@ -1301,15 +3394,18 @@
     <w:link w:val="QuoteChar"/>
     <w:uiPriority w:val="29"/>
     <w:qFormat/>
-    <w:rsid w:val="00B17CE7"/>
+    <w:rsid w:val="006D6F6D"/>
     <w:pPr>
-      <w:spacing w:before="160"/>
+      <w:spacing w:before="160" w:line="278" w:lineRule="auto"/>
       <w:jc w:val="center"/>
     </w:pPr>
     <w:rPr>
+      <w:rFonts w:asciiTheme="minorHAnsi" w:eastAsiaTheme="minorHAnsi" w:hAnsiTheme="minorHAnsi" w:cstheme="minorBidi"/>
       <w:i/>
       <w:iCs/>
       <w:color w:val="404040" w:themeColor="text1" w:themeTint="BF"/>
+      <w:sz w:val="24"/>
+      <w:lang w:eastAsia="en-US"/>
     </w:rPr>
   </w:style>
   <w:style w:type="character" w:customStyle="1" w:styleId="QuoteChar">
@@ -1317,7 +3413,7 @@
     <w:basedOn w:val="DefaultParagraphFont"/>
     <w:link w:val="Quote"/>
     <w:uiPriority w:val="29"/>
-    <w:rsid w:val="00B17CE7"/>
+    <w:rsid w:val="006D6F6D"/>
     <w:rPr>
       <w:i/>
       <w:iCs/>
@@ -1329,18 +3425,25 @@
     <w:basedOn w:val="Normal"/>
     <w:uiPriority w:val="34"/>
     <w:qFormat/>
-    <w:rsid w:val="00B17CE7"/>
+    <w:rsid w:val="006D6F6D"/>
     <w:pPr>
+      <w:spacing w:line="278" w:lineRule="auto"/>
       <w:ind w:left="720"/>
       <w:contextualSpacing/>
     </w:pPr>
+    <w:rPr>
+      <w:rFonts w:asciiTheme="minorHAnsi" w:eastAsiaTheme="minorHAnsi" w:hAnsiTheme="minorHAnsi" w:cstheme="minorBidi"/>
+      <w:color w:val="auto"/>
+      <w:sz w:val="24"/>
+      <w:lang w:eastAsia="en-US"/>
+    </w:rPr>
   </w:style>
   <w:style w:type="character" w:styleId="IntenseEmphasis">
     <w:name w:val="Intense Emphasis"/>
     <w:basedOn w:val="DefaultParagraphFont"/>
     <w:uiPriority w:val="21"/>
     <w:qFormat/>
-    <w:rsid w:val="00B17CE7"/>
+    <w:rsid w:val="006D6F6D"/>
     <w:rPr>
       <w:i/>
       <w:iCs/>
@@ -1354,20 +3457,23 @@
     <w:link w:val="IntenseQuoteChar"/>
     <w:uiPriority w:val="30"/>
     <w:qFormat/>
-    <w:rsid w:val="00B17CE7"/>
+    <w:rsid w:val="006D6F6D"/>
     <w:pPr>
       <w:pBdr>
         <w:top w:val="single" w:sz="4" w:space="10" w:color="2F5496" w:themeColor="accent1" w:themeShade="BF"/>
         <w:bottom w:val="single" w:sz="4" w:space="10" w:color="2F5496" w:themeColor="accent1" w:themeShade="BF"/>
       </w:pBdr>
-      <w:spacing w:before="360" w:after="360"/>
+      <w:spacing w:before="360" w:after="360" w:line="278" w:lineRule="auto"/>
       <w:ind w:left="864" w:right="864"/>
       <w:jc w:val="center"/>
     </w:pPr>
     <w:rPr>
+      <w:rFonts w:asciiTheme="minorHAnsi" w:eastAsiaTheme="minorHAnsi" w:hAnsiTheme="minorHAnsi" w:cstheme="minorBidi"/>
       <w:i/>
       <w:iCs/>
       <w:color w:val="2F5496" w:themeColor="accent1" w:themeShade="BF"/>
+      <w:sz w:val="24"/>
+      <w:lang w:eastAsia="en-US"/>
     </w:rPr>
   </w:style>
   <w:style w:type="character" w:customStyle="1" w:styleId="IntenseQuoteChar">
@@ -1375,7 +3481,7 @@
     <w:basedOn w:val="DefaultParagraphFont"/>
     <w:link w:val="IntenseQuote"/>
     <w:uiPriority w:val="30"/>
-    <w:rsid w:val="00B17CE7"/>
+    <w:rsid w:val="006D6F6D"/>
     <w:rPr>
       <w:i/>
       <w:iCs/>
@@ -1387,7 +3493,7 @@
     <w:basedOn w:val="DefaultParagraphFont"/>
     <w:uiPriority w:val="32"/>
     <w:qFormat/>
-    <w:rsid w:val="00B17CE7"/>
+    <w:rsid w:val="006D6F6D"/>
     <w:rPr>
       <w:b/>
       <w:bCs/>
@@ -1692,4 +3798,16 @@
     </a:ext>
   </a:extLst>
 </a:theme>
+</file>
+
+<file path=customXml/item1.xml><?xml version="1.0" encoding="utf-8"?>
+<b:Sources xmlns:b="http://schemas.openxmlformats.org/officeDocument/2006/bibliography" xmlns="http://schemas.openxmlformats.org/officeDocument/2006/bibliography" SelectedStyle="\APASixthEditionOfficeOnline.xsl" StyleName="APA" Version="6"/>
+</file>
+
+<file path=customXml/itemProps1.xml><?xml version="1.0" encoding="utf-8"?>
+<ds:datastoreItem xmlns:ds="http://schemas.openxmlformats.org/officeDocument/2006/customXml" ds:itemID="{689ABC7B-0911-4F86-89AA-C0A811C8623D}">
+  <ds:schemaRefs>
+    <ds:schemaRef ds:uri="http://schemas.openxmlformats.org/officeDocument/2006/bibliography"/>
+  </ds:schemaRefs>
+</ds:datastoreItem>
 </file>
--- a/template.docx
+++ b/template.docx
@@ -228,7 +228,6 @@
           </mc:Fallback>
         </mc:AlternateContent>
       </w:r>
-      <w:proofErr w:type="gramStart"/>
       <w:r>
         <w:rPr>
           <w:rFonts w:ascii="Times New Roman" w:hAnsi="Times New Roman" w:cs="Times New Roman"/>
@@ -251,16 +250,7 @@
           <w:sz w:val="24"/>
           <w:szCs w:val="28"/>
         </w:rPr>
-        <w:t>{</w:t>
-      </w:r>
-      <w:proofErr w:type="gramEnd"/>
-      <w:r>
-        <w:rPr>
-          <w:rFonts w:ascii="Times New Roman" w:hAnsi="Times New Roman" w:cs="Times New Roman"/>
-          <w:sz w:val="24"/>
-          <w:szCs w:val="28"/>
-        </w:rPr>
-        <w:t>{subject}}</w:t>
+        <w:t>{{subject}}</w:t>
       </w:r>
     </w:p>
     <w:p>
@@ -413,7 +403,6 @@
           </mc:Fallback>
         </mc:AlternateContent>
       </w:r>
-      <w:proofErr w:type="gramStart"/>
       <w:r>
         <w:rPr>
           <w:rFonts w:ascii="Times New Roman" w:hAnsi="Times New Roman" w:cs="Times New Roman"/>
@@ -428,42 +417,15 @@
           <w:sz w:val="24"/>
           <w:szCs w:val="28"/>
         </w:rPr>
-        <w:t>{</w:t>
-      </w:r>
-      <w:proofErr w:type="gramEnd"/>
-      <w:r>
-        <w:rPr>
-          <w:rFonts w:ascii="Times New Roman" w:hAnsi="Times New Roman" w:cs="Times New Roman"/>
-          <w:sz w:val="24"/>
-          <w:szCs w:val="28"/>
-        </w:rPr>
-        <w:t>{pen</w:t>
-      </w:r>
-      <w:proofErr w:type="gramStart"/>
-      <w:r>
-        <w:rPr>
-          <w:rFonts w:ascii="Times New Roman" w:hAnsi="Times New Roman" w:cs="Times New Roman"/>
-          <w:sz w:val="24"/>
-          <w:szCs w:val="28"/>
-        </w:rPr>
-        <w:t>}}</w:t>
-      </w:r>
-      <w:r>
-        <w:rPr>
-          <w:rFonts w:ascii="Times New Roman" w:hAnsi="Times New Roman" w:cs="Times New Roman"/>
-          <w:sz w:val="24"/>
-          <w:szCs w:val="28"/>
-        </w:rPr>
-        <w:t xml:space="preserve">   </w:t>
-      </w:r>
-      <w:proofErr w:type="gramEnd"/>
-      <w:r>
-        <w:rPr>
-          <w:rFonts w:ascii="Times New Roman" w:hAnsi="Times New Roman" w:cs="Times New Roman"/>
-          <w:sz w:val="24"/>
-          <w:szCs w:val="28"/>
-        </w:rPr>
-        <w:t xml:space="preserve">                                                                          </w:t>
+        <w:t>{{pen}}</w:t>
+      </w:r>
+      <w:r>
+        <w:rPr>
+          <w:rFonts w:ascii="Times New Roman" w:hAnsi="Times New Roman" w:cs="Times New Roman"/>
+          <w:sz w:val="24"/>
+          <w:szCs w:val="28"/>
+        </w:rPr>
+        <w:t xml:space="preserve">                                                                             </w:t>
       </w:r>
       <w:r>
         <w:rPr>
@@ -581,33 +543,15 @@
           <w:sz w:val="24"/>
           <w:szCs w:val="28"/>
         </w:rPr>
-        <w:t xml:space="preserve">Name of </w:t>
-      </w:r>
-      <w:proofErr w:type="gramStart"/>
-      <w:r>
-        <w:rPr>
-          <w:rFonts w:ascii="Times New Roman" w:hAnsi="Times New Roman" w:cs="Times New Roman"/>
-          <w:sz w:val="24"/>
-          <w:szCs w:val="28"/>
-        </w:rPr>
-        <w:t>Student:</w:t>
-      </w:r>
-      <w:r>
-        <w:rPr>
-          <w:rFonts w:ascii="Times New Roman" w:hAnsi="Times New Roman" w:cs="Times New Roman"/>
-          <w:sz w:val="24"/>
-          <w:szCs w:val="28"/>
-        </w:rPr>
-        <w:t>{</w:t>
-      </w:r>
-      <w:proofErr w:type="gramEnd"/>
-      <w:r>
-        <w:rPr>
-          <w:rFonts w:ascii="Times New Roman" w:hAnsi="Times New Roman" w:cs="Times New Roman"/>
-          <w:sz w:val="24"/>
-          <w:szCs w:val="28"/>
-        </w:rPr>
-        <w:t>{name}}</w:t>
+        <w:t>Name of Student:</w:t>
+      </w:r>
+      <w:r>
+        <w:rPr>
+          <w:rFonts w:ascii="Times New Roman" w:hAnsi="Times New Roman" w:cs="Times New Roman"/>
+          <w:sz w:val="24"/>
+          <w:szCs w:val="28"/>
+        </w:rPr>
+        <w:t>{{name}}</w:t>
       </w:r>
       <w:r>
         <w:rPr>
@@ -764,7 +708,6 @@
           </mc:Fallback>
         </mc:AlternateContent>
       </w:r>
-      <w:proofErr w:type="gramStart"/>
       <w:r>
         <w:rPr>
           <w:rFonts w:ascii="Times New Roman" w:hAnsi="Times New Roman" w:cs="Times New Roman"/>
@@ -777,28 +720,10 @@
         <w:rPr>
           <w:rFonts w:ascii="Times New Roman" w:hAnsi="Times New Roman" w:cs="Times New Roman"/>
         </w:rPr>
-        <w:t>{</w:t>
-      </w:r>
-      <w:proofErr w:type="gramEnd"/>
-      <w:r>
-        <w:rPr>
-          <w:rFonts w:ascii="Times New Roman" w:hAnsi="Times New Roman" w:cs="Times New Roman"/>
-        </w:rPr>
-        <w:t>{class</w:t>
-      </w:r>
-      <w:proofErr w:type="gramStart"/>
-      <w:r>
-        <w:rPr>
-          <w:rFonts w:ascii="Times New Roman" w:hAnsi="Times New Roman" w:cs="Times New Roman"/>
-        </w:rPr>
-        <w:t>}}</w:t>
-      </w:r>
-      <w:r>
-        <w:t xml:space="preserve">   </w:t>
-      </w:r>
-      <w:proofErr w:type="gramEnd"/>
-      <w:r>
-        <w:t xml:space="preserve">                           </w:t>
+        <w:t>{{class}}</w:t>
+      </w:r>
+      <w:r>
+        <w:t xml:space="preserve">                              </w:t>
       </w:r>
       <w:r>
         <w:t xml:space="preserve">  </w:t>
@@ -817,12 +742,6 @@
       </w:r>
       <w:r>
         <w:t xml:space="preserve">              </w:t>
-      </w:r>
-      <w:r>
-        <w:t xml:space="preserve">   </w:t>
-      </w:r>
-      <w:r>
-        <w:t xml:space="preserve"> </w:t>
       </w:r>
       <w:r>
         <w:rPr>
@@ -931,29 +850,13 @@
           <w:sz w:val="24"/>
           <w:szCs w:val="28"/>
         </w:rPr>
-        <w:t xml:space="preserve">Name of Experiment / Title of Term </w:t>
-      </w:r>
-      <w:proofErr w:type="gramStart"/>
-      <w:r>
-        <w:rPr>
-          <w:rFonts w:ascii="Times New Roman" w:hAnsi="Times New Roman" w:cs="Times New Roman"/>
-          <w:sz w:val="24"/>
-          <w:szCs w:val="28"/>
-        </w:rPr>
-        <w:t>Work:</w:t>
-      </w:r>
-      <w:r>
-        <w:rPr>
-          <w:rFonts w:ascii="Times New Roman" w:hAnsi="Times New Roman" w:cs="Times New Roman"/>
-        </w:rPr>
-        <w:t>{</w:t>
-      </w:r>
-      <w:proofErr w:type="gramEnd"/>
-      <w:r>
-        <w:rPr>
-          <w:rFonts w:ascii="Times New Roman" w:hAnsi="Times New Roman" w:cs="Times New Roman"/>
-        </w:rPr>
-        <w:t>{title}}</w:t>
+        <w:t>Name of Experiment / Title of Term Work:</w:t>
+      </w:r>
+      <w:r>
+        <w:rPr>
+          <w:rFonts w:ascii="Times New Roman" w:hAnsi="Times New Roman" w:cs="Times New Roman"/>
+        </w:rPr>
+        <w:t>{{title}}</w:t>
       </w:r>
       <w:r>
         <w:rPr>
@@ -1812,51 +1715,15 @@
           <w:sz w:val="24"/>
           <w:szCs w:val="28"/>
         </w:rPr>
-        <w:t xml:space="preserve">Checked </w:t>
-      </w:r>
-      <w:proofErr w:type="gramStart"/>
-      <w:r>
-        <w:rPr>
-          <w:rFonts w:ascii="Times New Roman" w:hAnsi="Times New Roman" w:cs="Times New Roman"/>
-          <w:sz w:val="24"/>
-          <w:szCs w:val="28"/>
-        </w:rPr>
-        <w:t>By:</w:t>
-      </w:r>
-      <w:r>
-        <w:rPr>
-          <w:rFonts w:ascii="Times New Roman" w:hAnsi="Times New Roman" w:cs="Times New Roman"/>
-          <w:sz w:val="24"/>
-          <w:szCs w:val="28"/>
-        </w:rPr>
-        <w:t>{</w:t>
-      </w:r>
-      <w:proofErr w:type="gramEnd"/>
-      <w:r>
-        <w:rPr>
-          <w:rFonts w:ascii="Times New Roman" w:hAnsi="Times New Roman" w:cs="Times New Roman"/>
-          <w:sz w:val="24"/>
-          <w:szCs w:val="28"/>
-        </w:rPr>
-        <w:t>{</w:t>
-      </w:r>
-      <w:proofErr w:type="spellStart"/>
-      <w:r>
-        <w:rPr>
-          <w:rFonts w:ascii="Times New Roman" w:hAnsi="Times New Roman" w:cs="Times New Roman"/>
-          <w:sz w:val="24"/>
-          <w:szCs w:val="28"/>
-        </w:rPr>
-        <w:t>checked_by</w:t>
-      </w:r>
-      <w:proofErr w:type="spellEnd"/>
-      <w:r>
-        <w:rPr>
-          <w:rFonts w:ascii="Times New Roman" w:hAnsi="Times New Roman" w:cs="Times New Roman"/>
-          <w:sz w:val="24"/>
-          <w:szCs w:val="28"/>
-        </w:rPr>
-        <w:t>}}</w:t>
+        <w:t>Checked By:</w:t>
+      </w:r>
+      <w:r>
+        <w:rPr>
+          <w:rFonts w:ascii="Times New Roman" w:hAnsi="Times New Roman" w:cs="Times New Roman"/>
+          <w:sz w:val="24"/>
+          <w:szCs w:val="28"/>
+        </w:rPr>
+        <w:t>{{checked_by}}</w:t>
       </w:r>
       <w:r>
         <w:rPr>
@@ -3172,6 +3039,7 @@
   <w:style w:type="character" w:default="1" w:styleId="DefaultParagraphFont">
     <w:name w:val="Default Paragraph Font"/>
     <w:uiPriority w:val="1"/>
+    <w:semiHidden/>
     <w:unhideWhenUsed/>
   </w:style>
   <w:style w:type="table" w:default="1" w:styleId="TableNormal">

--- a/template.docx
+++ b/template.docx
@@ -228,6 +228,7 @@
           </mc:Fallback>
         </mc:AlternateContent>
       </w:r>
+      <w:proofErr w:type="gramStart"/>
       <w:r>
         <w:rPr>
           <w:rFonts w:ascii="Times New Roman" w:hAnsi="Times New Roman" w:cs="Times New Roman"/>
@@ -250,7 +251,16 @@
           <w:sz w:val="24"/>
           <w:szCs w:val="28"/>
         </w:rPr>
-        <w:t>{{subject}}</w:t>
+        <w:t>{</w:t>
+      </w:r>
+      <w:proofErr w:type="gramEnd"/>
+      <w:r>
+        <w:rPr>
+          <w:rFonts w:ascii="Times New Roman" w:hAnsi="Times New Roman" w:cs="Times New Roman"/>
+          <w:sz w:val="24"/>
+          <w:szCs w:val="28"/>
+        </w:rPr>
+        <w:t>{subject}}</w:t>
       </w:r>
     </w:p>
     <w:p>
@@ -403,6 +413,7 @@
           </mc:Fallback>
         </mc:AlternateContent>
       </w:r>
+      <w:proofErr w:type="gramStart"/>
       <w:r>
         <w:rPr>
           <w:rFonts w:ascii="Times New Roman" w:hAnsi="Times New Roman" w:cs="Times New Roman"/>
@@ -417,15 +428,42 @@
           <w:sz w:val="24"/>
           <w:szCs w:val="28"/>
         </w:rPr>
-        <w:t>{{pen}}</w:t>
-      </w:r>
-      <w:r>
-        <w:rPr>
-          <w:rFonts w:ascii="Times New Roman" w:hAnsi="Times New Roman" w:cs="Times New Roman"/>
-          <w:sz w:val="24"/>
-          <w:szCs w:val="28"/>
-        </w:rPr>
-        <w:t xml:space="preserve">                                                                             </w:t>
+        <w:t>{</w:t>
+      </w:r>
+      <w:proofErr w:type="gramEnd"/>
+      <w:r>
+        <w:rPr>
+          <w:rFonts w:ascii="Times New Roman" w:hAnsi="Times New Roman" w:cs="Times New Roman"/>
+          <w:sz w:val="24"/>
+          <w:szCs w:val="28"/>
+        </w:rPr>
+        <w:t>{pen</w:t>
+      </w:r>
+      <w:proofErr w:type="gramStart"/>
+      <w:r>
+        <w:rPr>
+          <w:rFonts w:ascii="Times New Roman" w:hAnsi="Times New Roman" w:cs="Times New Roman"/>
+          <w:sz w:val="24"/>
+          <w:szCs w:val="28"/>
+        </w:rPr>
+        <w:t>}}</w:t>
+      </w:r>
+      <w:r>
+        <w:rPr>
+          <w:rFonts w:ascii="Times New Roman" w:hAnsi="Times New Roman" w:cs="Times New Roman"/>
+          <w:sz w:val="24"/>
+          <w:szCs w:val="28"/>
+        </w:rPr>
+        <w:t xml:space="preserve">   </w:t>
+      </w:r>
+      <w:proofErr w:type="gramEnd"/>
+      <w:r>
+        <w:rPr>
+          <w:rFonts w:ascii="Times New Roman" w:hAnsi="Times New Roman" w:cs="Times New Roman"/>
+          <w:sz w:val="24"/>
+          <w:szCs w:val="28"/>
+        </w:rPr>
+        <w:t xml:space="preserve">                                                                          </w:t>
       </w:r>
       <w:r>
         <w:rPr>
@@ -543,15 +581,33 @@
           <w:sz w:val="24"/>
           <w:szCs w:val="28"/>
         </w:rPr>
-        <w:t>Name of Student:</w:t>
-      </w:r>
-      <w:r>
-        <w:rPr>
-          <w:rFonts w:ascii="Times New Roman" w:hAnsi="Times New Roman" w:cs="Times New Roman"/>
-          <w:sz w:val="24"/>
-          <w:szCs w:val="28"/>
-        </w:rPr>
-        <w:t>{{name}}</w:t>
+        <w:t xml:space="preserve">Name of </w:t>
+      </w:r>
+      <w:proofErr w:type="gramStart"/>
+      <w:r>
+        <w:rPr>
+          <w:rFonts w:ascii="Times New Roman" w:hAnsi="Times New Roman" w:cs="Times New Roman"/>
+          <w:sz w:val="24"/>
+          <w:szCs w:val="28"/>
+        </w:rPr>
+        <w:t>Student:</w:t>
+      </w:r>
+      <w:r>
+        <w:rPr>
+          <w:rFonts w:ascii="Times New Roman" w:hAnsi="Times New Roman" w:cs="Times New Roman"/>
+          <w:sz w:val="24"/>
+          <w:szCs w:val="28"/>
+        </w:rPr>
+        <w:t>{</w:t>
+      </w:r>
+      <w:proofErr w:type="gramEnd"/>
+      <w:r>
+        <w:rPr>
+          <w:rFonts w:ascii="Times New Roman" w:hAnsi="Times New Roman" w:cs="Times New Roman"/>
+          <w:sz w:val="24"/>
+          <w:szCs w:val="28"/>
+        </w:rPr>
+        <w:t>{name}}</w:t>
       </w:r>
       <w:r>
         <w:rPr>
@@ -708,6 +764,7 @@
           </mc:Fallback>
         </mc:AlternateContent>
       </w:r>
+      <w:proofErr w:type="gramStart"/>
       <w:r>
         <w:rPr>
           <w:rFonts w:ascii="Times New Roman" w:hAnsi="Times New Roman" w:cs="Times New Roman"/>
@@ -720,10 +777,28 @@
         <w:rPr>
           <w:rFonts w:ascii="Times New Roman" w:hAnsi="Times New Roman" w:cs="Times New Roman"/>
         </w:rPr>
-        <w:t>{{class}}</w:t>
-      </w:r>
-      <w:r>
-        <w:t xml:space="preserve">                              </w:t>
+        <w:t>{</w:t>
+      </w:r>
+      <w:proofErr w:type="gramEnd"/>
+      <w:r>
+        <w:rPr>
+          <w:rFonts w:ascii="Times New Roman" w:hAnsi="Times New Roman" w:cs="Times New Roman"/>
+        </w:rPr>
+        <w:t>{class</w:t>
+      </w:r>
+      <w:proofErr w:type="gramStart"/>
+      <w:r>
+        <w:rPr>
+          <w:rFonts w:ascii="Times New Roman" w:hAnsi="Times New Roman" w:cs="Times New Roman"/>
+        </w:rPr>
+        <w:t>}}</w:t>
+      </w:r>
+      <w:r>
+        <w:t xml:space="preserve">   </w:t>
+      </w:r>
+      <w:proofErr w:type="gramEnd"/>
+      <w:r>
+        <w:t xml:space="preserve">                           </w:t>
       </w:r>
       <w:r>
         <w:t xml:space="preserve">  </w:t>
@@ -766,14 +841,82 @@
         <w:tabs>
           <w:tab w:val="left" w:pos="8253"/>
         </w:tabs>
-        <w:ind w:right="2495"/>
         <w:mirrorIndents/>
         <w:rPr>
           <w:rFonts w:ascii="Times New Roman" w:hAnsi="Times New Roman" w:cs="Times New Roman"/>
-          <w:sz w:val="24"/>
-          <w:szCs w:val="28"/>
+          <w:noProof/>
         </w:rPr>
       </w:pPr>
+      <w:r>
+        <w:rPr>
+          <w:noProof/>
+        </w:rPr>
+        <mc:AlternateContent>
+          <mc:Choice Requires="wps">
+            <w:drawing>
+              <wp:anchor distT="0" distB="0" distL="114300" distR="114300" simplePos="0" relativeHeight="251673600" behindDoc="1" locked="0" layoutInCell="1" allowOverlap="1" wp14:anchorId="6C9D6F46" wp14:editId="3BB83C86">
+                <wp:simplePos x="0" y="0"/>
+                <wp:positionH relativeFrom="column">
+                  <wp:posOffset>0</wp:posOffset>
+                </wp:positionH>
+                <wp:positionV relativeFrom="page">
+                  <wp:posOffset>4719283</wp:posOffset>
+                </wp:positionV>
+                <wp:extent cx="5734050" cy="0"/>
+                <wp:effectExtent l="0" t="0" r="0" b="0"/>
+                <wp:wrapNone/>
+                <wp:docPr id="169549380" name="Straight Connector 1"/>
+                <wp:cNvGraphicFramePr/>
+                <a:graphic xmlns:a="http://schemas.openxmlformats.org/drawingml/2006/main">
+                  <a:graphicData uri="http://schemas.microsoft.com/office/word/2010/wordprocessingShape">
+                    <wps:wsp>
+                      <wps:cNvCnPr/>
+                      <wps:spPr>
+                        <a:xfrm flipV="1">
+                          <a:off x="0" y="0"/>
+                          <a:ext cx="5734050" cy="0"/>
+                        </a:xfrm>
+                        <a:prstGeom prst="line">
+                          <a:avLst/>
+                        </a:prstGeom>
+                      </wps:spPr>
+                      <wps:style>
+                        <a:lnRef idx="1">
+                          <a:schemeClr val="dk1"/>
+                        </a:lnRef>
+                        <a:fillRef idx="0">
+                          <a:schemeClr val="dk1"/>
+                        </a:fillRef>
+                        <a:effectRef idx="0">
+                          <a:schemeClr val="dk1"/>
+                        </a:effectRef>
+                        <a:fontRef idx="minor">
+                          <a:schemeClr val="tx1"/>
+                        </a:fontRef>
+                      </wps:style>
+                      <wps:bodyPr/>
+                    </wps:wsp>
+                  </a:graphicData>
+                </a:graphic>
+                <wp14:sizeRelH relativeFrom="margin">
+                  <wp14:pctWidth>0</wp14:pctWidth>
+                </wp14:sizeRelH>
+                <wp14:sizeRelV relativeFrom="margin">
+                  <wp14:pctHeight>0</wp14:pctHeight>
+                </wp14:sizeRelV>
+              </wp:anchor>
+            </w:drawing>
+          </mc:Choice>
+          <mc:Fallback>
+            <w:pict>
+              <v:line w14:anchorId="18C81214" id="Straight Connector 1" o:spid="_x0000_s1026" style="position:absolute;flip:y;z-index:-251642880;visibility:visible;mso-wrap-style:square;mso-width-percent:0;mso-height-percent:0;mso-wrap-distance-left:9pt;mso-wrap-distance-top:0;mso-wrap-distance-right:9pt;mso-wrap-distance-bottom:0;mso-position-horizontal:absolute;mso-position-horizontal-relative:text;mso-position-vertical:absolute;mso-position-vertical-relative:page;mso-width-percent:0;mso-height-percent:0;mso-width-relative:margin;mso-height-relative:margin" from="0,371.6pt" to="451.5pt,371.6pt" o:gfxdata="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" strokecolor="black [3200]" strokeweight=".5pt">
+                <v:stroke joinstyle="miter"/>
+                <w10:wrap anchory="page"/>
+              </v:line>
+            </w:pict>
+          </mc:Fallback>
+        </mc:AlternateContent>
+      </w:r>
       <w:r>
         <w:rPr>
           <w:noProof/>
@@ -850,13 +993,153 @@
           <w:sz w:val="24"/>
           <w:szCs w:val="28"/>
         </w:rPr>
-        <w:t>Name of Experiment / Title of Term Work:</w:t>
-      </w:r>
-      <w:r>
-        <w:rPr>
-          <w:rFonts w:ascii="Times New Roman" w:hAnsi="Times New Roman" w:cs="Times New Roman"/>
-        </w:rPr>
-        <w:t>{{title}}</w:t>
+        <w:t>Name</w:t>
+      </w:r>
+      <w:r>
+        <w:rPr>
+          <w:rFonts w:ascii="Times New Roman" w:hAnsi="Times New Roman" w:cs="Times New Roman"/>
+          <w:sz w:val="24"/>
+          <w:szCs w:val="28"/>
+        </w:rPr>
+        <w:t>‎</w:t>
+      </w:r>
+      <w:r>
+        <w:rPr>
+          <w:rFonts w:ascii="Times New Roman" w:eastAsia="Malgun Gothic" w:hAnsi="Times New Roman" w:cs="Times New Roman"/>
+          <w:sz w:val="6"/>
+          <w:szCs w:val="8"/>
+        </w:rPr>
+        <w:t>ㅤ</w:t>
+      </w:r>
+      <w:r>
+        <w:rPr>
+          <w:rFonts w:ascii="Times New Roman" w:hAnsi="Times New Roman" w:cs="Times New Roman"/>
+          <w:sz w:val="24"/>
+          <w:szCs w:val="28"/>
+        </w:rPr>
+        <w:t>of</w:t>
+      </w:r>
+      <w:r>
+        <w:rPr>
+          <w:rFonts w:ascii="Times New Roman" w:eastAsia="Malgun Gothic" w:hAnsi="Times New Roman" w:cs="Times New Roman"/>
+          <w:sz w:val="6"/>
+          <w:szCs w:val="8"/>
+        </w:rPr>
+        <w:t>ㅤ</w:t>
+      </w:r>
+      <w:r>
+        <w:rPr>
+          <w:rFonts w:ascii="Times New Roman" w:hAnsi="Times New Roman" w:cs="Times New Roman"/>
+          <w:sz w:val="24"/>
+          <w:szCs w:val="28"/>
+        </w:rPr>
+        <w:t>Experiment</w:t>
+      </w:r>
+      <w:r>
+        <w:rPr>
+          <w:rFonts w:ascii="Times New Roman" w:eastAsia="Malgun Gothic" w:hAnsi="Times New Roman" w:cs="Times New Roman"/>
+          <w:sz w:val="6"/>
+          <w:szCs w:val="8"/>
+        </w:rPr>
+        <w:t>ㅤ</w:t>
+      </w:r>
+      <w:r>
+        <w:rPr>
+          <w:rFonts w:ascii="Times New Roman" w:hAnsi="Times New Roman" w:cs="Times New Roman"/>
+          <w:sz w:val="24"/>
+          <w:szCs w:val="28"/>
+        </w:rPr>
+        <w:t>/</w:t>
+      </w:r>
+      <w:r>
+        <w:rPr>
+          <w:rFonts w:ascii="Times New Roman" w:eastAsia="Malgun Gothic" w:hAnsi="Times New Roman" w:cs="Times New Roman"/>
+          <w:sz w:val="6"/>
+          <w:szCs w:val="8"/>
+        </w:rPr>
+        <w:t>ㅤ</w:t>
+      </w:r>
+      <w:r>
+        <w:rPr>
+          <w:rFonts w:ascii="Times New Roman" w:hAnsi="Times New Roman" w:cs="Times New Roman"/>
+          <w:sz w:val="24"/>
+          <w:szCs w:val="28"/>
+        </w:rPr>
+        <w:t>Title</w:t>
+      </w:r>
+      <w:r>
+        <w:rPr>
+          <w:rFonts w:ascii="Times New Roman" w:eastAsia="Malgun Gothic" w:hAnsi="Times New Roman" w:cs="Times New Roman"/>
+          <w:sz w:val="6"/>
+          <w:szCs w:val="8"/>
+        </w:rPr>
+        <w:t>ㅤ</w:t>
+      </w:r>
+      <w:r>
+        <w:rPr>
+          <w:rFonts w:ascii="Times New Roman" w:hAnsi="Times New Roman" w:cs="Times New Roman"/>
+          <w:sz w:val="24"/>
+          <w:szCs w:val="28"/>
+        </w:rPr>
+        <w:t>of</w:t>
+      </w:r>
+      <w:r>
+        <w:rPr>
+          <w:rFonts w:ascii="Times New Roman" w:eastAsia="Malgun Gothic" w:hAnsi="Times New Roman" w:cs="Times New Roman"/>
+          <w:sz w:val="6"/>
+          <w:szCs w:val="8"/>
+        </w:rPr>
+        <w:t>ㅤ</w:t>
+      </w:r>
+      <w:r>
+        <w:rPr>
+          <w:rFonts w:ascii="Times New Roman" w:hAnsi="Times New Roman" w:cs="Times New Roman"/>
+          <w:sz w:val="24"/>
+          <w:szCs w:val="28"/>
+        </w:rPr>
+        <w:t>Term</w:t>
+      </w:r>
+      <w:r>
+        <w:rPr>
+          <w:rFonts w:ascii="Times New Roman" w:eastAsia="Malgun Gothic" w:hAnsi="Times New Roman" w:cs="Times New Roman"/>
+          <w:sz w:val="6"/>
+          <w:szCs w:val="8"/>
+        </w:rPr>
+        <w:t>ㅤ</w:t>
+      </w:r>
+      <w:proofErr w:type="gramStart"/>
+      <w:r>
+        <w:rPr>
+          <w:rFonts w:ascii="Times New Roman" w:hAnsi="Times New Roman" w:cs="Times New Roman"/>
+          <w:sz w:val="24"/>
+          <w:szCs w:val="28"/>
+        </w:rPr>
+        <w:t>Work:</w:t>
+      </w:r>
+      <w:r>
+        <w:rPr>
+          <w:rFonts w:ascii="Times New Roman" w:hAnsi="Times New Roman" w:cs="Times New Roman"/>
+        </w:rPr>
+        <w:t>{</w:t>
+      </w:r>
+      <w:proofErr w:type="gramEnd"/>
+      <w:r>
+        <w:rPr>
+          <w:rFonts w:ascii="Times New Roman" w:hAnsi="Times New Roman" w:cs="Times New Roman"/>
+        </w:rPr>
+        <w:t>{title</w:t>
+      </w:r>
+      <w:r>
+        <w:rPr>
+          <w:rFonts w:ascii="Times New Roman" w:hAnsi="Times New Roman" w:cs="Times New Roman"/>
+        </w:rPr>
+        <w:t>eeeeeeeeeeeeeeeeeeeeeeeeeeeeeeeeeeeeeeeeeeeeeeeeeeeeeeeeeeeeeeeeeeeeeeeeeeeeeeeeeeeeeeeeeeeeeeeeeeeeeeeeeeeeeeeeeeeeeeeeeeeee</w:t>
+      </w:r>
+      <w:r>
+        <w:rPr>
+          <w:rFonts w:ascii="Times New Roman" w:hAnsi="Times New Roman" w:cs="Times New Roman"/>
+        </w:rPr>
+        <w:t>}}</w:t>
       </w:r>
       <w:r>
         <w:rPr>
@@ -880,76 +1163,6 @@
       </w:pPr>
       <w:r>
         <w:rPr>
-          <w:noProof/>
-        </w:rPr>
-        <mc:AlternateContent>
-          <mc:Choice Requires="wps">
-            <w:drawing>
-              <wp:anchor distT="0" distB="0" distL="114300" distR="114300" simplePos="0" relativeHeight="251673600" behindDoc="1" locked="0" layoutInCell="1" allowOverlap="1" wp14:anchorId="6C9D6F46" wp14:editId="0073901E">
-                <wp:simplePos x="0" y="0"/>
-                <wp:positionH relativeFrom="column">
-                  <wp:posOffset>0</wp:posOffset>
-                </wp:positionH>
-                <wp:positionV relativeFrom="page">
-                  <wp:posOffset>4805363</wp:posOffset>
-                </wp:positionV>
-                <wp:extent cx="5734368" cy="0"/>
-                <wp:effectExtent l="0" t="0" r="0" b="0"/>
-                <wp:wrapNone/>
-                <wp:docPr id="169549380" name="Straight Connector 1"/>
-                <wp:cNvGraphicFramePr/>
-                <a:graphic xmlns:a="http://schemas.openxmlformats.org/drawingml/2006/main">
-                  <a:graphicData uri="http://schemas.microsoft.com/office/word/2010/wordprocessingShape">
-                    <wps:wsp>
-                      <wps:cNvCnPr/>
-                      <wps:spPr>
-                        <a:xfrm flipV="1">
-                          <a:off x="0" y="0"/>
-                          <a:ext cx="5734368" cy="0"/>
-                        </a:xfrm>
-                        <a:prstGeom prst="line">
-                          <a:avLst/>
-                        </a:prstGeom>
-                      </wps:spPr>
-                      <wps:style>
-                        <a:lnRef idx="1">
-                          <a:schemeClr val="dk1"/>
-                        </a:lnRef>
-                        <a:fillRef idx="0">
-                          <a:schemeClr val="dk1"/>
-                        </a:fillRef>
-                        <a:effectRef idx="0">
-                          <a:schemeClr val="dk1"/>
-                        </a:effectRef>
-                        <a:fontRef idx="minor">
-                          <a:schemeClr val="tx1"/>
-                        </a:fontRef>
-                      </wps:style>
-                      <wps:bodyPr/>
-                    </wps:wsp>
-                  </a:graphicData>
-                </a:graphic>
-                <wp14:sizeRelH relativeFrom="margin">
-                  <wp14:pctWidth>0</wp14:pctWidth>
-                </wp14:sizeRelH>
-                <wp14:sizeRelV relativeFrom="margin">
-                  <wp14:pctHeight>0</wp14:pctHeight>
-                </wp14:sizeRelV>
-              </wp:anchor>
-            </w:drawing>
-          </mc:Choice>
-          <mc:Fallback>
-            <w:pict>
-              <v:line w14:anchorId="79F0497D" id="Straight Connector 1" o:spid="_x0000_s1026" style="position:absolute;flip:y;z-index:-251642880;visibility:visible;mso-wrap-style:square;mso-width-percent:0;mso-height-percent:0;mso-wrap-distance-left:9pt;mso-wrap-distance-top:0;mso-wrap-distance-right:9pt;mso-wrap-distance-bottom:0;mso-position-horizontal:absolute;mso-position-horizontal-relative:text;mso-position-vertical:absolute;mso-position-vertical-relative:page;mso-width-percent:0;mso-height-percent:0;mso-width-relative:margin;mso-height-relative:margin" from="0,378.4pt" to="451.55pt,378.4pt" o:gfxdata="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" strokecolor="black [3200]" strokeweight=".5pt">
-                <v:stroke joinstyle="miter"/>
-                <w10:wrap anchory="page"/>
-              </v:line>
-            </w:pict>
-          </mc:Fallback>
-        </mc:AlternateContent>
-      </w:r>
-      <w:r>
-        <w:rPr>
           <w:rFonts w:ascii="Times New Roman" w:hAnsi="Times New Roman" w:cs="Times New Roman"/>
           <w:sz w:val="24"/>
           <w:szCs w:val="28"/>
@@ -976,18 +1189,6 @@
           <w:szCs w:val="28"/>
         </w:rPr>
       </w:pPr>
-    </w:p>
-    <w:p>
-      <w:pPr>
-        <w:tabs>
-          <w:tab w:val="left" w:pos="8253"/>
-        </w:tabs>
-        <w:rPr>
-          <w:rFonts w:ascii="Times New Roman" w:hAnsi="Times New Roman" w:cs="Times New Roman"/>
-          <w:sz w:val="24"/>
-          <w:szCs w:val="28"/>
-        </w:rPr>
-      </w:pPr>
       <w:r>
         <w:rPr>
           <w:noProof/>
@@ -995,13 +1196,13 @@
         <mc:AlternateContent>
           <mc:Choice Requires="wps">
             <w:drawing>
-              <wp:anchor distT="0" distB="0" distL="114300" distR="114300" simplePos="0" relativeHeight="251675648" behindDoc="1" locked="0" layoutInCell="1" allowOverlap="1" wp14:anchorId="07106BD8" wp14:editId="02A10742">
+              <wp:anchor distT="0" distB="0" distL="114300" distR="114300" simplePos="0" relativeHeight="251675648" behindDoc="1" locked="0" layoutInCell="1" allowOverlap="1" wp14:anchorId="07106BD8" wp14:editId="71671B85">
                 <wp:simplePos x="0" y="0"/>
                 <wp:positionH relativeFrom="column">
                   <wp:posOffset>4547870</wp:posOffset>
                 </wp:positionH>
                 <wp:positionV relativeFrom="page">
-                  <wp:posOffset>5390833</wp:posOffset>
+                  <wp:posOffset>5279707</wp:posOffset>
                 </wp:positionV>
                 <wp:extent cx="1155452" cy="0"/>
                 <wp:effectExtent l="0" t="0" r="0" b="0"/>
@@ -1050,7 +1251,7 @@
           </mc:Choice>
           <mc:Fallback>
             <w:pict>
-              <v:line w14:anchorId="68737DEC" id="Straight Connector 1" o:spid="_x0000_s1026" style="position:absolute;flip:y;z-index:-251640832;visibility:visible;mso-wrap-style:square;mso-width-percent:0;mso-height-percent:0;mso-wrap-distance-left:9pt;mso-wrap-distance-top:0;mso-wrap-distance-right:9pt;mso-wrap-distance-bottom:0;mso-position-horizontal:absolute;mso-position-horizontal-relative:text;mso-position-vertical:absolute;mso-position-vertical-relative:page;mso-width-percent:0;mso-height-percent:0;mso-width-relative:margin;mso-height-relative:margin" from="358.1pt,424.5pt" to="449.1pt,424.5pt" o:gfxdata="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" strokecolor="black [3200]" strokeweight=".5pt">
+              <v:line w14:anchorId="3FF9C3A4" id="Straight Connector 1" o:spid="_x0000_s1026" style="position:absolute;flip:y;z-index:-251640832;visibility:visible;mso-wrap-style:square;mso-width-percent:0;mso-height-percent:0;mso-wrap-distance-left:9pt;mso-wrap-distance-top:0;mso-wrap-distance-right:9pt;mso-wrap-distance-bottom:0;mso-position-horizontal:absolute;mso-position-horizontal-relative:text;mso-position-vertical:absolute;mso-position-vertical-relative:page;mso-width-percent:0;mso-height-percent:0;mso-width-relative:margin;mso-height-relative:margin" from="358.1pt,415.7pt" to="449.1pt,415.7pt" o:gfxdata="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" strokecolor="black [3200]" strokeweight=".5pt">
                 <v:stroke joinstyle="miter"/>
                 <w10:wrap anchory="page"/>
               </v:line>
@@ -1646,15 +1847,15 @@
         <mc:AlternateContent>
           <mc:Choice Requires="wps">
             <w:drawing>
-              <wp:anchor distT="0" distB="0" distL="114300" distR="114300" simplePos="0" relativeHeight="251677696" behindDoc="1" locked="0" layoutInCell="1" allowOverlap="1" wp14:anchorId="4785913C" wp14:editId="5ED87DA2">
+              <wp:anchor distT="0" distB="0" distL="114300" distR="114300" simplePos="0" relativeHeight="251677696" behindDoc="1" locked="0" layoutInCell="1" allowOverlap="1" wp14:anchorId="4785913C" wp14:editId="44E890C7">
                 <wp:simplePos x="0" y="0"/>
                 <wp:positionH relativeFrom="column">
                   <wp:posOffset>759460</wp:posOffset>
                 </wp:positionH>
                 <wp:positionV relativeFrom="page">
-                  <wp:posOffset>7154862</wp:posOffset>
+                  <wp:posOffset>7038693</wp:posOffset>
                 </wp:positionV>
-                <wp:extent cx="4965746" cy="306"/>
+                <wp:extent cx="4965700" cy="0"/>
                 <wp:effectExtent l="0" t="0" r="0" b="0"/>
                 <wp:wrapNone/>
                 <wp:docPr id="1938185207" name="Straight Connector 1"/>
@@ -1666,7 +1867,7 @@
                       <wps:spPr>
                         <a:xfrm>
                           <a:off x="0" y="0"/>
-                          <a:ext cx="4965746" cy="306"/>
+                          <a:ext cx="4965700" cy="0"/>
                         </a:xfrm>
                         <a:prstGeom prst="line">
                           <a:avLst/>
@@ -1701,7 +1902,7 @@
           </mc:Choice>
           <mc:Fallback>
             <w:pict>
-              <v:line w14:anchorId="2686832E" id="Straight Connector 1" o:spid="_x0000_s1026" style="position:absolute;z-index:-251638784;visibility:visible;mso-wrap-style:square;mso-width-percent:0;mso-height-percent:0;mso-wrap-distance-left:9pt;mso-wrap-distance-top:0;mso-wrap-distance-right:9pt;mso-wrap-distance-bottom:0;mso-position-horizontal:absolute;mso-position-horizontal-relative:text;mso-position-vertical:absolute;mso-position-vertical-relative:page;mso-width-percent:0;mso-height-percent:0;mso-width-relative:margin;mso-height-relative:margin" from="59.8pt,563.35pt" to="450.8pt,563.35pt" o:gfxdata="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" strokecolor="black [3200]" strokeweight=".5pt">
+              <v:line w14:anchorId="5E93384D" id="Straight Connector 1" o:spid="_x0000_s1026" style="position:absolute;z-index:-251638784;visibility:visible;mso-wrap-style:square;mso-width-percent:0;mso-height-percent:0;mso-wrap-distance-left:9pt;mso-wrap-distance-top:0;mso-wrap-distance-right:9pt;mso-wrap-distance-bottom:0;mso-position-horizontal:absolute;mso-position-horizontal-relative:text;mso-position-vertical:absolute;mso-position-vertical-relative:page;mso-width-percent:0;mso-height-percent:0;mso-width-relative:margin;mso-height-relative:margin" from="59.8pt,554.25pt" to="450.8pt,554.25pt" o:gfxdata="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" strokecolor="black [3200]" strokeweight=".5pt">
                 <v:stroke joinstyle="miter"/>
                 <w10:wrap anchory="page"/>
               </v:line>
@@ -1715,15 +1916,51 @@
           <w:sz w:val="24"/>
           <w:szCs w:val="28"/>
         </w:rPr>
-        <w:t>Checked By:</w:t>
-      </w:r>
-      <w:r>
-        <w:rPr>
-          <w:rFonts w:ascii="Times New Roman" w:hAnsi="Times New Roman" w:cs="Times New Roman"/>
-          <w:sz w:val="24"/>
-          <w:szCs w:val="28"/>
-        </w:rPr>
-        <w:t>{{checked_by}}</w:t>
+        <w:t xml:space="preserve">Checked </w:t>
+      </w:r>
+      <w:proofErr w:type="gramStart"/>
+      <w:r>
+        <w:rPr>
+          <w:rFonts w:ascii="Times New Roman" w:hAnsi="Times New Roman" w:cs="Times New Roman"/>
+          <w:sz w:val="24"/>
+          <w:szCs w:val="28"/>
+        </w:rPr>
+        <w:t>By:</w:t>
+      </w:r>
+      <w:r>
+        <w:rPr>
+          <w:rFonts w:ascii="Times New Roman" w:hAnsi="Times New Roman" w:cs="Times New Roman"/>
+          <w:sz w:val="24"/>
+          <w:szCs w:val="28"/>
+        </w:rPr>
+        <w:t>{</w:t>
+      </w:r>
+      <w:proofErr w:type="gramEnd"/>
+      <w:r>
+        <w:rPr>
+          <w:rFonts w:ascii="Times New Roman" w:hAnsi="Times New Roman" w:cs="Times New Roman"/>
+          <w:sz w:val="24"/>
+          <w:szCs w:val="28"/>
+        </w:rPr>
+        <w:t>{</w:t>
+      </w:r>
+      <w:proofErr w:type="spellStart"/>
+      <w:r>
+        <w:rPr>
+          <w:rFonts w:ascii="Times New Roman" w:hAnsi="Times New Roman" w:cs="Times New Roman"/>
+          <w:sz w:val="24"/>
+          <w:szCs w:val="28"/>
+        </w:rPr>
+        <w:t>checked_by</w:t>
+      </w:r>
+      <w:proofErr w:type="spellEnd"/>
+      <w:r>
+        <w:rPr>
+          <w:rFonts w:ascii="Times New Roman" w:hAnsi="Times New Roman" w:cs="Times New Roman"/>
+          <w:sz w:val="24"/>
+          <w:szCs w:val="28"/>
+        </w:rPr>
+        <w:t>}}</w:t>
       </w:r>
       <w:r>
         <w:rPr>

--- a/template.docx
+++ b/template.docx
@@ -816,7 +816,7 @@
         <w:t xml:space="preserve"> </w:t>
       </w:r>
       <w:r>
-        <w:t xml:space="preserve">              </w:t>
+        <w:t xml:space="preserve">             </w:t>
       </w:r>
       <w:r>
         <w:rPr>
@@ -854,13 +854,13 @@
         <mc:AlternateContent>
           <mc:Choice Requires="wps">
             <w:drawing>
-              <wp:anchor distT="0" distB="0" distL="114300" distR="114300" simplePos="0" relativeHeight="251673600" behindDoc="1" locked="0" layoutInCell="1" allowOverlap="1" wp14:anchorId="6C9D6F46" wp14:editId="3BB83C86">
+              <wp:anchor distT="0" distB="0" distL="114300" distR="114300" simplePos="0" relativeHeight="251673600" behindDoc="1" locked="0" layoutInCell="1" allowOverlap="1" wp14:anchorId="6C9D6F46" wp14:editId="46F489DC">
                 <wp:simplePos x="0" y="0"/>
                 <wp:positionH relativeFrom="column">
                   <wp:posOffset>0</wp:posOffset>
                 </wp:positionH>
                 <wp:positionV relativeFrom="page">
-                  <wp:posOffset>4719283</wp:posOffset>
+                  <wp:posOffset>4703762</wp:posOffset>
                 </wp:positionV>
                 <wp:extent cx="5734050" cy="0"/>
                 <wp:effectExtent l="0" t="0" r="0" b="0"/>
@@ -909,7 +909,7 @@
           </mc:Choice>
           <mc:Fallback>
             <w:pict>
-              <v:line w14:anchorId="18C81214" id="Straight Connector 1" o:spid="_x0000_s1026" style="position:absolute;flip:y;z-index:-251642880;visibility:visible;mso-wrap-style:square;mso-width-percent:0;mso-height-percent:0;mso-wrap-distance-left:9pt;mso-wrap-distance-top:0;mso-wrap-distance-right:9pt;mso-wrap-distance-bottom:0;mso-position-horizontal:absolute;mso-position-horizontal-relative:text;mso-position-vertical:absolute;mso-position-vertical-relative:page;mso-width-percent:0;mso-height-percent:0;mso-width-relative:margin;mso-height-relative:margin" from="0,371.6pt" to="451.5pt,371.6pt" o:gfxdata="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" strokecolor="black [3200]" strokeweight=".5pt">
+              <v:line w14:anchorId="2DD1AA7A" id="Straight Connector 1" o:spid="_x0000_s1026" style="position:absolute;flip:y;z-index:-251642880;visibility:visible;mso-wrap-style:square;mso-width-percent:0;mso-height-percent:0;mso-wrap-distance-left:9pt;mso-wrap-distance-top:0;mso-wrap-distance-right:9pt;mso-wrap-distance-bottom:0;mso-position-horizontal:absolute;mso-position-horizontal-relative:text;mso-position-vertical:absolute;mso-position-vertical-relative:page;mso-width-percent:0;mso-height-percent:0;mso-width-relative:margin;mso-height-relative:margin" from="0,370.35pt" to="451.5pt,370.35pt" o:gfxdata="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" strokecolor="black [3200]" strokeweight=".5pt">
                 <v:stroke joinstyle="miter"/>
                 <w10:wrap anchory="page"/>
               </v:line>
@@ -1276,7 +1276,16 @@
           <w:sz w:val="24"/>
           <w:szCs w:val="28"/>
         </w:rPr>
-        <w:t>Practical/ Term Work No.:</w:t>
+        <w:t>Practical/ Term Work No.</w:t>
+      </w:r>
+      <w:proofErr w:type="gramStart"/>
+      <w:r>
+        <w:rPr>
+          <w:rFonts w:ascii="Times New Roman" w:hAnsi="Times New Roman" w:cs="Times New Roman"/>
+          <w:sz w:val="24"/>
+          <w:szCs w:val="28"/>
+        </w:rPr>
+        <w:t>:</w:t>
       </w:r>
       <w:r>
         <w:rPr>
@@ -1288,7 +1297,22 @@
         <w:rPr>
           <w:noProof/>
         </w:rPr>
-        <w:t>{{practical_no}}</w:t>
+        <w:t xml:space="preserve"> </w:t>
+      </w:r>
+      <w:r>
+        <w:rPr>
+          <w:rFonts w:ascii="Times New Roman" w:hAnsi="Times New Roman" w:cs="Times New Roman"/>
+          <w:noProof/>
+        </w:rPr>
+        <w:t>{</w:t>
+      </w:r>
+      <w:proofErr w:type="gramEnd"/>
+      <w:r>
+        <w:rPr>
+          <w:rFonts w:ascii="Times New Roman" w:hAnsi="Times New Roman" w:cs="Times New Roman"/>
+          <w:noProof/>
+        </w:rPr>
+        <w:t>{practical_no}}</w:t>
       </w:r>
     </w:p>
     <w:p>
@@ -1847,13 +1871,13 @@
         <mc:AlternateContent>
           <mc:Choice Requires="wps">
             <w:drawing>
-              <wp:anchor distT="0" distB="0" distL="114300" distR="114300" simplePos="0" relativeHeight="251677696" behindDoc="1" locked="0" layoutInCell="1" allowOverlap="1" wp14:anchorId="4785913C" wp14:editId="44E890C7">
+              <wp:anchor distT="0" distB="0" distL="114300" distR="114300" simplePos="0" relativeHeight="251677696" behindDoc="1" locked="0" layoutInCell="1" allowOverlap="1" wp14:anchorId="4785913C" wp14:editId="40978716">
                 <wp:simplePos x="0" y="0"/>
                 <wp:positionH relativeFrom="column">
                   <wp:posOffset>759460</wp:posOffset>
                 </wp:positionH>
                 <wp:positionV relativeFrom="page">
-                  <wp:posOffset>7038693</wp:posOffset>
+                  <wp:posOffset>7023417</wp:posOffset>
                 </wp:positionV>
                 <wp:extent cx="4965700" cy="0"/>
                 <wp:effectExtent l="0" t="0" r="0" b="0"/>
@@ -1902,7 +1926,7 @@
           </mc:Choice>
           <mc:Fallback>
             <w:pict>
-              <v:line w14:anchorId="5E93384D" id="Straight Connector 1" o:spid="_x0000_s1026" style="position:absolute;z-index:-251638784;visibility:visible;mso-wrap-style:square;mso-width-percent:0;mso-height-percent:0;mso-wrap-distance-left:9pt;mso-wrap-distance-top:0;mso-wrap-distance-right:9pt;mso-wrap-distance-bottom:0;mso-position-horizontal:absolute;mso-position-horizontal-relative:text;mso-position-vertical:absolute;mso-position-vertical-relative:page;mso-width-percent:0;mso-height-percent:0;mso-width-relative:margin;mso-height-relative:margin" from="59.8pt,554.25pt" to="450.8pt,554.25pt" o:gfxdata="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" strokecolor="black [3200]" strokeweight=".5pt">
+              <v:line w14:anchorId="777B9D07" id="Straight Connector 1" o:spid="_x0000_s1026" style="position:absolute;z-index:-251638784;visibility:visible;mso-wrap-style:square;mso-width-percent:0;mso-height-percent:0;mso-wrap-distance-left:9pt;mso-wrap-distance-top:0;mso-wrap-distance-right:9pt;mso-wrap-distance-bottom:0;mso-position-horizontal:absolute;mso-position-horizontal-relative:text;mso-position-vertical:absolute;mso-position-vertical-relative:page;mso-width-percent:0;mso-height-percent:0;mso-width-relative:margin;mso-height-relative:margin" from="59.8pt,553pt" to="450.8pt,553pt" o:gfxdata="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" strokecolor="black [3200]" strokeweight=".5pt">
                 <v:stroke joinstyle="miter"/>
                 <w10:wrap anchory="page"/>
               </v:line>

--- a/template.docx
+++ b/template.docx
@@ -1183,6 +1183,7 @@
         <w:tabs>
           <w:tab w:val="left" w:pos="8253"/>
         </w:tabs>
+        <w:spacing w:line="240" w:lineRule="auto"/>
         <w:rPr>
           <w:rFonts w:ascii="Times New Roman" w:hAnsi="Times New Roman" w:cs="Times New Roman"/>
           <w:sz w:val="24"/>
@@ -1196,15 +1197,15 @@
         <mc:AlternateContent>
           <mc:Choice Requires="wps">
             <w:drawing>
-              <wp:anchor distT="0" distB="0" distL="114300" distR="114300" simplePos="0" relativeHeight="251675648" behindDoc="1" locked="0" layoutInCell="1" allowOverlap="1" wp14:anchorId="07106BD8" wp14:editId="71671B85">
+              <wp:anchor distT="0" distB="0" distL="114300" distR="114300" simplePos="0" relativeHeight="251675648" behindDoc="1" locked="1" layoutInCell="1" allowOverlap="1" wp14:anchorId="07106BD8" wp14:editId="0BAF8BF8">
                 <wp:simplePos x="0" y="0"/>
                 <wp:positionH relativeFrom="column">
-                  <wp:posOffset>4547870</wp:posOffset>
+                  <wp:posOffset>4547235</wp:posOffset>
                 </wp:positionH>
                 <wp:positionV relativeFrom="page">
-                  <wp:posOffset>5279707</wp:posOffset>
+                  <wp:posOffset>5278120</wp:posOffset>
                 </wp:positionV>
-                <wp:extent cx="1155452" cy="0"/>
+                <wp:extent cx="1155600" cy="0"/>
                 <wp:effectExtent l="0" t="0" r="0" b="0"/>
                 <wp:wrapNone/>
                 <wp:docPr id="598539091" name="Straight Connector 1"/>
@@ -1216,7 +1217,7 @@
                       <wps:spPr>
                         <a:xfrm flipV="1">
                           <a:off x="0" y="0"/>
-                          <a:ext cx="1155452" cy="0"/>
+                          <a:ext cx="1155600" cy="0"/>
                         </a:xfrm>
                         <a:prstGeom prst="line">
                           <a:avLst/>
@@ -1251,9 +1252,10 @@
           </mc:Choice>
           <mc:Fallback>
             <w:pict>
-              <v:line w14:anchorId="3FF9C3A4" id="Straight Connector 1" o:spid="_x0000_s1026" style="position:absolute;flip:y;z-index:-251640832;visibility:visible;mso-wrap-style:square;mso-width-percent:0;mso-height-percent:0;mso-wrap-distance-left:9pt;mso-wrap-distance-top:0;mso-wrap-distance-right:9pt;mso-wrap-distance-bottom:0;mso-position-horizontal:absolute;mso-position-horizontal-relative:text;mso-position-vertical:absolute;mso-position-vertical-relative:page;mso-width-percent:0;mso-height-percent:0;mso-width-relative:margin;mso-height-relative:margin" from="358.1pt,415.7pt" to="449.1pt,415.7pt" o:gfxdata="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" strokecolor="black [3200]" strokeweight=".5pt">
+              <v:line w14:anchorId="731DEAEF" id="Straight Connector 1" o:spid="_x0000_s1026" style="position:absolute;flip:y;z-index:-251640832;visibility:visible;mso-wrap-style:square;mso-width-percent:0;mso-height-percent:0;mso-wrap-distance-left:9pt;mso-wrap-distance-top:0;mso-wrap-distance-right:9pt;mso-wrap-distance-bottom:0;mso-position-horizontal:absolute;mso-position-horizontal-relative:text;mso-position-vertical:absolute;mso-position-vertical-relative:page;mso-width-percent:0;mso-height-percent:0;mso-width-relative:margin;mso-height-relative:margin" from="358.05pt,415.6pt" to="449.05pt,415.6pt" o:gfxdata="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" strokecolor="black [3200]" strokeweight=".5pt">
                 <v:stroke joinstyle="miter"/>
                 <w10:wrap anchory="page"/>
+                <w10:anchorlock/>
               </v:line>
             </w:pict>
           </mc:Fallback>
@@ -1858,6 +1860,7 @@
         <w:tabs>
           <w:tab w:val="left" w:pos="5798"/>
         </w:tabs>
+        <w:spacing w:line="240" w:lineRule="auto"/>
         <w:rPr>
           <w:rFonts w:ascii="Times New Roman" w:hAnsi="Times New Roman" w:cs="Times New Roman"/>
           <w:sz w:val="24"/>
@@ -1871,15 +1874,15 @@
         <mc:AlternateContent>
           <mc:Choice Requires="wps">
             <w:drawing>
-              <wp:anchor distT="0" distB="0" distL="114300" distR="114300" simplePos="0" relativeHeight="251677696" behindDoc="1" locked="0" layoutInCell="1" allowOverlap="1" wp14:anchorId="4785913C" wp14:editId="40978716">
+              <wp:anchor distT="0" distB="0" distL="114300" distR="114300" simplePos="0" relativeHeight="251677696" behindDoc="1" locked="1" layoutInCell="1" allowOverlap="1" wp14:anchorId="4785913C" wp14:editId="61AB8238">
                 <wp:simplePos x="0" y="0"/>
                 <wp:positionH relativeFrom="column">
                   <wp:posOffset>759460</wp:posOffset>
                 </wp:positionH>
                 <wp:positionV relativeFrom="page">
-                  <wp:posOffset>7023417</wp:posOffset>
+                  <wp:posOffset>7024370</wp:posOffset>
                 </wp:positionV>
-                <wp:extent cx="4965700" cy="0"/>
+                <wp:extent cx="4964400" cy="0"/>
                 <wp:effectExtent l="0" t="0" r="0" b="0"/>
                 <wp:wrapNone/>
                 <wp:docPr id="1938185207" name="Straight Connector 1"/>
@@ -1891,7 +1894,7 @@
                       <wps:spPr>
                         <a:xfrm>
                           <a:off x="0" y="0"/>
-                          <a:ext cx="4965700" cy="0"/>
+                          <a:ext cx="4964400" cy="0"/>
                         </a:xfrm>
                         <a:prstGeom prst="line">
                           <a:avLst/>
@@ -1926,9 +1929,10 @@
           </mc:Choice>
           <mc:Fallback>
             <w:pict>
-              <v:line w14:anchorId="777B9D07" id="Straight Connector 1" o:spid="_x0000_s1026" style="position:absolute;z-index:-251638784;visibility:visible;mso-wrap-style:square;mso-width-percent:0;mso-height-percent:0;mso-wrap-distance-left:9pt;mso-wrap-distance-top:0;mso-wrap-distance-right:9pt;mso-wrap-distance-bottom:0;mso-position-horizontal:absolute;mso-position-horizontal-relative:text;mso-position-vertical:absolute;mso-position-vertical-relative:page;mso-width-percent:0;mso-height-percent:0;mso-width-relative:margin;mso-height-relative:margin" from="59.8pt,553pt" to="450.8pt,553pt" o:gfxdata="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" strokecolor="black [3200]" strokeweight=".5pt">
+              <v:line w14:anchorId="25B19BF2" id="Straight Connector 1" o:spid="_x0000_s1026" style="position:absolute;z-index:-251638784;visibility:visible;mso-wrap-style:square;mso-width-percent:0;mso-height-percent:0;mso-wrap-distance-left:9pt;mso-wrap-distance-top:0;mso-wrap-distance-right:9pt;mso-wrap-distance-bottom:0;mso-position-horizontal:absolute;mso-position-horizontal-relative:text;mso-position-vertical:absolute;mso-position-vertical-relative:page;mso-width-percent:0;mso-height-percent:0;mso-width-relative:margin;mso-height-relative:margin" from="59.8pt,553.1pt" to="450.7pt,553.1pt" o:gfxdata="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" strokecolor="black [3200]" strokeweight=".5pt">
                 <v:stroke joinstyle="miter"/>
                 <w10:wrap anchory="page"/>
+                <w10:anchorlock/>
               </v:line>
             </w:pict>
           </mc:Fallback>

--- a/template.docx
+++ b/template.docx
@@ -228,7 +228,6 @@
           </mc:Fallback>
         </mc:AlternateContent>
       </w:r>
-      <w:proofErr w:type="gramStart"/>
       <w:r>
         <w:rPr>
           <w:rFonts w:ascii="Times New Roman" w:hAnsi="Times New Roman" w:cs="Times New Roman"/>
@@ -251,16 +250,7 @@
           <w:sz w:val="24"/>
           <w:szCs w:val="28"/>
         </w:rPr>
-        <w:t>{</w:t>
-      </w:r>
-      <w:proofErr w:type="gramEnd"/>
-      <w:r>
-        <w:rPr>
-          <w:rFonts w:ascii="Times New Roman" w:hAnsi="Times New Roman" w:cs="Times New Roman"/>
-          <w:sz w:val="24"/>
-          <w:szCs w:val="28"/>
-        </w:rPr>
-        <w:t>{subject}}</w:t>
+        <w:t>{{subject}}</w:t>
       </w:r>
     </w:p>
     <w:p>
@@ -413,7 +403,6 @@
           </mc:Fallback>
         </mc:AlternateContent>
       </w:r>
-      <w:proofErr w:type="gramStart"/>
       <w:r>
         <w:rPr>
           <w:rFonts w:ascii="Times New Roman" w:hAnsi="Times New Roman" w:cs="Times New Roman"/>
@@ -428,42 +417,15 @@
           <w:sz w:val="24"/>
           <w:szCs w:val="28"/>
         </w:rPr>
-        <w:t>{</w:t>
-      </w:r>
-      <w:proofErr w:type="gramEnd"/>
-      <w:r>
-        <w:rPr>
-          <w:rFonts w:ascii="Times New Roman" w:hAnsi="Times New Roman" w:cs="Times New Roman"/>
-          <w:sz w:val="24"/>
-          <w:szCs w:val="28"/>
-        </w:rPr>
-        <w:t>{pen</w:t>
-      </w:r>
-      <w:proofErr w:type="gramStart"/>
-      <w:r>
-        <w:rPr>
-          <w:rFonts w:ascii="Times New Roman" w:hAnsi="Times New Roman" w:cs="Times New Roman"/>
-          <w:sz w:val="24"/>
-          <w:szCs w:val="28"/>
-        </w:rPr>
-        <w:t>}}</w:t>
-      </w:r>
-      <w:r>
-        <w:rPr>
-          <w:rFonts w:ascii="Times New Roman" w:hAnsi="Times New Roman" w:cs="Times New Roman"/>
-          <w:sz w:val="24"/>
-          <w:szCs w:val="28"/>
-        </w:rPr>
-        <w:t xml:space="preserve">   </w:t>
-      </w:r>
-      <w:proofErr w:type="gramEnd"/>
-      <w:r>
-        <w:rPr>
-          <w:rFonts w:ascii="Times New Roman" w:hAnsi="Times New Roman" w:cs="Times New Roman"/>
-          <w:sz w:val="24"/>
-          <w:szCs w:val="28"/>
-        </w:rPr>
-        <w:t xml:space="preserve">                                                                          </w:t>
+        <w:t>{{pen}}</w:t>
+      </w:r>
+      <w:r>
+        <w:rPr>
+          <w:rFonts w:ascii="Times New Roman" w:hAnsi="Times New Roman" w:cs="Times New Roman"/>
+          <w:sz w:val="24"/>
+          <w:szCs w:val="28"/>
+        </w:rPr>
+        <w:t xml:space="preserve">                                                                             </w:t>
       </w:r>
       <w:r>
         <w:rPr>
@@ -581,33 +543,15 @@
           <w:sz w:val="24"/>
           <w:szCs w:val="28"/>
         </w:rPr>
-        <w:t xml:space="preserve">Name of </w:t>
-      </w:r>
-      <w:proofErr w:type="gramStart"/>
-      <w:r>
-        <w:rPr>
-          <w:rFonts w:ascii="Times New Roman" w:hAnsi="Times New Roman" w:cs="Times New Roman"/>
-          <w:sz w:val="24"/>
-          <w:szCs w:val="28"/>
-        </w:rPr>
-        <w:t>Student:</w:t>
-      </w:r>
-      <w:r>
-        <w:rPr>
-          <w:rFonts w:ascii="Times New Roman" w:hAnsi="Times New Roman" w:cs="Times New Roman"/>
-          <w:sz w:val="24"/>
-          <w:szCs w:val="28"/>
-        </w:rPr>
-        <w:t>{</w:t>
-      </w:r>
-      <w:proofErr w:type="gramEnd"/>
-      <w:r>
-        <w:rPr>
-          <w:rFonts w:ascii="Times New Roman" w:hAnsi="Times New Roman" w:cs="Times New Roman"/>
-          <w:sz w:val="24"/>
-          <w:szCs w:val="28"/>
-        </w:rPr>
-        <w:t>{name}}</w:t>
+        <w:t>Name of Student:</w:t>
+      </w:r>
+      <w:r>
+        <w:rPr>
+          <w:rFonts w:ascii="Times New Roman" w:hAnsi="Times New Roman" w:cs="Times New Roman"/>
+          <w:sz w:val="24"/>
+          <w:szCs w:val="28"/>
+        </w:rPr>
+        <w:t>{{name}}</w:t>
       </w:r>
       <w:r>
         <w:rPr>
@@ -764,41 +708,30 @@
           </mc:Fallback>
         </mc:AlternateContent>
       </w:r>
-      <w:proofErr w:type="gramStart"/>
-      <w:r>
-        <w:rPr>
-          <w:rFonts w:ascii="Times New Roman" w:hAnsi="Times New Roman" w:cs="Times New Roman"/>
-          <w:sz w:val="24"/>
-          <w:szCs w:val="28"/>
-        </w:rPr>
-        <w:t>Class:</w:t>
-      </w:r>
-      <w:r>
-        <w:rPr>
-          <w:rFonts w:ascii="Times New Roman" w:hAnsi="Times New Roman" w:cs="Times New Roman"/>
-        </w:rPr>
-        <w:t>{</w:t>
-      </w:r>
-      <w:proofErr w:type="gramEnd"/>
-      <w:r>
-        <w:rPr>
-          <w:rFonts w:ascii="Times New Roman" w:hAnsi="Times New Roman" w:cs="Times New Roman"/>
-        </w:rPr>
-        <w:t>{class</w:t>
-      </w:r>
-      <w:proofErr w:type="gramStart"/>
-      <w:r>
-        <w:rPr>
-          <w:rFonts w:ascii="Times New Roman" w:hAnsi="Times New Roman" w:cs="Times New Roman"/>
-        </w:rPr>
-        <w:t>}}</w:t>
-      </w:r>
-      <w:r>
-        <w:t xml:space="preserve">   </w:t>
-      </w:r>
-      <w:proofErr w:type="gramEnd"/>
-      <w:r>
-        <w:t xml:space="preserve">                           </w:t>
+      <w:r>
+        <w:rPr>
+          <w:rFonts w:ascii="Times New Roman" w:hAnsi="Times New Roman" w:cs="Times New Roman"/>
+          <w:sz w:val="24"/>
+          <w:szCs w:val="28"/>
+        </w:rPr>
+        <w:t>Class</w:t>
+      </w:r>
+      <w:r>
+        <w:rPr>
+          <w:rFonts w:ascii="Times New Roman" w:hAnsi="Times New Roman" w:cs="Times New Roman"/>
+          <w:sz w:val="24"/>
+          <w:szCs w:val="28"/>
+        </w:rPr>
+        <w:t>:</w:t>
+      </w:r>
+      <w:r>
+        <w:rPr>
+          <w:rFonts w:ascii="Times New Roman" w:hAnsi="Times New Roman" w:cs="Times New Roman"/>
+        </w:rPr>
+        <w:t>{{class}}</w:t>
+      </w:r>
+      <w:r>
+        <w:t xml:space="preserve">                              </w:t>
       </w:r>
       <w:r>
         <w:t xml:space="preserve">  </w:t>
@@ -832,6 +765,8 @@
       <w:r>
         <w:rPr>
           <w:rFonts w:ascii="Times New Roman" w:hAnsi="Times New Roman" w:cs="Times New Roman"/>
+          <w:sz w:val="24"/>
+          <w:szCs w:val="28"/>
         </w:rPr>
         <w:t>{{batch}}</w:t>
       </w:r>
@@ -987,6 +922,7 @@
           </mc:Fallback>
         </mc:AlternateContent>
       </w:r>
+      <w:proofErr w:type="spellStart"/>
       <w:r>
         <w:rPr>
           <w:rFonts w:ascii="Times New Roman" w:hAnsi="Times New Roman" w:cs="Times New Roman"/>
@@ -1043,6 +979,7 @@
         </w:rPr>
         <w:t>ㅤ</w:t>
       </w:r>
+      <w:proofErr w:type="spellEnd"/>
       <w:r>
         <w:rPr>
           <w:rFonts w:ascii="Times New Roman" w:hAnsi="Times New Roman" w:cs="Times New Roman"/>
@@ -1051,6 +988,7 @@
         </w:rPr>
         <w:t>/</w:t>
       </w:r>
+      <w:proofErr w:type="spellStart"/>
       <w:r>
         <w:rPr>
           <w:rFonts w:ascii="Times New Roman" w:eastAsia="Malgun Gothic" w:hAnsi="Times New Roman" w:cs="Times New Roman"/>
@@ -1107,14 +1045,30 @@
         </w:rPr>
         <w:t>ㅤ</w:t>
       </w:r>
-      <w:proofErr w:type="gramStart"/>
-      <w:r>
-        <w:rPr>
-          <w:rFonts w:ascii="Times New Roman" w:hAnsi="Times New Roman" w:cs="Times New Roman"/>
-          <w:sz w:val="24"/>
-          <w:szCs w:val="28"/>
-        </w:rPr>
-        <w:t>Work:</w:t>
+      <w:r>
+        <w:rPr>
+          <w:rFonts w:ascii="Times New Roman" w:hAnsi="Times New Roman" w:cs="Times New Roman"/>
+          <w:sz w:val="24"/>
+          <w:szCs w:val="28"/>
+        </w:rPr>
+        <w:t>Work</w:t>
+      </w:r>
+      <w:proofErr w:type="spellEnd"/>
+      <w:r>
+        <w:rPr>
+          <w:rFonts w:ascii="Times New Roman" w:hAnsi="Times New Roman" w:cs="Times New Roman"/>
+          <w:sz w:val="24"/>
+          <w:szCs w:val="28"/>
+        </w:rPr>
+        <w:t>:</w:t>
+      </w:r>
+      <w:r>
+        <w:rPr>
+          <w:rFonts w:ascii="Times New Roman" w:eastAsia="Malgun Gothic" w:hAnsi="Times New Roman" w:cs="Times New Roman"/>
+          <w:sz w:val="6"/>
+          <w:szCs w:val="8"/>
+        </w:rPr>
+        <w:t>ㅤ</w:t>
       </w:r>
       <w:r>
         <w:rPr>
@@ -1122,7 +1076,6 @@
         </w:rPr>
         <w:t>{</w:t>
       </w:r>
-      <w:proofErr w:type="gramEnd"/>
       <w:r>
         <w:rPr>
           <w:rFonts w:ascii="Times New Roman" w:hAnsi="Times New Roman" w:cs="Times New Roman"/>
@@ -1278,16 +1231,7 @@
           <w:sz w:val="24"/>
           <w:szCs w:val="28"/>
         </w:rPr>
-        <w:t>Practical/ Term Work No.</w:t>
-      </w:r>
-      <w:proofErr w:type="gramStart"/>
-      <w:r>
-        <w:rPr>
-          <w:rFonts w:ascii="Times New Roman" w:hAnsi="Times New Roman" w:cs="Times New Roman"/>
-          <w:sz w:val="24"/>
-          <w:szCs w:val="28"/>
-        </w:rPr>
-        <w:t>:</w:t>
+        <w:t>Practical/ Term Work No.:</w:t>
       </w:r>
       <w:r>
         <w:rPr>
@@ -1306,15 +1250,7 @@
           <w:rFonts w:ascii="Times New Roman" w:hAnsi="Times New Roman" w:cs="Times New Roman"/>
           <w:noProof/>
         </w:rPr>
-        <w:t>{</w:t>
-      </w:r>
-      <w:proofErr w:type="gramEnd"/>
-      <w:r>
-        <w:rPr>
-          <w:rFonts w:ascii="Times New Roman" w:hAnsi="Times New Roman" w:cs="Times New Roman"/>
-          <w:noProof/>
-        </w:rPr>
-        <w:t>{practical_no}}</w:t>
+        <w:t>{{practical_no}}</w:t>
       </w:r>
     </w:p>
     <w:p>
@@ -1944,33 +1880,15 @@
           <w:sz w:val="24"/>
           <w:szCs w:val="28"/>
         </w:rPr>
-        <w:t xml:space="preserve">Checked </w:t>
-      </w:r>
-      <w:proofErr w:type="gramStart"/>
-      <w:r>
-        <w:rPr>
-          <w:rFonts w:ascii="Times New Roman" w:hAnsi="Times New Roman" w:cs="Times New Roman"/>
-          <w:sz w:val="24"/>
-          <w:szCs w:val="28"/>
-        </w:rPr>
-        <w:t>By:</w:t>
-      </w:r>
-      <w:r>
-        <w:rPr>
-          <w:rFonts w:ascii="Times New Roman" w:hAnsi="Times New Roman" w:cs="Times New Roman"/>
-          <w:sz w:val="24"/>
-          <w:szCs w:val="28"/>
-        </w:rPr>
-        <w:t>{</w:t>
-      </w:r>
-      <w:proofErr w:type="gramEnd"/>
-      <w:r>
-        <w:rPr>
-          <w:rFonts w:ascii="Times New Roman" w:hAnsi="Times New Roman" w:cs="Times New Roman"/>
-          <w:sz w:val="24"/>
-          <w:szCs w:val="28"/>
-        </w:rPr>
-        <w:t>{</w:t>
+        <w:t>Checked By:</w:t>
+      </w:r>
+      <w:r>
+        <w:rPr>
+          <w:rFonts w:ascii="Times New Roman" w:hAnsi="Times New Roman" w:cs="Times New Roman"/>
+          <w:sz w:val="24"/>
+          <w:szCs w:val="28"/>
+        </w:rPr>
+        <w:t>{{</w:t>
       </w:r>
       <w:proofErr w:type="spellStart"/>
       <w:r>

--- a/template.docx
+++ b/template.docx
@@ -156,12 +156,12 @@
         <w:rPr>
           <w:rFonts w:ascii="Times New Roman" w:hAnsi="Times New Roman" w:cs="Times New Roman"/>
           <w:sz w:val="24"/>
-          <w:szCs w:val="28"/>
         </w:rPr>
       </w:pPr>
       <w:r>
         <w:rPr>
           <w:noProof/>
+          <w:sz w:val="24"/>
         </w:rPr>
         <mc:AlternateContent>
           <mc:Choice Requires="wps">
@@ -232,7 +232,6 @@
         <w:rPr>
           <w:rFonts w:ascii="Times New Roman" w:hAnsi="Times New Roman" w:cs="Times New Roman"/>
           <w:sz w:val="24"/>
-          <w:szCs w:val="28"/>
         </w:rPr>
         <w:t>Subject</w:t>
       </w:r>
@@ -240,7 +239,6 @@
         <w:rPr>
           <w:rFonts w:ascii="Times New Roman" w:hAnsi="Times New Roman" w:cs="Times New Roman"/>
           <w:sz w:val="24"/>
-          <w:szCs w:val="28"/>
         </w:rPr>
         <w:t>:</w:t>
       </w:r>
@@ -248,7 +246,6 @@
         <w:rPr>
           <w:rFonts w:ascii="Times New Roman" w:hAnsi="Times New Roman" w:cs="Times New Roman"/>
           <w:sz w:val="24"/>
-          <w:szCs w:val="28"/>
         </w:rPr>
         <w:t>{{subject}}</w:t>
       </w:r>
@@ -261,12 +258,12 @@
         <w:rPr>
           <w:rFonts w:ascii="Times New Roman" w:hAnsi="Times New Roman" w:cs="Times New Roman"/>
           <w:sz w:val="24"/>
-          <w:szCs w:val="28"/>
         </w:rPr>
       </w:pPr>
       <w:r>
         <w:rPr>
           <w:noProof/>
+          <w:sz w:val="24"/>
         </w:rPr>
         <mc:AlternateContent>
           <mc:Choice Requires="wps">
@@ -337,6 +334,7 @@
       <w:r>
         <w:rPr>
           <w:noProof/>
+          <w:sz w:val="24"/>
         </w:rPr>
         <mc:AlternateContent>
           <mc:Choice Requires="wps">
@@ -407,7 +405,6 @@
         <w:rPr>
           <w:rFonts w:ascii="Times New Roman" w:hAnsi="Times New Roman" w:cs="Times New Roman"/>
           <w:sz w:val="24"/>
-          <w:szCs w:val="28"/>
         </w:rPr>
         <w:t>PEN:</w:t>
       </w:r>
@@ -415,7 +412,6 @@
         <w:rPr>
           <w:rFonts w:ascii="Times New Roman" w:hAnsi="Times New Roman" w:cs="Times New Roman"/>
           <w:sz w:val="24"/>
-          <w:szCs w:val="28"/>
         </w:rPr>
         <w:t>{{pen}}</w:t>
       </w:r>
@@ -423,7 +419,6 @@
         <w:rPr>
           <w:rFonts w:ascii="Times New Roman" w:hAnsi="Times New Roman" w:cs="Times New Roman"/>
           <w:sz w:val="24"/>
-          <w:szCs w:val="28"/>
         </w:rPr>
         <w:t xml:space="preserve">                                                                             </w:t>
       </w:r>
@@ -431,28 +426,26 @@
         <w:rPr>
           <w:rFonts w:ascii="Times New Roman" w:hAnsi="Times New Roman" w:cs="Times New Roman"/>
           <w:sz w:val="24"/>
-          <w:szCs w:val="28"/>
         </w:rPr>
         <w:t>Semester:</w:t>
       </w:r>
       <w:r>
+        <w:rPr>
+          <w:sz w:val="24"/>
+        </w:rPr>
         <w:t xml:space="preserve"> </w:t>
       </w:r>
       <w:r>
         <w:rPr>
           <w:rFonts w:ascii="Times New Roman" w:hAnsi="Times New Roman" w:cs="Times New Roman"/>
-        </w:rPr>
-        <w:t>{{semester}}</w:t>
-      </w:r>
-      <w:r>
-        <w:rPr>
-          <w:rFonts w:ascii="Times New Roman" w:hAnsi="Times New Roman" w:cs="Times New Roman"/>
-          <w:sz w:val="24"/>
-          <w:szCs w:val="28"/>
-        </w:rPr>
-        <w:t xml:space="preserve"> </w:t>
-      </w:r>
-      <w:r>
+          <w:sz w:val="24"/>
+        </w:rPr>
+        <w:t xml:space="preserve">{{semester}} </w:t>
+      </w:r>
+      <w:r>
+        <w:rPr>
+          <w:sz w:val="24"/>
+        </w:rPr>
         <w:t xml:space="preserve"> </w:t>
       </w:r>
     </w:p>
@@ -464,12 +457,12 @@
         <w:rPr>
           <w:rFonts w:ascii="Times New Roman" w:hAnsi="Times New Roman" w:cs="Times New Roman"/>
           <w:sz w:val="24"/>
-          <w:szCs w:val="28"/>
         </w:rPr>
       </w:pPr>
       <w:r>
         <w:rPr>
           <w:noProof/>
+          <w:sz w:val="24"/>
         </w:rPr>
         <mc:AlternateContent>
           <mc:Choice Requires="wps">
@@ -541,7 +534,6 @@
         <w:rPr>
           <w:rFonts w:ascii="Times New Roman" w:hAnsi="Times New Roman" w:cs="Times New Roman"/>
           <w:sz w:val="24"/>
-          <w:szCs w:val="28"/>
         </w:rPr>
         <w:t>Name of Student:</w:t>
       </w:r>
@@ -549,7 +541,6 @@
         <w:rPr>
           <w:rFonts w:ascii="Times New Roman" w:hAnsi="Times New Roman" w:cs="Times New Roman"/>
           <w:sz w:val="24"/>
-          <w:szCs w:val="28"/>
         </w:rPr>
         <w:t>{{name}}</w:t>
       </w:r>
@@ -557,7 +548,6 @@
         <w:rPr>
           <w:rFonts w:ascii="Times New Roman" w:hAnsi="Times New Roman" w:cs="Times New Roman"/>
           <w:sz w:val="24"/>
-          <w:szCs w:val="28"/>
         </w:rPr>
         <w:t xml:space="preserve"> </w:t>
       </w:r>
@@ -567,10 +557,14 @@
         <w:tabs>
           <w:tab w:val="left" w:pos="8253"/>
         </w:tabs>
+        <w:rPr>
+          <w:sz w:val="24"/>
+        </w:rPr>
       </w:pPr>
       <w:r>
         <w:rPr>
           <w:noProof/>
+          <w:sz w:val="24"/>
         </w:rPr>
         <mc:AlternateContent>
           <mc:Choice Requires="wps">
@@ -641,6 +635,7 @@
       <w:r>
         <w:rPr>
           <w:noProof/>
+          <w:sz w:val="24"/>
         </w:rPr>
         <mc:AlternateContent>
           <mc:Choice Requires="wps">
@@ -712,61 +707,75 @@
         <w:rPr>
           <w:rFonts w:ascii="Times New Roman" w:hAnsi="Times New Roman" w:cs="Times New Roman"/>
           <w:sz w:val="24"/>
-          <w:szCs w:val="28"/>
-        </w:rPr>
-        <w:t>Class</w:t>
-      </w:r>
-      <w:r>
-        <w:rPr>
-          <w:rFonts w:ascii="Times New Roman" w:hAnsi="Times New Roman" w:cs="Times New Roman"/>
-          <w:sz w:val="24"/>
-          <w:szCs w:val="28"/>
-        </w:rPr>
-        <w:t>:</w:t>
-      </w:r>
-      <w:r>
-        <w:rPr>
-          <w:rFonts w:ascii="Times New Roman" w:hAnsi="Times New Roman" w:cs="Times New Roman"/>
+        </w:rPr>
+        <w:t>Class:</w:t>
+      </w:r>
+      <w:r>
+        <w:rPr>
+          <w:rFonts w:ascii="Times New Roman" w:hAnsi="Times New Roman" w:cs="Times New Roman"/>
+          <w:sz w:val="24"/>
         </w:rPr>
         <w:t>{{class}}</w:t>
       </w:r>
       <w:r>
+        <w:rPr>
+          <w:sz w:val="24"/>
+        </w:rPr>
         <w:t xml:space="preserve">                              </w:t>
       </w:r>
       <w:r>
+        <w:rPr>
+          <w:sz w:val="24"/>
+        </w:rPr>
         <w:t xml:space="preserve">  </w:t>
       </w:r>
       <w:r>
+        <w:rPr>
+          <w:sz w:val="24"/>
+        </w:rPr>
         <w:t xml:space="preserve">                                  </w:t>
       </w:r>
       <w:r>
+        <w:rPr>
+          <w:sz w:val="24"/>
+        </w:rPr>
         <w:t xml:space="preserve">  </w:t>
       </w:r>
       <w:r>
-        <w:t xml:space="preserve">                                 </w:t>
-      </w:r>
-      <w:r>
+        <w:rPr>
+          <w:sz w:val="24"/>
+        </w:rPr>
+        <w:t xml:space="preserve">                         </w:t>
+      </w:r>
+      <w:r>
+        <w:rPr>
+          <w:sz w:val="24"/>
+        </w:rPr>
         <w:t xml:space="preserve"> </w:t>
       </w:r>
       <w:r>
-        <w:t xml:space="preserve">             </w:t>
-      </w:r>
-      <w:r>
-        <w:rPr>
-          <w:rFonts w:ascii="Times New Roman" w:hAnsi="Times New Roman" w:cs="Times New Roman"/>
-          <w:sz w:val="24"/>
-          <w:szCs w:val="28"/>
+        <w:rPr>
+          <w:sz w:val="24"/>
+        </w:rPr>
+        <w:t xml:space="preserve">           </w:t>
+      </w:r>
+      <w:r>
+        <w:rPr>
+          <w:rFonts w:ascii="Times New Roman" w:hAnsi="Times New Roman" w:cs="Times New Roman"/>
+          <w:sz w:val="24"/>
         </w:rPr>
         <w:t>Batch:</w:t>
       </w:r>
       <w:r>
+        <w:rPr>
+          <w:sz w:val="24"/>
+        </w:rPr>
         <w:t xml:space="preserve"> </w:t>
       </w:r>
       <w:r>
         <w:rPr>
           <w:rFonts w:ascii="Times New Roman" w:hAnsi="Times New Roman" w:cs="Times New Roman"/>
           <w:sz w:val="24"/>
-          <w:szCs w:val="28"/>
         </w:rPr>
         <w:t>{{batch}}</w:t>
       </w:r>
@@ -776,28 +785,31 @@
         <w:tabs>
           <w:tab w:val="left" w:pos="8253"/>
         </w:tabs>
+        <w:spacing w:after="0" w:line="360" w:lineRule="auto"/>
         <w:mirrorIndents/>
         <w:rPr>
           <w:rFonts w:ascii="Times New Roman" w:hAnsi="Times New Roman" w:cs="Times New Roman"/>
           <w:noProof/>
+          <w:sz w:val="24"/>
         </w:rPr>
       </w:pPr>
       <w:r>
         <w:rPr>
           <w:noProof/>
+          <w:sz w:val="24"/>
         </w:rPr>
         <mc:AlternateContent>
           <mc:Choice Requires="wps">
             <w:drawing>
-              <wp:anchor distT="0" distB="0" distL="114300" distR="114300" simplePos="0" relativeHeight="251673600" behindDoc="1" locked="0" layoutInCell="1" allowOverlap="1" wp14:anchorId="6C9D6F46" wp14:editId="46F489DC">
+              <wp:anchor distT="0" distB="0" distL="114300" distR="114300" simplePos="0" relativeHeight="251673600" behindDoc="1" locked="0" layoutInCell="1" allowOverlap="1" wp14:anchorId="6C9D6F46" wp14:editId="4B9A2AF2">
                 <wp:simplePos x="0" y="0"/>
                 <wp:positionH relativeFrom="column">
                   <wp:posOffset>0</wp:posOffset>
                 </wp:positionH>
-                <wp:positionV relativeFrom="page">
-                  <wp:posOffset>4703762</wp:posOffset>
+                <wp:positionV relativeFrom="paragraph">
+                  <wp:posOffset>451697</wp:posOffset>
                 </wp:positionV>
-                <wp:extent cx="5734050" cy="0"/>
+                <wp:extent cx="5734800" cy="0"/>
                 <wp:effectExtent l="0" t="0" r="0" b="0"/>
                 <wp:wrapNone/>
                 <wp:docPr id="169549380" name="Straight Connector 1"/>
@@ -809,7 +821,7 @@
                       <wps:spPr>
                         <a:xfrm flipV="1">
                           <a:off x="0" y="0"/>
-                          <a:ext cx="5734050" cy="0"/>
+                          <a:ext cx="5734800" cy="0"/>
                         </a:xfrm>
                         <a:prstGeom prst="line">
                           <a:avLst/>
@@ -844,9 +856,8 @@
           </mc:Choice>
           <mc:Fallback>
             <w:pict>
-              <v:line w14:anchorId="2DD1AA7A" id="Straight Connector 1" o:spid="_x0000_s1026" style="position:absolute;flip:y;z-index:-251642880;visibility:visible;mso-wrap-style:square;mso-width-percent:0;mso-height-percent:0;mso-wrap-distance-left:9pt;mso-wrap-distance-top:0;mso-wrap-distance-right:9pt;mso-wrap-distance-bottom:0;mso-position-horizontal:absolute;mso-position-horizontal-relative:text;mso-position-vertical:absolute;mso-position-vertical-relative:page;mso-width-percent:0;mso-height-percent:0;mso-width-relative:margin;mso-height-relative:margin" from="0,370.35pt" to="451.5pt,370.35pt" o:gfxdata="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" strokecolor="black [3200]" strokeweight=".5pt">
+              <v:line w14:anchorId="06548ECB" id="Straight Connector 1" o:spid="_x0000_s1026" style="position:absolute;flip:y;z-index:-251642880;visibility:visible;mso-wrap-style:square;mso-width-percent:0;mso-height-percent:0;mso-wrap-distance-left:9pt;mso-wrap-distance-top:0;mso-wrap-distance-right:9pt;mso-wrap-distance-bottom:0;mso-position-horizontal:absolute;mso-position-horizontal-relative:text;mso-position-vertical:absolute;mso-position-vertical-relative:text;mso-width-percent:0;mso-height-percent:0;mso-width-relative:margin;mso-height-relative:margin" from="0,35.55pt" to="451.55pt,35.55pt" o:gfxdata="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" strokecolor="black [3200]" strokeweight=".5pt">
                 <v:stroke joinstyle="miter"/>
-                <w10:wrap anchory="page"/>
               </v:line>
             </w:pict>
           </mc:Fallback>
@@ -855,11 +866,12 @@
       <w:r>
         <w:rPr>
           <w:noProof/>
+          <w:sz w:val="24"/>
         </w:rPr>
         <mc:AlternateContent>
           <mc:Choice Requires="wps">
             <w:drawing>
-              <wp:anchor distT="0" distB="0" distL="114300" distR="114300" simplePos="0" relativeHeight="251671552" behindDoc="1" locked="0" layoutInCell="1" allowOverlap="1" wp14:anchorId="512CCD0F" wp14:editId="4589B1EB">
+              <wp:anchor distT="0" distB="0" distL="114300" distR="114300" simplePos="0" relativeHeight="251671552" behindDoc="1" locked="0" layoutInCell="1" allowOverlap="1" wp14:anchorId="512CCD0F" wp14:editId="2716D04B">
                 <wp:simplePos x="0" y="0"/>
                 <wp:positionH relativeFrom="column">
                   <wp:posOffset>2604770</wp:posOffset>
@@ -922,12 +934,10 @@
           </mc:Fallback>
         </mc:AlternateContent>
       </w:r>
-      <w:proofErr w:type="spellStart"/>
-      <w:r>
-        <w:rPr>
-          <w:rFonts w:ascii="Times New Roman" w:hAnsi="Times New Roman" w:cs="Times New Roman"/>
-          <w:sz w:val="24"/>
-          <w:szCs w:val="28"/>
+      <w:r>
+        <w:rPr>
+          <w:rFonts w:ascii="Times New Roman" w:hAnsi="Times New Roman" w:cs="Times New Roman"/>
+          <w:sz w:val="24"/>
         </w:rPr>
         <w:t>Name</w:t>
       </w:r>
@@ -935,7 +945,6 @@
         <w:rPr>
           <w:rFonts w:ascii="Times New Roman" w:hAnsi="Times New Roman" w:cs="Times New Roman"/>
           <w:sz w:val="24"/>
-          <w:szCs w:val="28"/>
         </w:rPr>
         <w:t>‎</w:t>
       </w:r>
@@ -943,7 +952,7 @@
         <w:rPr>
           <w:rFonts w:ascii="Times New Roman" w:eastAsia="Malgun Gothic" w:hAnsi="Times New Roman" w:cs="Times New Roman"/>
           <w:sz w:val="6"/>
-          <w:szCs w:val="8"/>
+          <w:szCs w:val="6"/>
         </w:rPr>
         <w:t>ㅤ</w:t>
       </w:r>
@@ -951,7 +960,6 @@
         <w:rPr>
           <w:rFonts w:ascii="Times New Roman" w:hAnsi="Times New Roman" w:cs="Times New Roman"/>
           <w:sz w:val="24"/>
-          <w:szCs w:val="28"/>
         </w:rPr>
         <w:t>of</w:t>
       </w:r>
@@ -959,7 +967,7 @@
         <w:rPr>
           <w:rFonts w:ascii="Times New Roman" w:eastAsia="Malgun Gothic" w:hAnsi="Times New Roman" w:cs="Times New Roman"/>
           <w:sz w:val="6"/>
-          <w:szCs w:val="8"/>
+          <w:szCs w:val="6"/>
         </w:rPr>
         <w:t>ㅤ</w:t>
       </w:r>
@@ -967,7 +975,6 @@
         <w:rPr>
           <w:rFonts w:ascii="Times New Roman" w:hAnsi="Times New Roman" w:cs="Times New Roman"/>
           <w:sz w:val="24"/>
-          <w:szCs w:val="28"/>
         </w:rPr>
         <w:t>Experiment</w:t>
       </w:r>
@@ -975,25 +982,22 @@
         <w:rPr>
           <w:rFonts w:ascii="Times New Roman" w:eastAsia="Malgun Gothic" w:hAnsi="Times New Roman" w:cs="Times New Roman"/>
           <w:sz w:val="6"/>
-          <w:szCs w:val="8"/>
+          <w:szCs w:val="6"/>
         </w:rPr>
         <w:t>ㅤ</w:t>
       </w:r>
-      <w:proofErr w:type="spellEnd"/>
-      <w:r>
-        <w:rPr>
-          <w:rFonts w:ascii="Times New Roman" w:hAnsi="Times New Roman" w:cs="Times New Roman"/>
-          <w:sz w:val="24"/>
-          <w:szCs w:val="28"/>
+      <w:r>
+        <w:rPr>
+          <w:rFonts w:ascii="Times New Roman" w:hAnsi="Times New Roman" w:cs="Times New Roman"/>
+          <w:sz w:val="24"/>
         </w:rPr>
         <w:t>/</w:t>
       </w:r>
-      <w:proofErr w:type="spellStart"/>
       <w:r>
         <w:rPr>
           <w:rFonts w:ascii="Times New Roman" w:eastAsia="Malgun Gothic" w:hAnsi="Times New Roman" w:cs="Times New Roman"/>
           <w:sz w:val="6"/>
-          <w:szCs w:val="8"/>
+          <w:szCs w:val="6"/>
         </w:rPr>
         <w:t>ㅤ</w:t>
       </w:r>
@@ -1001,7 +1005,6 @@
         <w:rPr>
           <w:rFonts w:ascii="Times New Roman" w:hAnsi="Times New Roman" w:cs="Times New Roman"/>
           <w:sz w:val="24"/>
-          <w:szCs w:val="28"/>
         </w:rPr>
         <w:t>Title</w:t>
       </w:r>
@@ -1009,7 +1012,7 @@
         <w:rPr>
           <w:rFonts w:ascii="Times New Roman" w:eastAsia="Malgun Gothic" w:hAnsi="Times New Roman" w:cs="Times New Roman"/>
           <w:sz w:val="6"/>
-          <w:szCs w:val="8"/>
+          <w:szCs w:val="6"/>
         </w:rPr>
         <w:t>ㅤ</w:t>
       </w:r>
@@ -1017,7 +1020,6 @@
         <w:rPr>
           <w:rFonts w:ascii="Times New Roman" w:hAnsi="Times New Roman" w:cs="Times New Roman"/>
           <w:sz w:val="24"/>
-          <w:szCs w:val="28"/>
         </w:rPr>
         <w:t>of</w:t>
       </w:r>
@@ -1025,7 +1027,7 @@
         <w:rPr>
           <w:rFonts w:ascii="Times New Roman" w:eastAsia="Malgun Gothic" w:hAnsi="Times New Roman" w:cs="Times New Roman"/>
           <w:sz w:val="6"/>
-          <w:szCs w:val="8"/>
+          <w:szCs w:val="6"/>
         </w:rPr>
         <w:t>ㅤ</w:t>
       </w:r>
@@ -1033,7 +1035,6 @@
         <w:rPr>
           <w:rFonts w:ascii="Times New Roman" w:hAnsi="Times New Roman" w:cs="Times New Roman"/>
           <w:sz w:val="24"/>
-          <w:szCs w:val="28"/>
         </w:rPr>
         <w:t>Term</w:t>
       </w:r>
@@ -1041,7 +1042,7 @@
         <w:rPr>
           <w:rFonts w:ascii="Times New Roman" w:eastAsia="Malgun Gothic" w:hAnsi="Times New Roman" w:cs="Times New Roman"/>
           <w:sz w:val="6"/>
-          <w:szCs w:val="8"/>
+          <w:szCs w:val="6"/>
         </w:rPr>
         <w:t>ㅤ</w:t>
       </w:r>
@@ -1049,57 +1050,16 @@
         <w:rPr>
           <w:rFonts w:ascii="Times New Roman" w:hAnsi="Times New Roman" w:cs="Times New Roman"/>
           <w:sz w:val="24"/>
+        </w:rPr>
+        <w:t>Work:</w:t>
+      </w:r>
+      <w:r>
+        <w:rPr>
+          <w:rFonts w:ascii="Times New Roman" w:hAnsi="Times New Roman" w:cs="Times New Roman"/>
+          <w:sz w:val="24"/>
           <w:szCs w:val="28"/>
         </w:rPr>
-        <w:t>Work</w:t>
-      </w:r>
-      <w:proofErr w:type="spellEnd"/>
-      <w:r>
-        <w:rPr>
-          <w:rFonts w:ascii="Times New Roman" w:hAnsi="Times New Roman" w:cs="Times New Roman"/>
-          <w:sz w:val="24"/>
-          <w:szCs w:val="28"/>
-        </w:rPr>
-        <w:t>:</w:t>
-      </w:r>
-      <w:r>
-        <w:rPr>
-          <w:rFonts w:ascii="Times New Roman" w:eastAsia="Malgun Gothic" w:hAnsi="Times New Roman" w:cs="Times New Roman"/>
-          <w:sz w:val="6"/>
-          <w:szCs w:val="8"/>
-        </w:rPr>
-        <w:t>ㅤ</w:t>
-      </w:r>
-      <w:r>
-        <w:rPr>
-          <w:rFonts w:ascii="Times New Roman" w:hAnsi="Times New Roman" w:cs="Times New Roman"/>
-        </w:rPr>
-        <w:t>{</w:t>
-      </w:r>
-      <w:r>
-        <w:rPr>
-          <w:rFonts w:ascii="Times New Roman" w:hAnsi="Times New Roman" w:cs="Times New Roman"/>
-        </w:rPr>
-        <w:t>{title</w:t>
-      </w:r>
-      <w:r>
-        <w:rPr>
-          <w:rFonts w:ascii="Times New Roman" w:hAnsi="Times New Roman" w:cs="Times New Roman"/>
-        </w:rPr>
-        <w:t>eeeeeeeeeeeeeeeeeeeeeeeeeeeeeeeeeeeeeeeeeeeeeeeeeeeeeeeeeeeeeeeeeeeeeeeeeeeeeeeeeeeeeeeeeeeeeeeeeeeeeeeeeeeeeeeeeeeeeeeeeeeee</w:t>
-      </w:r>
-      <w:r>
-        <w:rPr>
-          <w:rFonts w:ascii="Times New Roman" w:hAnsi="Times New Roman" w:cs="Times New Roman"/>
-        </w:rPr>
-        <w:t>}}</w:t>
-      </w:r>
-      <w:r>
-        <w:rPr>
-          <w:rFonts w:ascii="Times New Roman" w:hAnsi="Times New Roman" w:cs="Times New Roman"/>
-          <w:noProof/>
-        </w:rPr>
-        <w:t xml:space="preserve"> </w:t>
+        <w:t>{{titleeeeeeeeeeeeeeeeeeeeeeeeeeeeeeeeeeeeeeeeeeeeeeeeeeeeeeeeeeeeeeeeeeeeeeeeeeeeeeeeeeeeeeeeeeeeeeeeeeeeeeeeeeeeeeeeeeeeeeeeeee}}</w:t>
       </w:r>
     </w:p>
     <w:p>
@@ -1111,14 +1071,12 @@
         <w:rPr>
           <w:rFonts w:ascii="Times New Roman" w:hAnsi="Times New Roman" w:cs="Times New Roman"/>
           <w:sz w:val="24"/>
-          <w:szCs w:val="28"/>
         </w:rPr>
       </w:pPr>
       <w:r>
         <w:rPr>
           <w:rFonts w:ascii="Times New Roman" w:hAnsi="Times New Roman" w:cs="Times New Roman"/>
           <w:sz w:val="24"/>
-          <w:szCs w:val="28"/>
         </w:rPr>
         <w:t xml:space="preserve">         </w:t>
       </w:r>
@@ -1126,7 +1084,6 @@
         <w:rPr>
           <w:rFonts w:ascii="Times New Roman" w:hAnsi="Times New Roman" w:cs="Times New Roman"/>
           <w:sz w:val="24"/>
-          <w:szCs w:val="28"/>
         </w:rPr>
         <w:t xml:space="preserve">                                                                                                                                                                                                                </w:t>
       </w:r>
@@ -1140,23 +1097,23 @@
         <w:rPr>
           <w:rFonts w:ascii="Times New Roman" w:hAnsi="Times New Roman" w:cs="Times New Roman"/>
           <w:sz w:val="24"/>
-          <w:szCs w:val="28"/>
         </w:rPr>
       </w:pPr>
       <w:r>
         <w:rPr>
           <w:noProof/>
+          <w:sz w:val="24"/>
         </w:rPr>
         <mc:AlternateContent>
           <mc:Choice Requires="wps">
             <w:drawing>
-              <wp:anchor distT="0" distB="0" distL="114300" distR="114300" simplePos="0" relativeHeight="251675648" behindDoc="1" locked="1" layoutInCell="1" allowOverlap="1" wp14:anchorId="07106BD8" wp14:editId="0BAF8BF8">
+              <wp:anchor distT="0" distB="0" distL="114300" distR="114300" simplePos="0" relativeHeight="251675648" behindDoc="1" locked="0" layoutInCell="1" allowOverlap="1" wp14:anchorId="07106BD8" wp14:editId="6255E5B3">
                 <wp:simplePos x="0" y="0"/>
                 <wp:positionH relativeFrom="column">
                   <wp:posOffset>4547235</wp:posOffset>
                 </wp:positionH>
-                <wp:positionV relativeFrom="page">
-                  <wp:posOffset>5278120</wp:posOffset>
+                <wp:positionV relativeFrom="paragraph">
+                  <wp:posOffset>193252</wp:posOffset>
                 </wp:positionV>
                 <wp:extent cx="1155600" cy="0"/>
                 <wp:effectExtent l="0" t="0" r="0" b="0"/>
@@ -1205,10 +1162,8 @@
           </mc:Choice>
           <mc:Fallback>
             <w:pict>
-              <v:line w14:anchorId="731DEAEF" id="Straight Connector 1" o:spid="_x0000_s1026" style="position:absolute;flip:y;z-index:-251640832;visibility:visible;mso-wrap-style:square;mso-width-percent:0;mso-height-percent:0;mso-wrap-distance-left:9pt;mso-wrap-distance-top:0;mso-wrap-distance-right:9pt;mso-wrap-distance-bottom:0;mso-position-horizontal:absolute;mso-position-horizontal-relative:text;mso-position-vertical:absolute;mso-position-vertical-relative:page;mso-width-percent:0;mso-height-percent:0;mso-width-relative:margin;mso-height-relative:margin" from="358.05pt,415.6pt" to="449.05pt,415.6pt" o:gfxdata="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" strokecolor="black [3200]" strokeweight=".5pt">
+              <v:line w14:anchorId="3901E757" id="Straight Connector 1" o:spid="_x0000_s1026" style="position:absolute;flip:y;z-index:-251640832;visibility:visible;mso-wrap-style:square;mso-width-percent:0;mso-height-percent:0;mso-wrap-distance-left:9pt;mso-wrap-distance-top:0;mso-wrap-distance-right:9pt;mso-wrap-distance-bottom:0;mso-position-horizontal:absolute;mso-position-horizontal-relative:text;mso-position-vertical:absolute;mso-position-vertical-relative:text;mso-width-percent:0;mso-height-percent:0;mso-width-relative:margin;mso-height-relative:margin" from="358.05pt,15.2pt" to="449.05pt,15.2pt" o:gfxdata="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" strokecolor="black [3200]" strokeweight=".5pt">
                 <v:stroke joinstyle="miter"/>
-                <w10:wrap anchory="page"/>
-                <w10:anchorlock/>
               </v:line>
             </w:pict>
           </mc:Fallback>
@@ -1218,30 +1173,33 @@
         <w:rPr>
           <w:rFonts w:ascii="Times New Roman" w:hAnsi="Times New Roman" w:cs="Times New Roman"/>
           <w:sz w:val="24"/>
-          <w:szCs w:val="28"/>
         </w:rPr>
         <w:t xml:space="preserve">                                                                             </w:t>
       </w:r>
       <w:r>
+        <w:rPr>
+          <w:sz w:val="24"/>
+        </w:rPr>
         <w:t xml:space="preserve"> </w:t>
       </w:r>
       <w:r>
         <w:rPr>
           <w:rFonts w:ascii="Times New Roman" w:hAnsi="Times New Roman" w:cs="Times New Roman"/>
           <w:sz w:val="24"/>
-          <w:szCs w:val="28"/>
         </w:rPr>
         <w:t>Practical/ Term Work No.:</w:t>
       </w:r>
       <w:r>
         <w:rPr>
           <w:noProof/>
+          <w:sz w:val="24"/>
         </w:rPr>
         <w:t xml:space="preserve"> </w:t>
       </w:r>
       <w:r>
         <w:rPr>
           <w:noProof/>
+          <w:sz w:val="24"/>
         </w:rPr>
         <w:t xml:space="preserve"> </w:t>
       </w:r>
@@ -1249,6 +1207,7 @@
         <w:rPr>
           <w:rFonts w:ascii="Times New Roman" w:hAnsi="Times New Roman" w:cs="Times New Roman"/>
           <w:noProof/>
+          <w:sz w:val="24"/>
         </w:rPr>
         <w:t>{{practical_no}}</w:t>
       </w:r>
@@ -1261,7 +1220,6 @@
         <w:rPr>
           <w:rFonts w:ascii="Times New Roman" w:hAnsi="Times New Roman" w:cs="Times New Roman"/>
           <w:sz w:val="24"/>
-          <w:szCs w:val="28"/>
         </w:rPr>
       </w:pPr>
       <w:r>
@@ -1269,7 +1227,6 @@
           <w:rFonts w:ascii="Times New Roman" w:hAnsi="Times New Roman" w:cs="Times New Roman"/>
           <w:noProof/>
           <w:sz w:val="24"/>
-          <w:szCs w:val="28"/>
         </w:rPr>
         <mc:AlternateContent>
           <mc:Choice Requires="wps">
@@ -1339,7 +1296,6 @@
         <w:rPr>
           <w:rFonts w:ascii="Times New Roman" w:hAnsi="Times New Roman" w:cs="Times New Roman"/>
           <w:sz w:val="24"/>
-          <w:szCs w:val="28"/>
         </w:rPr>
         <w:t xml:space="preserve">                                                                                                </w:t>
       </w:r>
@@ -1347,7 +1303,6 @@
         <w:rPr>
           <w:rFonts w:ascii="Times New Roman" w:hAnsi="Times New Roman" w:cs="Times New Roman"/>
           <w:sz w:val="24"/>
-          <w:szCs w:val="28"/>
         </w:rPr>
         <w:t>Conducted On:</w:t>
       </w:r>
@@ -1420,7 +1375,6 @@
         <w:rPr>
           <w:rFonts w:ascii="Times New Roman" w:hAnsi="Times New Roman" w:cs="Times New Roman"/>
           <w:sz w:val="24"/>
-          <w:szCs w:val="28"/>
         </w:rPr>
         <w:t xml:space="preserve"> </w:t>
       </w:r>
@@ -1433,7 +1387,6 @@
         <w:rPr>
           <w:rFonts w:ascii="Times New Roman" w:hAnsi="Times New Roman" w:cs="Times New Roman"/>
           <w:sz w:val="24"/>
-          <w:szCs w:val="28"/>
         </w:rPr>
       </w:pPr>
       <w:r>
@@ -1441,7 +1394,6 @@
           <w:rFonts w:ascii="Times New Roman" w:hAnsi="Times New Roman" w:cs="Times New Roman"/>
           <w:noProof/>
           <w:sz w:val="24"/>
-          <w:szCs w:val="28"/>
         </w:rPr>
         <mc:AlternateContent>
           <mc:Choice Requires="wps">
@@ -1511,7 +1463,6 @@
         <w:rPr>
           <w:rFonts w:ascii="Times New Roman" w:hAnsi="Times New Roman" w:cs="Times New Roman"/>
           <w:sz w:val="24"/>
-          <w:szCs w:val="28"/>
         </w:rPr>
         <w:t xml:space="preserve">                                                                                        </w:t>
       </w:r>
@@ -1519,7 +1470,6 @@
         <w:rPr>
           <w:rFonts w:ascii="Times New Roman" w:hAnsi="Times New Roman" w:cs="Times New Roman"/>
           <w:sz w:val="24"/>
-          <w:szCs w:val="28"/>
         </w:rPr>
         <w:t>Date of Submission:</w:t>
       </w:r>
@@ -1605,7 +1555,6 @@
         <w:rPr>
           <w:rFonts w:ascii="Times New Roman" w:hAnsi="Times New Roman" w:cs="Times New Roman"/>
           <w:sz w:val="24"/>
-          <w:szCs w:val="28"/>
         </w:rPr>
       </w:pPr>
       <w:r>
@@ -1613,7 +1562,6 @@
           <w:rFonts w:ascii="Times New Roman" w:hAnsi="Times New Roman" w:cs="Times New Roman"/>
           <w:noProof/>
           <w:sz w:val="24"/>
-          <w:szCs w:val="28"/>
         </w:rPr>
         <mc:AlternateContent>
           <mc:Choice Requires="wps">
@@ -1680,16 +1628,27 @@
         </mc:AlternateContent>
       </w:r>
       <w:r>
+        <w:rPr>
+          <w:sz w:val="24"/>
+        </w:rPr>
         <w:t xml:space="preserve"> </w:t>
       </w:r>
       <w:r>
-        <w:t xml:space="preserve">                                                                                           </w:t>
-      </w:r>
-      <w:r>
-        <w:rPr>
-          <w:rFonts w:ascii="Times New Roman" w:hAnsi="Times New Roman" w:cs="Times New Roman"/>
-          <w:sz w:val="24"/>
-          <w:szCs w:val="28"/>
+        <w:rPr>
+          <w:sz w:val="24"/>
+        </w:rPr>
+        <w:t xml:space="preserve">                                                                                  </w:t>
+      </w:r>
+      <w:r>
+        <w:rPr>
+          <w:sz w:val="24"/>
+        </w:rPr>
+        <w:t xml:space="preserve"> </w:t>
+      </w:r>
+      <w:r>
+        <w:rPr>
+          <w:rFonts w:ascii="Times New Roman" w:hAnsi="Times New Roman" w:cs="Times New Roman"/>
+          <w:sz w:val="24"/>
         </w:rPr>
         <w:t>Actual Date of Submission:</w:t>
       </w:r>
@@ -1775,7 +1734,6 @@
         <w:rPr>
           <w:rFonts w:ascii="Times New Roman" w:hAnsi="Times New Roman" w:cs="Times New Roman"/>
           <w:sz w:val="24"/>
-          <w:szCs w:val="28"/>
         </w:rPr>
       </w:pPr>
     </w:p>
@@ -1787,7 +1745,6 @@
         <w:rPr>
           <w:rFonts w:ascii="Times New Roman" w:hAnsi="Times New Roman" w:cs="Times New Roman"/>
           <w:sz w:val="24"/>
-          <w:szCs w:val="28"/>
         </w:rPr>
       </w:pPr>
     </w:p>
@@ -1800,23 +1757,23 @@
         <w:rPr>
           <w:rFonts w:ascii="Times New Roman" w:hAnsi="Times New Roman" w:cs="Times New Roman"/>
           <w:sz w:val="24"/>
-          <w:szCs w:val="28"/>
         </w:rPr>
       </w:pPr>
       <w:r>
         <w:rPr>
           <w:noProof/>
+          <w:sz w:val="24"/>
         </w:rPr>
         <mc:AlternateContent>
           <mc:Choice Requires="wps">
             <w:drawing>
-              <wp:anchor distT="0" distB="0" distL="114300" distR="114300" simplePos="0" relativeHeight="251677696" behindDoc="1" locked="1" layoutInCell="1" allowOverlap="1" wp14:anchorId="4785913C" wp14:editId="61AB8238">
+              <wp:anchor distT="0" distB="0" distL="114300" distR="114300" simplePos="0" relativeHeight="251677696" behindDoc="1" locked="0" layoutInCell="1" allowOverlap="1" wp14:anchorId="4785913C" wp14:editId="0B10C60B">
                 <wp:simplePos x="0" y="0"/>
                 <wp:positionH relativeFrom="column">
                   <wp:posOffset>759460</wp:posOffset>
                 </wp:positionH>
-                <wp:positionV relativeFrom="page">
-                  <wp:posOffset>7024370</wp:posOffset>
+                <wp:positionV relativeFrom="paragraph">
+                  <wp:posOffset>190923</wp:posOffset>
                 </wp:positionV>
                 <wp:extent cx="4964400" cy="0"/>
                 <wp:effectExtent l="0" t="0" r="0" b="0"/>
@@ -1865,10 +1822,8 @@
           </mc:Choice>
           <mc:Fallback>
             <w:pict>
-              <v:line w14:anchorId="25B19BF2" id="Straight Connector 1" o:spid="_x0000_s1026" style="position:absolute;z-index:-251638784;visibility:visible;mso-wrap-style:square;mso-width-percent:0;mso-height-percent:0;mso-wrap-distance-left:9pt;mso-wrap-distance-top:0;mso-wrap-distance-right:9pt;mso-wrap-distance-bottom:0;mso-position-horizontal:absolute;mso-position-horizontal-relative:text;mso-position-vertical:absolute;mso-position-vertical-relative:page;mso-width-percent:0;mso-height-percent:0;mso-width-relative:margin;mso-height-relative:margin" from="59.8pt,553.1pt" to="450.7pt,553.1pt" o:gfxdata="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" strokecolor="black [3200]" strokeweight=".5pt">
+              <v:line w14:anchorId="1C7ECEAE" id="Straight Connector 1" o:spid="_x0000_s1026" style="position:absolute;z-index:-251638784;visibility:visible;mso-wrap-style:square;mso-width-percent:0;mso-height-percent:0;mso-wrap-distance-left:9pt;mso-wrap-distance-top:0;mso-wrap-distance-right:9pt;mso-wrap-distance-bottom:0;mso-position-horizontal:absolute;mso-position-horizontal-relative:text;mso-position-vertical:absolute;mso-position-vertical-relative:text;mso-width-percent:0;mso-height-percent:0;mso-width-relative:margin;mso-height-relative:margin" from="59.8pt,15.05pt" to="450.7pt,15.05pt" o:gfxdata="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" strokecolor="black [3200]" strokeweight=".5pt">
                 <v:stroke joinstyle="miter"/>
-                <w10:wrap anchory="page"/>
-                <w10:anchorlock/>
               </v:line>
             </w:pict>
           </mc:Fallback>
@@ -1878,7 +1833,6 @@
         <w:rPr>
           <w:rFonts w:ascii="Times New Roman" w:hAnsi="Times New Roman" w:cs="Times New Roman"/>
           <w:sz w:val="24"/>
-          <w:szCs w:val="28"/>
         </w:rPr>
         <w:t>Checked By:</w:t>
       </w:r>
@@ -1886,7 +1840,6 @@
         <w:rPr>
           <w:rFonts w:ascii="Times New Roman" w:hAnsi="Times New Roman" w:cs="Times New Roman"/>
           <w:sz w:val="24"/>
-          <w:szCs w:val="28"/>
         </w:rPr>
         <w:t>{{</w:t>
       </w:r>
@@ -1895,7 +1848,6 @@
         <w:rPr>
           <w:rFonts w:ascii="Times New Roman" w:hAnsi="Times New Roman" w:cs="Times New Roman"/>
           <w:sz w:val="24"/>
-          <w:szCs w:val="28"/>
         </w:rPr>
         <w:t>checked_by</w:t>
       </w:r>
@@ -1904,7 +1856,6 @@
         <w:rPr>
           <w:rFonts w:ascii="Times New Roman" w:hAnsi="Times New Roman" w:cs="Times New Roman"/>
           <w:sz w:val="24"/>
-          <w:szCs w:val="28"/>
         </w:rPr>
         <w:t>}}</w:t>
       </w:r>
@@ -1912,7 +1863,6 @@
         <w:rPr>
           <w:rFonts w:ascii="Times New Roman" w:hAnsi="Times New Roman" w:cs="Times New Roman"/>
           <w:sz w:val="24"/>
-          <w:szCs w:val="28"/>
         </w:rPr>
         <w:tab/>
       </w:r>
@@ -1925,12 +1875,12 @@
         <w:rPr>
           <w:rFonts w:ascii="Times New Roman" w:hAnsi="Times New Roman" w:cs="Times New Roman"/>
           <w:sz w:val="24"/>
-          <w:szCs w:val="28"/>
         </w:rPr>
       </w:pPr>
       <w:r>
         <w:rPr>
           <w:noProof/>
+          <w:sz w:val="24"/>
         </w:rPr>
         <mc:AlternateContent>
           <mc:Choice Requires="wps">
@@ -2001,13 +1951,13 @@
         <w:rPr>
           <w:rFonts w:ascii="Times New Roman" w:hAnsi="Times New Roman" w:cs="Times New Roman"/>
           <w:sz w:val="24"/>
-          <w:szCs w:val="28"/>
         </w:rPr>
         <w:t>Remarks:</w:t>
       </w:r>
       <w:r>
         <w:rPr>
           <w:noProof/>
+          <w:sz w:val="24"/>
         </w:rPr>
         <w:t xml:space="preserve"> </w:t>
       </w:r>
@@ -2020,12 +1970,12 @@
         <w:rPr>
           <w:rFonts w:ascii="Times New Roman" w:hAnsi="Times New Roman" w:cs="Times New Roman"/>
           <w:sz w:val="24"/>
-          <w:szCs w:val="28"/>
         </w:rPr>
       </w:pPr>
       <w:r>
         <w:rPr>
           <w:noProof/>
+          <w:sz w:val="24"/>
         </w:rPr>
         <mc:AlternateContent>
           <mc:Choice Requires="wps">
@@ -2096,7 +2046,6 @@
         <w:rPr>
           <w:rFonts w:ascii="Times New Roman" w:hAnsi="Times New Roman" w:cs="Times New Roman"/>
           <w:sz w:val="24"/>
-          <w:szCs w:val="28"/>
         </w:rPr>
         <w:t xml:space="preserve"> </w:t>
       </w:r>
@@ -2109,12 +2058,12 @@
         <w:rPr>
           <w:rFonts w:ascii="Times New Roman" w:hAnsi="Times New Roman" w:cs="Times New Roman"/>
           <w:sz w:val="24"/>
-          <w:szCs w:val="28"/>
         </w:rPr>
       </w:pPr>
       <w:r>
         <w:rPr>
           <w:noProof/>
+          <w:sz w:val="24"/>
         </w:rPr>
         <mc:AlternateContent>
           <mc:Choice Requires="wps">
@@ -2190,7 +2139,6 @@
         <w:rPr>
           <w:rFonts w:ascii="Times New Roman" w:hAnsi="Times New Roman" w:cs="Times New Roman"/>
           <w:sz w:val="24"/>
-          <w:szCs w:val="28"/>
         </w:rPr>
       </w:pPr>
     </w:p>
@@ -2202,7 +2150,6 @@
         <w:rPr>
           <w:rFonts w:ascii="Times New Roman" w:hAnsi="Times New Roman" w:cs="Times New Roman"/>
           <w:sz w:val="24"/>
-          <w:szCs w:val="28"/>
         </w:rPr>
       </w:pPr>
     </w:p>
@@ -2214,7 +2161,6 @@
         <w:rPr>
           <w:rFonts w:ascii="Times New Roman" w:hAnsi="Times New Roman" w:cs="Times New Roman"/>
           <w:sz w:val="24"/>
-          <w:szCs w:val="28"/>
         </w:rPr>
       </w:pPr>
     </w:p>
@@ -2226,7 +2172,6 @@
         <w:rPr>
           <w:rFonts w:ascii="Times New Roman" w:hAnsi="Times New Roman" w:cs="Times New Roman"/>
           <w:sz w:val="24"/>
-          <w:szCs w:val="28"/>
         </w:rPr>
       </w:pPr>
     </w:p>
@@ -2238,13 +2183,13 @@
         <w:rPr>
           <w:rFonts w:ascii="Times New Roman" w:hAnsi="Times New Roman" w:cs="Times New Roman"/>
           <w:sz w:val="24"/>
-          <w:szCs w:val="28"/>
           <w:u w:val="single"/>
         </w:rPr>
       </w:pPr>
       <w:r>
         <w:rPr>
           <w:noProof/>
+          <w:sz w:val="24"/>
         </w:rPr>
         <mc:AlternateContent>
           <mc:Choice Requires="wps">
@@ -2315,6 +2260,7 @@
       <w:r>
         <w:rPr>
           <w:noProof/>
+          <w:sz w:val="24"/>
         </w:rPr>
         <mc:AlternateContent>
           <mc:Choice Requires="wps">
@@ -2386,23 +2332,13 @@
         <w:rPr>
           <w:rFonts w:ascii="Times New Roman" w:hAnsi="Times New Roman" w:cs="Times New Roman"/>
           <w:sz w:val="24"/>
-          <w:szCs w:val="28"/>
-        </w:rPr>
-        <w:t>Signature:</w:t>
-      </w:r>
-      <w:r>
-        <w:rPr>
-          <w:rFonts w:ascii="Times New Roman" w:hAnsi="Times New Roman" w:cs="Times New Roman"/>
-          <w:sz w:val="24"/>
-          <w:szCs w:val="28"/>
-        </w:rPr>
-        <w:t xml:space="preserve">                                             </w:t>
-      </w:r>
-      <w:r>
-        <w:rPr>
-          <w:rFonts w:ascii="Times New Roman" w:hAnsi="Times New Roman" w:cs="Times New Roman"/>
-          <w:sz w:val="24"/>
-          <w:szCs w:val="28"/>
+        </w:rPr>
+        <w:t xml:space="preserve">Signature:                                             </w:t>
+      </w:r>
+      <w:r>
+        <w:rPr>
+          <w:rFonts w:ascii="Times New Roman" w:hAnsi="Times New Roman" w:cs="Times New Roman"/>
+          <w:sz w:val="24"/>
         </w:rPr>
         <w:t>Date:</w:t>
       </w:r>
@@ -2474,17 +2410,20 @@
       <w:r>
         <w:rPr>
           <w:bCs/>
+          <w:sz w:val="24"/>
         </w:rPr>
         <w:t xml:space="preserve"> </w:t>
       </w:r>
       <w:r>
+        <w:rPr>
+          <w:sz w:val="24"/>
+        </w:rPr>
         <w:t xml:space="preserve">                     </w:t>
       </w:r>
       <w:r>
         <w:rPr>
           <w:rFonts w:ascii="Times New Roman" w:hAnsi="Times New Roman" w:cs="Times New Roman"/>
           <w:sz w:val="24"/>
-          <w:szCs w:val="28"/>
         </w:rPr>
         <w:t>Marks:</w:t>
       </w:r>
@@ -2492,7 +2431,6 @@
         <w:rPr>
           <w:rFonts w:ascii="Times New Roman" w:hAnsi="Times New Roman" w:cs="Times New Roman"/>
           <w:sz w:val="24"/>
-          <w:szCs w:val="28"/>
           <w:u w:val="single"/>
         </w:rPr>
         <w:t xml:space="preserve">      </w:t>
@@ -2501,7 +2439,6 @@
         <w:rPr>
           <w:rFonts w:ascii="Times New Roman" w:hAnsi="Times New Roman" w:cs="Times New Roman"/>
           <w:sz w:val="24"/>
-          <w:szCs w:val="28"/>
           <w:u w:val="single"/>
         </w:rPr>
         <w:t xml:space="preserve"> </w:t>
@@ -2510,7 +2447,6 @@
         <w:rPr>
           <w:rFonts w:ascii="Times New Roman" w:hAnsi="Times New Roman" w:cs="Times New Roman"/>
           <w:sz w:val="24"/>
-          <w:szCs w:val="28"/>
         </w:rPr>
         <w:t xml:space="preserve"> </w:t>
       </w:r>
@@ -2518,7 +2454,6 @@
         <w:rPr>
           <w:rFonts w:ascii="Times New Roman" w:hAnsi="Times New Roman" w:cs="Times New Roman"/>
           <w:sz w:val="24"/>
-          <w:szCs w:val="28"/>
           <w:u w:val="single"/>
         </w:rPr>
         <w:t xml:space="preserve"> </w:t>
@@ -2527,7 +2462,6 @@
         <w:rPr>
           <w:rFonts w:ascii="Times New Roman" w:hAnsi="Times New Roman" w:cs="Times New Roman"/>
           <w:sz w:val="24"/>
-          <w:szCs w:val="28"/>
           <w:u w:val="single"/>
         </w:rPr>
         <w:t xml:space="preserve"> </w:t>
@@ -2536,7 +2470,6 @@
         <w:rPr>
           <w:rFonts w:ascii="Times New Roman" w:hAnsi="Times New Roman" w:cs="Times New Roman"/>
           <w:sz w:val="24"/>
-          <w:szCs w:val="28"/>
           <w:u w:val="single"/>
         </w:rPr>
         <w:t xml:space="preserve">                                                   </w:t>
@@ -2545,7 +2478,6 @@
         <w:rPr>
           <w:rFonts w:ascii="Times New Roman" w:hAnsi="Times New Roman" w:cs="Times New Roman"/>
           <w:sz w:val="24"/>
-          <w:szCs w:val="28"/>
           <w:u w:val="single"/>
         </w:rPr>
         <w:t xml:space="preserve">                                                                                </w:t>
@@ -2554,25 +2486,16 @@
         <w:rPr>
           <w:rFonts w:ascii="Times New Roman" w:hAnsi="Times New Roman" w:cs="Times New Roman"/>
           <w:sz w:val="24"/>
-          <w:szCs w:val="28"/>
           <w:u w:val="single"/>
         </w:rPr>
-        <w:t xml:space="preserve">               </w:t>
-      </w:r>
-      <w:r>
-        <w:rPr>
-          <w:rFonts w:ascii="Times New Roman" w:hAnsi="Times New Roman" w:cs="Times New Roman"/>
-          <w:sz w:val="24"/>
-          <w:szCs w:val="28"/>
-          <w:u w:val="single"/>
-        </w:rPr>
-        <w:t xml:space="preserve">       </w:t>
+        <w:t xml:space="preserve">                      </w:t>
       </w:r>
       <w:r>
         <w:rPr>
           <w:rFonts w:ascii="Times New Roman" w:hAnsi="Times New Roman" w:cs="Times New Roman"/>
           <w:b/>
           <w:bCs/>
+          <w:sz w:val="24"/>
           <w:u w:val="single"/>
         </w:rPr>
         <w:br/>

--- a/template.docx
+++ b/template.docx
@@ -228,6 +228,7 @@
           </mc:Fallback>
         </mc:AlternateContent>
       </w:r>
+      <w:proofErr w:type="gramStart"/>
       <w:r>
         <w:rPr>
           <w:rFonts w:ascii="Times New Roman" w:hAnsi="Times New Roman" w:cs="Times New Roman"/>
@@ -247,7 +248,15 @@
           <w:rFonts w:ascii="Times New Roman" w:hAnsi="Times New Roman" w:cs="Times New Roman"/>
           <w:sz w:val="24"/>
         </w:rPr>
-        <w:t>{{subject}}</w:t>
+        <w:t>{</w:t>
+      </w:r>
+      <w:proofErr w:type="gramEnd"/>
+      <w:r>
+        <w:rPr>
+          <w:rFonts w:ascii="Times New Roman" w:hAnsi="Times New Roman" w:cs="Times New Roman"/>
+          <w:sz w:val="24"/>
+        </w:rPr>
+        <w:t>{subject}}</w:t>
       </w:r>
     </w:p>
     <w:p>
@@ -401,6 +410,7 @@
           </mc:Fallback>
         </mc:AlternateContent>
       </w:r>
+      <w:proofErr w:type="gramStart"/>
       <w:r>
         <w:rPr>
           <w:rFonts w:ascii="Times New Roman" w:hAnsi="Times New Roman" w:cs="Times New Roman"/>
@@ -413,14 +423,38 @@
           <w:rFonts w:ascii="Times New Roman" w:hAnsi="Times New Roman" w:cs="Times New Roman"/>
           <w:sz w:val="24"/>
         </w:rPr>
-        <w:t>{{pen}}</w:t>
-      </w:r>
-      <w:r>
-        <w:rPr>
-          <w:rFonts w:ascii="Times New Roman" w:hAnsi="Times New Roman" w:cs="Times New Roman"/>
-          <w:sz w:val="24"/>
-        </w:rPr>
-        <w:t xml:space="preserve">                                                                             </w:t>
+        <w:t>{</w:t>
+      </w:r>
+      <w:proofErr w:type="gramEnd"/>
+      <w:r>
+        <w:rPr>
+          <w:rFonts w:ascii="Times New Roman" w:hAnsi="Times New Roman" w:cs="Times New Roman"/>
+          <w:sz w:val="24"/>
+        </w:rPr>
+        <w:t>{pen</w:t>
+      </w:r>
+      <w:proofErr w:type="gramStart"/>
+      <w:r>
+        <w:rPr>
+          <w:rFonts w:ascii="Times New Roman" w:hAnsi="Times New Roman" w:cs="Times New Roman"/>
+          <w:sz w:val="24"/>
+        </w:rPr>
+        <w:t>}}</w:t>
+      </w:r>
+      <w:r>
+        <w:rPr>
+          <w:rFonts w:ascii="Times New Roman" w:hAnsi="Times New Roman" w:cs="Times New Roman"/>
+          <w:sz w:val="24"/>
+        </w:rPr>
+        <w:t xml:space="preserve">   </w:t>
+      </w:r>
+      <w:proofErr w:type="gramEnd"/>
+      <w:r>
+        <w:rPr>
+          <w:rFonts w:ascii="Times New Roman" w:hAnsi="Times New Roman" w:cs="Times New Roman"/>
+          <w:sz w:val="24"/>
+        </w:rPr>
+        <w:t xml:space="preserve">                                                                          </w:t>
       </w:r>
       <w:r>
         <w:rPr>
@@ -535,14 +569,30 @@
           <w:rFonts w:ascii="Times New Roman" w:hAnsi="Times New Roman" w:cs="Times New Roman"/>
           <w:sz w:val="24"/>
         </w:rPr>
-        <w:t>Name of Student:</w:t>
-      </w:r>
-      <w:r>
-        <w:rPr>
-          <w:rFonts w:ascii="Times New Roman" w:hAnsi="Times New Roman" w:cs="Times New Roman"/>
-          <w:sz w:val="24"/>
-        </w:rPr>
-        <w:t>{{name}}</w:t>
+        <w:t xml:space="preserve">Name of </w:t>
+      </w:r>
+      <w:proofErr w:type="gramStart"/>
+      <w:r>
+        <w:rPr>
+          <w:rFonts w:ascii="Times New Roman" w:hAnsi="Times New Roman" w:cs="Times New Roman"/>
+          <w:sz w:val="24"/>
+        </w:rPr>
+        <w:t>Student:</w:t>
+      </w:r>
+      <w:r>
+        <w:rPr>
+          <w:rFonts w:ascii="Times New Roman" w:hAnsi="Times New Roman" w:cs="Times New Roman"/>
+          <w:sz w:val="24"/>
+        </w:rPr>
+        <w:t>{</w:t>
+      </w:r>
+      <w:proofErr w:type="gramEnd"/>
+      <w:r>
+        <w:rPr>
+          <w:rFonts w:ascii="Times New Roman" w:hAnsi="Times New Roman" w:cs="Times New Roman"/>
+          <w:sz w:val="24"/>
+        </w:rPr>
+        <w:t>{name}}</w:t>
       </w:r>
       <w:r>
         <w:rPr>
@@ -703,6 +753,7 @@
           </mc:Fallback>
         </mc:AlternateContent>
       </w:r>
+      <w:proofErr w:type="gramStart"/>
       <w:r>
         <w:rPr>
           <w:rFonts w:ascii="Times New Roman" w:hAnsi="Times New Roman" w:cs="Times New Roman"/>
@@ -715,13 +766,36 @@
           <w:rFonts w:ascii="Times New Roman" w:hAnsi="Times New Roman" w:cs="Times New Roman"/>
           <w:sz w:val="24"/>
         </w:rPr>
-        <w:t>{{class}}</w:t>
-      </w:r>
-      <w:r>
-        <w:rPr>
-          <w:sz w:val="24"/>
-        </w:rPr>
-        <w:t xml:space="preserve">                              </w:t>
+        <w:t>{</w:t>
+      </w:r>
+      <w:proofErr w:type="gramEnd"/>
+      <w:r>
+        <w:rPr>
+          <w:rFonts w:ascii="Times New Roman" w:hAnsi="Times New Roman" w:cs="Times New Roman"/>
+          <w:sz w:val="24"/>
+        </w:rPr>
+        <w:t>{class</w:t>
+      </w:r>
+      <w:proofErr w:type="gramStart"/>
+      <w:r>
+        <w:rPr>
+          <w:rFonts w:ascii="Times New Roman" w:hAnsi="Times New Roman" w:cs="Times New Roman"/>
+          <w:sz w:val="24"/>
+        </w:rPr>
+        <w:t>}}</w:t>
+      </w:r>
+      <w:r>
+        <w:rPr>
+          <w:sz w:val="24"/>
+        </w:rPr>
+        <w:t xml:space="preserve">   </w:t>
+      </w:r>
+      <w:proofErr w:type="gramEnd"/>
+      <w:r>
+        <w:rPr>
+          <w:sz w:val="24"/>
+        </w:rPr>
+        <w:t xml:space="preserve">                           </w:t>
       </w:r>
       <w:r>
         <w:rPr>
@@ -801,7 +875,78 @@
         <mc:AlternateContent>
           <mc:Choice Requires="wps">
             <w:drawing>
-              <wp:anchor distT="0" distB="0" distL="114300" distR="114300" simplePos="0" relativeHeight="251673600" behindDoc="1" locked="0" layoutInCell="1" allowOverlap="1" wp14:anchorId="6C9D6F46" wp14:editId="4B9A2AF2">
+              <wp:anchor distT="0" distB="0" distL="114300" distR="114300" simplePos="0" relativeHeight="251671552" behindDoc="1" locked="0" layoutInCell="1" allowOverlap="1" wp14:anchorId="512CCD0F" wp14:editId="44CEC579">
+                <wp:simplePos x="0" y="0"/>
+                <wp:positionH relativeFrom="column">
+                  <wp:posOffset>2827020</wp:posOffset>
+                </wp:positionH>
+                <wp:positionV relativeFrom="page">
+                  <wp:posOffset>4514850</wp:posOffset>
+                </wp:positionV>
+                <wp:extent cx="2872740" cy="0"/>
+                <wp:effectExtent l="0" t="0" r="0" b="0"/>
+                <wp:wrapNone/>
+                <wp:docPr id="582859989" name="Straight Connector 1"/>
+                <wp:cNvGraphicFramePr/>
+                <a:graphic xmlns:a="http://schemas.openxmlformats.org/drawingml/2006/main">
+                  <a:graphicData uri="http://schemas.microsoft.com/office/word/2010/wordprocessingShape">
+                    <wps:wsp>
+                      <wps:cNvCnPr/>
+                      <wps:spPr>
+                        <a:xfrm flipV="1">
+                          <a:off x="0" y="0"/>
+                          <a:ext cx="2872740" cy="0"/>
+                        </a:xfrm>
+                        <a:prstGeom prst="line">
+                          <a:avLst/>
+                        </a:prstGeom>
+                      </wps:spPr>
+                      <wps:style>
+                        <a:lnRef idx="1">
+                          <a:schemeClr val="dk1"/>
+                        </a:lnRef>
+                        <a:fillRef idx="0">
+                          <a:schemeClr val="dk1"/>
+                        </a:fillRef>
+                        <a:effectRef idx="0">
+                          <a:schemeClr val="dk1"/>
+                        </a:effectRef>
+                        <a:fontRef idx="minor">
+                          <a:schemeClr val="tx1"/>
+                        </a:fontRef>
+                      </wps:style>
+                      <wps:bodyPr/>
+                    </wps:wsp>
+                  </a:graphicData>
+                </a:graphic>
+                <wp14:sizeRelH relativeFrom="margin">
+                  <wp14:pctWidth>0</wp14:pctWidth>
+                </wp14:sizeRelH>
+                <wp14:sizeRelV relativeFrom="margin">
+                  <wp14:pctHeight>0</wp14:pctHeight>
+                </wp14:sizeRelV>
+              </wp:anchor>
+            </w:drawing>
+          </mc:Choice>
+          <mc:Fallback>
+            <w:pict>
+              <v:line w14:anchorId="5C743983" id="Straight Connector 1" o:spid="_x0000_s1026" style="position:absolute;flip:y;z-index:-251644928;visibility:visible;mso-wrap-style:square;mso-width-percent:0;mso-height-percent:0;mso-wrap-distance-left:9pt;mso-wrap-distance-top:0;mso-wrap-distance-right:9pt;mso-wrap-distance-bottom:0;mso-position-horizontal:absolute;mso-position-horizontal-relative:text;mso-position-vertical:absolute;mso-position-vertical-relative:page;mso-width-percent:0;mso-height-percent:0;mso-width-relative:margin;mso-height-relative:margin" from="222.6pt,355.5pt" to="448.8pt,355.5pt" o:gfxdata="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" strokecolor="black [3200]" strokeweight=".5pt">
+                <v:stroke joinstyle="miter"/>
+                <w10:wrap anchory="page"/>
+              </v:line>
+            </w:pict>
+          </mc:Fallback>
+        </mc:AlternateContent>
+      </w:r>
+      <w:r>
+        <w:rPr>
+          <w:noProof/>
+          <w:sz w:val="24"/>
+        </w:rPr>
+        <mc:AlternateContent>
+          <mc:Choice Requires="wps">
+            <w:drawing>
+              <wp:anchor distT="0" distB="0" distL="114300" distR="114300" simplePos="0" relativeHeight="251673600" behindDoc="1" locked="0" layoutInCell="1" allowOverlap="1" wp14:anchorId="6C9D6F46" wp14:editId="114D3A34">
                 <wp:simplePos x="0" y="0"/>
                 <wp:positionH relativeFrom="column">
                   <wp:posOffset>0</wp:posOffset>
@@ -856,7 +1001,7 @@
           </mc:Choice>
           <mc:Fallback>
             <w:pict>
-              <v:line w14:anchorId="06548ECB" id="Straight Connector 1" o:spid="_x0000_s1026" style="position:absolute;flip:y;z-index:-251642880;visibility:visible;mso-wrap-style:square;mso-width-percent:0;mso-height-percent:0;mso-wrap-distance-left:9pt;mso-wrap-distance-top:0;mso-wrap-distance-right:9pt;mso-wrap-distance-bottom:0;mso-position-horizontal:absolute;mso-position-horizontal-relative:text;mso-position-vertical:absolute;mso-position-vertical-relative:text;mso-width-percent:0;mso-height-percent:0;mso-width-relative:margin;mso-height-relative:margin" from="0,35.55pt" to="451.55pt,35.55pt" o:gfxdata="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" strokecolor="black [3200]" strokeweight=".5pt">
+              <v:line w14:anchorId="1F8CFC01" id="Straight Connector 1" o:spid="_x0000_s1026" style="position:absolute;flip:y;z-index:-251642880;visibility:visible;mso-wrap-style:square;mso-width-percent:0;mso-height-percent:0;mso-wrap-distance-left:9pt;mso-wrap-distance-top:0;mso-wrap-distance-right:9pt;mso-wrap-distance-bottom:0;mso-position-horizontal:absolute;mso-position-horizontal-relative:text;mso-position-vertical:absolute;mso-position-vertical-relative:text;mso-width-percent:0;mso-height-percent:0;mso-width-relative:margin;mso-height-relative:margin" from="0,35.55pt" to="451.55pt,35.55pt" o:gfxdata="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" strokecolor="black [3200]" strokeweight=".5pt">
                 <v:stroke joinstyle="miter"/>
               </v:line>
             </w:pict>
@@ -865,77 +1010,6 @@
       </w:r>
       <w:r>
         <w:rPr>
-          <w:noProof/>
-          <w:sz w:val="24"/>
-        </w:rPr>
-        <mc:AlternateContent>
-          <mc:Choice Requires="wps">
-            <w:drawing>
-              <wp:anchor distT="0" distB="0" distL="114300" distR="114300" simplePos="0" relativeHeight="251671552" behindDoc="1" locked="0" layoutInCell="1" allowOverlap="1" wp14:anchorId="512CCD0F" wp14:editId="2716D04B">
-                <wp:simplePos x="0" y="0"/>
-                <wp:positionH relativeFrom="column">
-                  <wp:posOffset>2604770</wp:posOffset>
-                </wp:positionH>
-                <wp:positionV relativeFrom="page">
-                  <wp:posOffset>4516437</wp:posOffset>
-                </wp:positionV>
-                <wp:extent cx="3094038" cy="0"/>
-                <wp:effectExtent l="0" t="0" r="0" b="0"/>
-                <wp:wrapNone/>
-                <wp:docPr id="582859989" name="Straight Connector 1"/>
-                <wp:cNvGraphicFramePr/>
-                <a:graphic xmlns:a="http://schemas.openxmlformats.org/drawingml/2006/main">
-                  <a:graphicData uri="http://schemas.microsoft.com/office/word/2010/wordprocessingShape">
-                    <wps:wsp>
-                      <wps:cNvCnPr/>
-                      <wps:spPr>
-                        <a:xfrm flipV="1">
-                          <a:off x="0" y="0"/>
-                          <a:ext cx="3094038" cy="0"/>
-                        </a:xfrm>
-                        <a:prstGeom prst="line">
-                          <a:avLst/>
-                        </a:prstGeom>
-                      </wps:spPr>
-                      <wps:style>
-                        <a:lnRef idx="1">
-                          <a:schemeClr val="dk1"/>
-                        </a:lnRef>
-                        <a:fillRef idx="0">
-                          <a:schemeClr val="dk1"/>
-                        </a:fillRef>
-                        <a:effectRef idx="0">
-                          <a:schemeClr val="dk1"/>
-                        </a:effectRef>
-                        <a:fontRef idx="minor">
-                          <a:schemeClr val="tx1"/>
-                        </a:fontRef>
-                      </wps:style>
-                      <wps:bodyPr/>
-                    </wps:wsp>
-                  </a:graphicData>
-                </a:graphic>
-                <wp14:sizeRelH relativeFrom="margin">
-                  <wp14:pctWidth>0</wp14:pctWidth>
-                </wp14:sizeRelH>
-                <wp14:sizeRelV relativeFrom="margin">
-                  <wp14:pctHeight>0</wp14:pctHeight>
-                </wp14:sizeRelV>
-              </wp:anchor>
-            </w:drawing>
-          </mc:Choice>
-          <mc:Fallback>
-            <w:pict>
-              <v:line w14:anchorId="659DC3A8" id="Straight Connector 1" o:spid="_x0000_s1026" style="position:absolute;flip:y;z-index:-251644928;visibility:visible;mso-wrap-style:square;mso-width-percent:0;mso-height-percent:0;mso-wrap-distance-left:9pt;mso-wrap-distance-top:0;mso-wrap-distance-right:9pt;mso-wrap-distance-bottom:0;mso-position-horizontal:absolute;mso-position-horizontal-relative:text;mso-position-vertical:absolute;mso-position-vertical-relative:page;mso-width-percent:0;mso-height-percent:0;mso-width-relative:margin;mso-height-relative:margin" from="205.1pt,355.6pt" to="448.75pt,355.6pt" o:gfxdata="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" strokecolor="black [3200]" strokeweight=".5pt">
-                <v:stroke joinstyle="miter"/>
-                <w10:wrap anchory="page"/>
-              </v:line>
-            </w:pict>
-          </mc:Fallback>
-        </mc:AlternateContent>
-      </w:r>
-      <w:r>
-        <w:rPr>
           <w:rFonts w:ascii="Times New Roman" w:hAnsi="Times New Roman" w:cs="Times New Roman"/>
           <w:sz w:val="24"/>
         </w:rPr>
@@ -1046,6 +1120,7 @@
         </w:rPr>
         <w:t>ㅤ</w:t>
       </w:r>
+      <w:proofErr w:type="gramStart"/>
       <w:r>
         <w:rPr>
           <w:rFonts w:ascii="Times New Roman" w:hAnsi="Times New Roman" w:cs="Times New Roman"/>
@@ -1059,7 +1134,16 @@
           <w:sz w:val="24"/>
           <w:szCs w:val="28"/>
         </w:rPr>
-        <w:t>{{titleeeeeeeeeeeeeeeeeeeeeeeeeeeeeeeeeeeeeeeeeeeeeeeeeeeeeeeeeeeeeeeeeeeeeeeeeeeeeeeeeeeeeeeeeeeeeeeeeeeeeeeeeeeeeeeeeeeeeeeeeee}}</w:t>
+        <w:t>{</w:t>
+      </w:r>
+      <w:proofErr w:type="gramEnd"/>
+      <w:r>
+        <w:rPr>
+          <w:rFonts w:ascii="Times New Roman" w:hAnsi="Times New Roman" w:cs="Times New Roman"/>
+          <w:sz w:val="24"/>
+          <w:szCs w:val="28"/>
+        </w:rPr>
+        <w:t>{titleeeeeeeeeeeeeeeeeeeeeeeeeeeeeeeeeeeeeeeeeeeeeeeeeeeeeeeeeeeeeeeeeeeeeeeeeeeeeeeeeeeeeeeeeeeeeeeeeeeeeeeeeeeeeeeeeeeeeeeeeee}}</w:t>
       </w:r>
     </w:p>
     <w:p>
@@ -1187,7 +1271,15 @@
           <w:rFonts w:ascii="Times New Roman" w:hAnsi="Times New Roman" w:cs="Times New Roman"/>
           <w:sz w:val="24"/>
         </w:rPr>
-        <w:t>Practical/ Term Work No.:</w:t>
+        <w:t>Practical/ Term Work No.</w:t>
+      </w:r>
+      <w:proofErr w:type="gramStart"/>
+      <w:r>
+        <w:rPr>
+          <w:rFonts w:ascii="Times New Roman" w:hAnsi="Times New Roman" w:cs="Times New Roman"/>
+          <w:sz w:val="24"/>
+        </w:rPr>
+        <w:t>:</w:t>
       </w:r>
       <w:r>
         <w:rPr>
@@ -1209,7 +1301,16 @@
           <w:noProof/>
           <w:sz w:val="24"/>
         </w:rPr>
-        <w:t>{{practical_no}}</w:t>
+        <w:t>{</w:t>
+      </w:r>
+      <w:proofErr w:type="gramEnd"/>
+      <w:r>
+        <w:rPr>
+          <w:rFonts w:ascii="Times New Roman" w:hAnsi="Times New Roman" w:cs="Times New Roman"/>
+          <w:noProof/>
+          <w:sz w:val="24"/>
+        </w:rPr>
+        <w:t>{practical_no}}</w:t>
       </w:r>
     </w:p>
     <w:p>
@@ -1834,14 +1935,30 @@
           <w:rFonts w:ascii="Times New Roman" w:hAnsi="Times New Roman" w:cs="Times New Roman"/>
           <w:sz w:val="24"/>
         </w:rPr>
-        <w:t>Checked By:</w:t>
-      </w:r>
-      <w:r>
-        <w:rPr>
-          <w:rFonts w:ascii="Times New Roman" w:hAnsi="Times New Roman" w:cs="Times New Roman"/>
-          <w:sz w:val="24"/>
-        </w:rPr>
-        <w:t>{{</w:t>
+        <w:t xml:space="preserve">Checked </w:t>
+      </w:r>
+      <w:proofErr w:type="gramStart"/>
+      <w:r>
+        <w:rPr>
+          <w:rFonts w:ascii="Times New Roman" w:hAnsi="Times New Roman" w:cs="Times New Roman"/>
+          <w:sz w:val="24"/>
+        </w:rPr>
+        <w:t>By:</w:t>
+      </w:r>
+      <w:r>
+        <w:rPr>
+          <w:rFonts w:ascii="Times New Roman" w:hAnsi="Times New Roman" w:cs="Times New Roman"/>
+          <w:sz w:val="24"/>
+        </w:rPr>
+        <w:t>{</w:t>
+      </w:r>
+      <w:proofErr w:type="gramEnd"/>
+      <w:r>
+        <w:rPr>
+          <w:rFonts w:ascii="Times New Roman" w:hAnsi="Times New Roman" w:cs="Times New Roman"/>
+          <w:sz w:val="24"/>
+        </w:rPr>
+        <w:t>{</w:t>
       </w:r>
       <w:proofErr w:type="spellStart"/>
       <w:r>

--- a/template.docx
+++ b/template.docx
@@ -228,7 +228,6 @@
           </mc:Fallback>
         </mc:AlternateContent>
       </w:r>
-      <w:proofErr w:type="gramStart"/>
       <w:r>
         <w:rPr>
           <w:rFonts w:ascii="Times New Roman" w:hAnsi="Times New Roman" w:cs="Times New Roman"/>
@@ -248,15 +247,7 @@
           <w:rFonts w:ascii="Times New Roman" w:hAnsi="Times New Roman" w:cs="Times New Roman"/>
           <w:sz w:val="24"/>
         </w:rPr>
-        <w:t>{</w:t>
-      </w:r>
-      <w:proofErr w:type="gramEnd"/>
-      <w:r>
-        <w:rPr>
-          <w:rFonts w:ascii="Times New Roman" w:hAnsi="Times New Roman" w:cs="Times New Roman"/>
-          <w:sz w:val="24"/>
-        </w:rPr>
-        <w:t>{subject}}</w:t>
+        <w:t>{{subject}}</w:t>
       </w:r>
     </w:p>
     <w:p>
@@ -410,7 +401,6 @@
           </mc:Fallback>
         </mc:AlternateContent>
       </w:r>
-      <w:proofErr w:type="gramStart"/>
       <w:r>
         <w:rPr>
           <w:rFonts w:ascii="Times New Roman" w:hAnsi="Times New Roman" w:cs="Times New Roman"/>
@@ -423,38 +413,14 @@
           <w:rFonts w:ascii="Times New Roman" w:hAnsi="Times New Roman" w:cs="Times New Roman"/>
           <w:sz w:val="24"/>
         </w:rPr>
-        <w:t>{</w:t>
-      </w:r>
-      <w:proofErr w:type="gramEnd"/>
-      <w:r>
-        <w:rPr>
-          <w:rFonts w:ascii="Times New Roman" w:hAnsi="Times New Roman" w:cs="Times New Roman"/>
-          <w:sz w:val="24"/>
-        </w:rPr>
-        <w:t>{pen</w:t>
-      </w:r>
-      <w:proofErr w:type="gramStart"/>
-      <w:r>
-        <w:rPr>
-          <w:rFonts w:ascii="Times New Roman" w:hAnsi="Times New Roman" w:cs="Times New Roman"/>
-          <w:sz w:val="24"/>
-        </w:rPr>
-        <w:t>}}</w:t>
-      </w:r>
-      <w:r>
-        <w:rPr>
-          <w:rFonts w:ascii="Times New Roman" w:hAnsi="Times New Roman" w:cs="Times New Roman"/>
-          <w:sz w:val="24"/>
-        </w:rPr>
-        <w:t xml:space="preserve">   </w:t>
-      </w:r>
-      <w:proofErr w:type="gramEnd"/>
-      <w:r>
-        <w:rPr>
-          <w:rFonts w:ascii="Times New Roman" w:hAnsi="Times New Roman" w:cs="Times New Roman"/>
-          <w:sz w:val="24"/>
-        </w:rPr>
-        <w:t xml:space="preserve">                                                                          </w:t>
+        <w:t>{{pen}}</w:t>
+      </w:r>
+      <w:r>
+        <w:rPr>
+          <w:rFonts w:ascii="Times New Roman" w:hAnsi="Times New Roman" w:cs="Times New Roman"/>
+          <w:sz w:val="24"/>
+        </w:rPr>
+        <w:t xml:space="preserve">                                                                             </w:t>
       </w:r>
       <w:r>
         <w:rPr>
@@ -569,30 +535,14 @@
           <w:rFonts w:ascii="Times New Roman" w:hAnsi="Times New Roman" w:cs="Times New Roman"/>
           <w:sz w:val="24"/>
         </w:rPr>
-        <w:t xml:space="preserve">Name of </w:t>
-      </w:r>
-      <w:proofErr w:type="gramStart"/>
-      <w:r>
-        <w:rPr>
-          <w:rFonts w:ascii="Times New Roman" w:hAnsi="Times New Roman" w:cs="Times New Roman"/>
-          <w:sz w:val="24"/>
-        </w:rPr>
-        <w:t>Student:</w:t>
-      </w:r>
-      <w:r>
-        <w:rPr>
-          <w:rFonts w:ascii="Times New Roman" w:hAnsi="Times New Roman" w:cs="Times New Roman"/>
-          <w:sz w:val="24"/>
-        </w:rPr>
-        <w:t>{</w:t>
-      </w:r>
-      <w:proofErr w:type="gramEnd"/>
-      <w:r>
-        <w:rPr>
-          <w:rFonts w:ascii="Times New Roman" w:hAnsi="Times New Roman" w:cs="Times New Roman"/>
-          <w:sz w:val="24"/>
-        </w:rPr>
-        <w:t>{name}}</w:t>
+        <w:t>Name of Student:</w:t>
+      </w:r>
+      <w:r>
+        <w:rPr>
+          <w:rFonts w:ascii="Times New Roman" w:hAnsi="Times New Roman" w:cs="Times New Roman"/>
+          <w:sz w:val="24"/>
+        </w:rPr>
+        <w:t>{{name}}</w:t>
       </w:r>
       <w:r>
         <w:rPr>
@@ -753,7 +703,6 @@
           </mc:Fallback>
         </mc:AlternateContent>
       </w:r>
-      <w:proofErr w:type="gramStart"/>
       <w:r>
         <w:rPr>
           <w:rFonts w:ascii="Times New Roman" w:hAnsi="Times New Roman" w:cs="Times New Roman"/>
@@ -766,36 +715,13 @@
           <w:rFonts w:ascii="Times New Roman" w:hAnsi="Times New Roman" w:cs="Times New Roman"/>
           <w:sz w:val="24"/>
         </w:rPr>
-        <w:t>{</w:t>
-      </w:r>
-      <w:proofErr w:type="gramEnd"/>
-      <w:r>
-        <w:rPr>
-          <w:rFonts w:ascii="Times New Roman" w:hAnsi="Times New Roman" w:cs="Times New Roman"/>
-          <w:sz w:val="24"/>
-        </w:rPr>
-        <w:t>{class</w:t>
-      </w:r>
-      <w:proofErr w:type="gramStart"/>
-      <w:r>
-        <w:rPr>
-          <w:rFonts w:ascii="Times New Roman" w:hAnsi="Times New Roman" w:cs="Times New Roman"/>
-          <w:sz w:val="24"/>
-        </w:rPr>
-        <w:t>}}</w:t>
-      </w:r>
-      <w:r>
-        <w:rPr>
-          <w:sz w:val="24"/>
-        </w:rPr>
-        <w:t xml:space="preserve">   </w:t>
-      </w:r>
-      <w:proofErr w:type="gramEnd"/>
-      <w:r>
-        <w:rPr>
-          <w:sz w:val="24"/>
-        </w:rPr>
-        <w:t xml:space="preserve">                           </w:t>
+        <w:t>{{class}}</w:t>
+      </w:r>
+      <w:r>
+        <w:rPr>
+          <w:sz w:val="24"/>
+        </w:rPr>
+        <w:t xml:space="preserve">                              </w:t>
       </w:r>
       <w:r>
         <w:rPr>
@@ -831,7 +757,7 @@
         <w:rPr>
           <w:sz w:val="24"/>
         </w:rPr>
-        <w:t xml:space="preserve">           </w:t>
+        <w:t xml:space="preserve">       </w:t>
       </w:r>
       <w:r>
         <w:rPr>
@@ -1120,7 +1046,6 @@
         </w:rPr>
         <w:t>ㅤ</w:t>
       </w:r>
-      <w:proofErr w:type="gramStart"/>
       <w:r>
         <w:rPr>
           <w:rFonts w:ascii="Times New Roman" w:hAnsi="Times New Roman" w:cs="Times New Roman"/>
@@ -1134,16 +1059,7 @@
           <w:sz w:val="24"/>
           <w:szCs w:val="28"/>
         </w:rPr>
-        <w:t>{</w:t>
-      </w:r>
-      <w:proofErr w:type="gramEnd"/>
-      <w:r>
-        <w:rPr>
-          <w:rFonts w:ascii="Times New Roman" w:hAnsi="Times New Roman" w:cs="Times New Roman"/>
-          <w:sz w:val="24"/>
-          <w:szCs w:val="28"/>
-        </w:rPr>
-        <w:t>{titleeeeeeeeeeeeeeeeeeeeeeeeeeeeeeeeeeeeeeeeeeeeeeeeeeeeeeeeeeeeeeeeeeeeeeeeeeeeeeeeeeeeeeeeeeeeeeeeeeeeeeeeeeeeeeeeeeeeeeeeeee}}</w:t>
+        <w:t>{{titleeeeeeeeeeeeeeeeeeeeeeeeeeeeeeeeeeeeeeeeeeeeeeeeeeeeeeeeeeeeeeeeeeeeeeeeeeeeeeeeeeeeeeeeeeeeeeeeeeeeeeeeeeeeeeeeeeeeeeeeeee}}</w:t>
       </w:r>
     </w:p>
     <w:p>
@@ -1271,15 +1187,7 @@
           <w:rFonts w:ascii="Times New Roman" w:hAnsi="Times New Roman" w:cs="Times New Roman"/>
           <w:sz w:val="24"/>
         </w:rPr>
-        <w:t>Practical/ Term Work No.</w:t>
-      </w:r>
-      <w:proofErr w:type="gramStart"/>
-      <w:r>
-        <w:rPr>
-          <w:rFonts w:ascii="Times New Roman" w:hAnsi="Times New Roman" w:cs="Times New Roman"/>
-          <w:sz w:val="24"/>
-        </w:rPr>
-        <w:t>:</w:t>
+        <w:t>Practical/ Term Work No.:</w:t>
       </w:r>
       <w:r>
         <w:rPr>
@@ -1301,16 +1209,7 @@
           <w:noProof/>
           <w:sz w:val="24"/>
         </w:rPr>
-        <w:t>{</w:t>
-      </w:r>
-      <w:proofErr w:type="gramEnd"/>
-      <w:r>
-        <w:rPr>
-          <w:rFonts w:ascii="Times New Roman" w:hAnsi="Times New Roman" w:cs="Times New Roman"/>
-          <w:noProof/>
-          <w:sz w:val="24"/>
-        </w:rPr>
-        <w:t>{practical_no}}</w:t>
+        <w:t>{{practical_no}}</w:t>
       </w:r>
     </w:p>
     <w:p>
@@ -1935,30 +1834,14 @@
           <w:rFonts w:ascii="Times New Roman" w:hAnsi="Times New Roman" w:cs="Times New Roman"/>
           <w:sz w:val="24"/>
         </w:rPr>
-        <w:t xml:space="preserve">Checked </w:t>
-      </w:r>
-      <w:proofErr w:type="gramStart"/>
-      <w:r>
-        <w:rPr>
-          <w:rFonts w:ascii="Times New Roman" w:hAnsi="Times New Roman" w:cs="Times New Roman"/>
-          <w:sz w:val="24"/>
-        </w:rPr>
-        <w:t>By:</w:t>
-      </w:r>
-      <w:r>
-        <w:rPr>
-          <w:rFonts w:ascii="Times New Roman" w:hAnsi="Times New Roman" w:cs="Times New Roman"/>
-          <w:sz w:val="24"/>
-        </w:rPr>
-        <w:t>{</w:t>
-      </w:r>
-      <w:proofErr w:type="gramEnd"/>
-      <w:r>
-        <w:rPr>
-          <w:rFonts w:ascii="Times New Roman" w:hAnsi="Times New Roman" w:cs="Times New Roman"/>
-          <w:sz w:val="24"/>
-        </w:rPr>
-        <w:t>{</w:t>
+        <w:t>Checked By:</w:t>
+      </w:r>
+      <w:r>
+        <w:rPr>
+          <w:rFonts w:ascii="Times New Roman" w:hAnsi="Times New Roman" w:cs="Times New Roman"/>
+          <w:sz w:val="24"/>
+        </w:rPr>
+        <w:t>{{</w:t>
       </w:r>
       <w:proofErr w:type="spellStart"/>
       <w:r>

--- a/template.docx
+++ b/template.docx
@@ -228,6 +228,7 @@
           </mc:Fallback>
         </mc:AlternateContent>
       </w:r>
+      <w:proofErr w:type="gramStart"/>
       <w:r>
         <w:rPr>
           <w:rFonts w:ascii="Times New Roman" w:hAnsi="Times New Roman" w:cs="Times New Roman"/>
@@ -247,7 +248,15 @@
           <w:rFonts w:ascii="Times New Roman" w:hAnsi="Times New Roman" w:cs="Times New Roman"/>
           <w:sz w:val="24"/>
         </w:rPr>
-        <w:t>{{subject}}</w:t>
+        <w:t>{</w:t>
+      </w:r>
+      <w:proofErr w:type="gramEnd"/>
+      <w:r>
+        <w:rPr>
+          <w:rFonts w:ascii="Times New Roman" w:hAnsi="Times New Roman" w:cs="Times New Roman"/>
+          <w:sz w:val="24"/>
+        </w:rPr>
+        <w:t>{subject}}</w:t>
       </w:r>
     </w:p>
     <w:p>
@@ -401,6 +410,7 @@
           </mc:Fallback>
         </mc:AlternateContent>
       </w:r>
+      <w:proofErr w:type="gramStart"/>
       <w:r>
         <w:rPr>
           <w:rFonts w:ascii="Times New Roman" w:hAnsi="Times New Roman" w:cs="Times New Roman"/>
@@ -413,14 +423,38 @@
           <w:rFonts w:ascii="Times New Roman" w:hAnsi="Times New Roman" w:cs="Times New Roman"/>
           <w:sz w:val="24"/>
         </w:rPr>
-        <w:t>{{pen}}</w:t>
-      </w:r>
-      <w:r>
-        <w:rPr>
-          <w:rFonts w:ascii="Times New Roman" w:hAnsi="Times New Roman" w:cs="Times New Roman"/>
-          <w:sz w:val="24"/>
-        </w:rPr>
-        <w:t xml:space="preserve">                                                                             </w:t>
+        <w:t>{</w:t>
+      </w:r>
+      <w:proofErr w:type="gramEnd"/>
+      <w:r>
+        <w:rPr>
+          <w:rFonts w:ascii="Times New Roman" w:hAnsi="Times New Roman" w:cs="Times New Roman"/>
+          <w:sz w:val="24"/>
+        </w:rPr>
+        <w:t>{pen</w:t>
+      </w:r>
+      <w:proofErr w:type="gramStart"/>
+      <w:r>
+        <w:rPr>
+          <w:rFonts w:ascii="Times New Roman" w:hAnsi="Times New Roman" w:cs="Times New Roman"/>
+          <w:sz w:val="24"/>
+        </w:rPr>
+        <w:t>}}</w:t>
+      </w:r>
+      <w:r>
+        <w:rPr>
+          <w:rFonts w:ascii="Times New Roman" w:hAnsi="Times New Roman" w:cs="Times New Roman"/>
+          <w:sz w:val="24"/>
+        </w:rPr>
+        <w:t xml:space="preserve">   </w:t>
+      </w:r>
+      <w:proofErr w:type="gramEnd"/>
+      <w:r>
+        <w:rPr>
+          <w:rFonts w:ascii="Times New Roman" w:hAnsi="Times New Roman" w:cs="Times New Roman"/>
+          <w:sz w:val="24"/>
+        </w:rPr>
+        <w:t xml:space="preserve">                                                                          </w:t>
       </w:r>
       <w:r>
         <w:rPr>
@@ -535,14 +569,30 @@
           <w:rFonts w:ascii="Times New Roman" w:hAnsi="Times New Roman" w:cs="Times New Roman"/>
           <w:sz w:val="24"/>
         </w:rPr>
-        <w:t>Name of Student:</w:t>
-      </w:r>
-      <w:r>
-        <w:rPr>
-          <w:rFonts w:ascii="Times New Roman" w:hAnsi="Times New Roman" w:cs="Times New Roman"/>
-          <w:sz w:val="24"/>
-        </w:rPr>
-        <w:t>{{name}}</w:t>
+        <w:t xml:space="preserve">Name of </w:t>
+      </w:r>
+      <w:proofErr w:type="gramStart"/>
+      <w:r>
+        <w:rPr>
+          <w:rFonts w:ascii="Times New Roman" w:hAnsi="Times New Roman" w:cs="Times New Roman"/>
+          <w:sz w:val="24"/>
+        </w:rPr>
+        <w:t>Student:</w:t>
+      </w:r>
+      <w:r>
+        <w:rPr>
+          <w:rFonts w:ascii="Times New Roman" w:hAnsi="Times New Roman" w:cs="Times New Roman"/>
+          <w:sz w:val="24"/>
+        </w:rPr>
+        <w:t>{</w:t>
+      </w:r>
+      <w:proofErr w:type="gramEnd"/>
+      <w:r>
+        <w:rPr>
+          <w:rFonts w:ascii="Times New Roman" w:hAnsi="Times New Roman" w:cs="Times New Roman"/>
+          <w:sz w:val="24"/>
+        </w:rPr>
+        <w:t>{name}}</w:t>
       </w:r>
       <w:r>
         <w:rPr>
@@ -703,6 +753,7 @@
           </mc:Fallback>
         </mc:AlternateContent>
       </w:r>
+      <w:proofErr w:type="gramStart"/>
       <w:r>
         <w:rPr>
           <w:rFonts w:ascii="Times New Roman" w:hAnsi="Times New Roman" w:cs="Times New Roman"/>
@@ -715,13 +766,36 @@
           <w:rFonts w:ascii="Times New Roman" w:hAnsi="Times New Roman" w:cs="Times New Roman"/>
           <w:sz w:val="24"/>
         </w:rPr>
-        <w:t>{{class}}</w:t>
-      </w:r>
-      <w:r>
-        <w:rPr>
-          <w:sz w:val="24"/>
-        </w:rPr>
-        <w:t xml:space="preserve">                              </w:t>
+        <w:t>{</w:t>
+      </w:r>
+      <w:proofErr w:type="gramEnd"/>
+      <w:r>
+        <w:rPr>
+          <w:rFonts w:ascii="Times New Roman" w:hAnsi="Times New Roman" w:cs="Times New Roman"/>
+          <w:sz w:val="24"/>
+        </w:rPr>
+        <w:t>{class</w:t>
+      </w:r>
+      <w:proofErr w:type="gramStart"/>
+      <w:r>
+        <w:rPr>
+          <w:rFonts w:ascii="Times New Roman" w:hAnsi="Times New Roman" w:cs="Times New Roman"/>
+          <w:sz w:val="24"/>
+        </w:rPr>
+        <w:t>}}</w:t>
+      </w:r>
+      <w:r>
+        <w:rPr>
+          <w:sz w:val="24"/>
+        </w:rPr>
+        <w:t xml:space="preserve">   </w:t>
+      </w:r>
+      <w:proofErr w:type="gramEnd"/>
+      <w:r>
+        <w:rPr>
+          <w:sz w:val="24"/>
+        </w:rPr>
+        <w:t xml:space="preserve">                           </w:t>
       </w:r>
       <w:r>
         <w:rPr>
@@ -757,7 +831,19 @@
         <w:rPr>
           <w:sz w:val="24"/>
         </w:rPr>
-        <w:t xml:space="preserve">       </w:t>
+        <w:t xml:space="preserve">    </w:t>
+      </w:r>
+      <w:r>
+        <w:rPr>
+          <w:sz w:val="24"/>
+        </w:rPr>
+        <w:t xml:space="preserve"> </w:t>
+      </w:r>
+      <w:r>
+        <w:rPr>
+          <w:sz w:val="24"/>
+        </w:rPr>
+        <w:t xml:space="preserve">   </w:t>
       </w:r>
       <w:r>
         <w:rPr>
@@ -1046,6 +1132,7 @@
         </w:rPr>
         <w:t>ㅤ</w:t>
       </w:r>
+      <w:proofErr w:type="gramStart"/>
       <w:r>
         <w:rPr>
           <w:rFonts w:ascii="Times New Roman" w:hAnsi="Times New Roman" w:cs="Times New Roman"/>
@@ -1059,7 +1146,16 @@
           <w:sz w:val="24"/>
           <w:szCs w:val="28"/>
         </w:rPr>
-        <w:t>{{titleeeeeeeeeeeeeeeeeeeeeeeeeeeeeeeeeeeeeeeeeeeeeeeeeeeeeeeeeeeeeeeeeeeeeeeeeeeeeeeeeeeeeeeeeeeeeeeeeeeeeeeeeeeeeeeeeeeeeeeeeee}}</w:t>
+        <w:t>{</w:t>
+      </w:r>
+      <w:proofErr w:type="gramEnd"/>
+      <w:r>
+        <w:rPr>
+          <w:rFonts w:ascii="Times New Roman" w:hAnsi="Times New Roman" w:cs="Times New Roman"/>
+          <w:sz w:val="24"/>
+          <w:szCs w:val="28"/>
+        </w:rPr>
+        <w:t>{titleeeeeeeeeeeeeeeeeeeeeeeeeeeeeeeeeeeeeeeeeeeeeeeeeeeeeeeeeeeeeeeeeeeeeeeeeeeeeeeeeeeeeeeeeeeeeeeeeeeeeeeeeeeeeeeeeeeeeeeeeee}}</w:t>
       </w:r>
     </w:p>
     <w:p>
@@ -1187,7 +1283,15 @@
           <w:rFonts w:ascii="Times New Roman" w:hAnsi="Times New Roman" w:cs="Times New Roman"/>
           <w:sz w:val="24"/>
         </w:rPr>
-        <w:t>Practical/ Term Work No.:</w:t>
+        <w:t>Practical/ Term Work No.</w:t>
+      </w:r>
+      <w:proofErr w:type="gramStart"/>
+      <w:r>
+        <w:rPr>
+          <w:rFonts w:ascii="Times New Roman" w:hAnsi="Times New Roman" w:cs="Times New Roman"/>
+          <w:sz w:val="24"/>
+        </w:rPr>
+        <w:t>:</w:t>
       </w:r>
       <w:r>
         <w:rPr>
@@ -1209,7 +1313,16 @@
           <w:noProof/>
           <w:sz w:val="24"/>
         </w:rPr>
-        <w:t>{{practical_no}}</w:t>
+        <w:t>{</w:t>
+      </w:r>
+      <w:proofErr w:type="gramEnd"/>
+      <w:r>
+        <w:rPr>
+          <w:rFonts w:ascii="Times New Roman" w:hAnsi="Times New Roman" w:cs="Times New Roman"/>
+          <w:noProof/>
+          <w:sz w:val="24"/>
+        </w:rPr>
+        <w:t>{practical_no}}</w:t>
       </w:r>
     </w:p>
     <w:p>
@@ -1834,14 +1947,30 @@
           <w:rFonts w:ascii="Times New Roman" w:hAnsi="Times New Roman" w:cs="Times New Roman"/>
           <w:sz w:val="24"/>
         </w:rPr>
-        <w:t>Checked By:</w:t>
-      </w:r>
-      <w:r>
-        <w:rPr>
-          <w:rFonts w:ascii="Times New Roman" w:hAnsi="Times New Roman" w:cs="Times New Roman"/>
-          <w:sz w:val="24"/>
-        </w:rPr>
-        <w:t>{{</w:t>
+        <w:t xml:space="preserve">Checked </w:t>
+      </w:r>
+      <w:proofErr w:type="gramStart"/>
+      <w:r>
+        <w:rPr>
+          <w:rFonts w:ascii="Times New Roman" w:hAnsi="Times New Roman" w:cs="Times New Roman"/>
+          <w:sz w:val="24"/>
+        </w:rPr>
+        <w:t>By:</w:t>
+      </w:r>
+      <w:r>
+        <w:rPr>
+          <w:rFonts w:ascii="Times New Roman" w:hAnsi="Times New Roman" w:cs="Times New Roman"/>
+          <w:sz w:val="24"/>
+        </w:rPr>
+        <w:t>{</w:t>
+      </w:r>
+      <w:proofErr w:type="gramEnd"/>
+      <w:r>
+        <w:rPr>
+          <w:rFonts w:ascii="Times New Roman" w:hAnsi="Times New Roman" w:cs="Times New Roman"/>
+          <w:sz w:val="24"/>
+        </w:rPr>
+        <w:t>{</w:t>
       </w:r>
       <w:proofErr w:type="spellStart"/>
       <w:r>

--- a/template.docx
+++ b/template.docx
@@ -843,6 +843,12 @@
         <w:rPr>
           <w:sz w:val="24"/>
         </w:rPr>
+        <w:t xml:space="preserve"> </w:t>
+      </w:r>
+      <w:r>
+        <w:rPr>
+          <w:sz w:val="24"/>
+        </w:rPr>
         <w:t xml:space="preserve">   </w:t>
       </w:r>
       <w:r>
@@ -1181,7 +1187,21 @@
           <w:rFonts w:ascii="Times New Roman" w:hAnsi="Times New Roman" w:cs="Times New Roman"/>
           <w:sz w:val="24"/>
         </w:rPr>
-        <w:t xml:space="preserve">                                                                                                                                                                                                                </w:t>
+        <w:t xml:space="preserve">                                                                                                  </w:t>
+      </w:r>
+      <w:r>
+        <w:rPr>
+          <w:rFonts w:ascii="Times New Roman" w:hAnsi="Times New Roman" w:cs="Times New Roman"/>
+          <w:sz w:val="24"/>
+        </w:rPr>
+        <w:t xml:space="preserve"> </w:t>
+      </w:r>
+      <w:r>
+        <w:rPr>
+          <w:rFonts w:ascii="Times New Roman" w:hAnsi="Times New Roman" w:cs="Times New Roman"/>
+          <w:sz w:val="24"/>
+        </w:rPr>
+        <w:t xml:space="preserve">                                                                                                             </w:t>
       </w:r>
     </w:p>
     <w:p>
